--- a/POO/POO_Java.docx
+++ b/POO/POO_Java.docx
@@ -21,425 +21,349 @@
           <w:szCs w:val="30"/>
           <w:lang w:val="pt-BR"/>
         </w:rPr>
-        <w:t>A</w:t>
-      </w:r>
-      <w:r>
+        <w:t>APOSTILA COMPLETA DE JAVA</w:t>
+      </w:r>
+    </w:p>
+    <w:p>
+      <w:pPr>
         <w:rPr>
           <w:b/>
           <w:bCs/>
-          <w:sz w:val="30"/>
-          <w:szCs w:val="30"/>
-          <w:lang w:val="pt-BR"/>
-        </w:rPr>
-        <w:t>POSTILA COMPLETA DE JAVA</w:t>
-      </w:r>
-    </w:p>
-    <w:p>
-      <w:pPr>
+          <w:lang w:val="pt-BR"/>
+        </w:rPr>
+      </w:pPr>
+      <w:r>
         <w:rPr>
           <w:b/>
           <w:bCs/>
           <w:lang w:val="pt-BR"/>
         </w:rPr>
-      </w:pPr>
+        <w:t>Do Zero ao Desenvolvimento Orientado a Objetos</w:t>
+      </w:r>
+    </w:p>
+    <w:p>
       <w:r>
         <w:rPr>
           <w:b/>
           <w:bCs/>
-          <w:lang w:val="pt-BR"/>
-        </w:rPr>
-        <w:t>Do Zero ao Desenvolvimento Orientado a Objetos</w:t>
-      </w:r>
-    </w:p>
-    <w:p>
-      <w:proofErr w:type="spellStart"/>
+        </w:rPr>
+        <w:t>Versão:</w:t>
+      </w:r>
+      <w:r>
+        <w:t xml:space="preserve"> 1.0</w:t>
+      </w:r>
+      <w:r>
+        <w:br/>
+      </w:r>
       <w:r>
         <w:rPr>
           <w:b/>
           <w:bCs/>
         </w:rPr>
-        <w:t>Versão</w:t>
-      </w:r>
-      <w:proofErr w:type="spellEnd"/>
-      <w:r>
+        <w:t>Linguagem:</w:t>
+      </w:r>
+      <w:r>
+        <w:t xml:space="preserve"> Java 21+ (compatível com Java 17 em praticamente todos os exemplos)</w:t>
+      </w:r>
+    </w:p>
+    <w:p/>
+    <w:p>
+      <w:pPr>
         <w:rPr>
           <w:b/>
           <w:bCs/>
-        </w:rPr>
-        <w:t>:</w:t>
-      </w:r>
-      <w:r>
-        <w:t xml:space="preserve"> 1.0</w:t>
-      </w:r>
-      <w:r>
-        <w:br/>
-      </w:r>
-      <w:proofErr w:type="spellStart"/>
+          <w:lang w:val="pt-BR"/>
+        </w:rPr>
+      </w:pPr>
       <w:r>
         <w:rPr>
           <w:b/>
           <w:bCs/>
-        </w:rPr>
-        <w:t>Linguagem</w:t>
-      </w:r>
-      <w:proofErr w:type="spellEnd"/>
-      <w:r>
+          <w:lang w:val="pt-BR"/>
+        </w:rPr>
+        <w:t>PARTE I</w:t>
+      </w:r>
+    </w:p>
+    <w:p>
+      <w:pPr>
         <w:rPr>
           <w:b/>
           <w:bCs/>
-        </w:rPr>
-        <w:t>:</w:t>
-      </w:r>
-      <w:r>
-        <w:t xml:space="preserve"> Java 21+ (</w:t>
-      </w:r>
-      <w:proofErr w:type="spellStart"/>
-      <w:r>
-        <w:t>compatível</w:t>
-      </w:r>
-      <w:proofErr w:type="spellEnd"/>
-      <w:r>
-        <w:t xml:space="preserve"> com Java 17 </w:t>
-      </w:r>
-      <w:proofErr w:type="spellStart"/>
-      <w:r>
-        <w:t>em</w:t>
-      </w:r>
-      <w:proofErr w:type="spellEnd"/>
-      <w:r>
-        <w:t xml:space="preserve"> </w:t>
-      </w:r>
-      <w:proofErr w:type="spellStart"/>
-      <w:r>
-        <w:t>praticamente</w:t>
-      </w:r>
-      <w:proofErr w:type="spellEnd"/>
-      <w:r>
-        <w:t xml:space="preserve"> </w:t>
-      </w:r>
-      <w:proofErr w:type="spellStart"/>
-      <w:r>
-        <w:t>todos</w:t>
-      </w:r>
-      <w:proofErr w:type="spellEnd"/>
-      <w:r>
-        <w:t xml:space="preserve"> </w:t>
-      </w:r>
-      <w:proofErr w:type="spellStart"/>
-      <w:r>
-        <w:t>os</w:t>
-      </w:r>
-      <w:proofErr w:type="spellEnd"/>
-      <w:r>
-        <w:t xml:space="preserve"> </w:t>
-      </w:r>
-      <w:proofErr w:type="spellStart"/>
-      <w:r>
-        <w:t>exemplos</w:t>
-      </w:r>
-      <w:proofErr w:type="spellEnd"/>
-      <w:r>
-        <w:t>)</w:t>
-      </w:r>
-    </w:p>
-    <w:p/>
-    <w:p>
-      <w:pPr>
+          <w:lang w:val="pt-BR"/>
+        </w:rPr>
+      </w:pPr>
+      <w:r>
         <w:rPr>
           <w:b/>
           <w:bCs/>
           <w:lang w:val="pt-BR"/>
         </w:rPr>
-      </w:pPr>
-      <w:r>
+        <w:t>FUNDAMENTOS DA LINGUAGEM JAVA</w:t>
+      </w:r>
+    </w:p>
+    <w:p>
+      <w:pPr>
+        <w:rPr>
+          <w:lang w:val="pt-BR"/>
+        </w:rPr>
+      </w:pPr>
+      <w:r>
+        <w:rPr>
+          <w:lang w:val="pt-BR"/>
+        </w:rPr>
+        <w:pict w14:anchorId="48EAC006">
+          <v:rect id="_x0000_i1025" style="width:0;height:1.5pt" o:hralign="center" o:hrstd="t" o:hr="t" fillcolor="#a0a0a0" stroked="f"/>
+        </w:pict>
+      </w:r>
+    </w:p>
+    <w:p>
+      <w:pPr>
         <w:rPr>
           <w:b/>
           <w:bCs/>
           <w:lang w:val="pt-BR"/>
         </w:rPr>
-        <w:t>PARTE I</w:t>
-      </w:r>
-    </w:p>
-    <w:p>
-      <w:pPr>
+      </w:pPr>
+      <w:r>
         <w:rPr>
           <w:b/>
           <w:bCs/>
           <w:lang w:val="pt-BR"/>
         </w:rPr>
-      </w:pPr>
-      <w:r>
+        <w:t>CAPÍTULO 1</w:t>
+      </w:r>
+    </w:p>
+    <w:p>
+      <w:pPr>
         <w:rPr>
           <w:b/>
           <w:bCs/>
           <w:lang w:val="pt-BR"/>
         </w:rPr>
-        <w:t>FUNDAMENTOS DA LINGUAGEM JAVA</w:t>
-      </w:r>
-    </w:p>
-    <w:p>
-      <w:pPr>
-        <w:rPr>
-          <w:lang w:val="pt-BR"/>
-        </w:rPr>
-      </w:pPr>
-      <w:r>
-        <w:rPr>
-          <w:lang w:val="pt-BR"/>
-        </w:rPr>
-        <w:pict w14:anchorId="48EAC006">
-          <v:rect id="_x0000_i1193" style="width:0;height:1.5pt" o:hralign="center" o:hrstd="t" o:hr="t" fillcolor="#a0a0a0" stroked="f"/>
-        </w:pict>
-      </w:r>
-    </w:p>
-    <w:p>
-      <w:pPr>
+      </w:pPr>
+      <w:r>
         <w:rPr>
           <w:b/>
           <w:bCs/>
           <w:lang w:val="pt-BR"/>
         </w:rPr>
-      </w:pPr>
-      <w:r>
+        <w:t>Introdução ao Java</w:t>
+      </w:r>
+    </w:p>
+    <w:p>
+      <w:pPr>
+        <w:rPr>
+          <w:lang w:val="pt-BR"/>
+        </w:rPr>
+      </w:pPr>
+      <w:r>
+        <w:rPr>
+          <w:lang w:val="pt-BR"/>
+        </w:rPr>
+        <w:pict w14:anchorId="70D5832A">
+          <v:rect id="_x0000_i1026" style="width:0;height:1.5pt" o:hralign="center" o:hrstd="t" o:hr="t" fillcolor="#a0a0a0" stroked="f"/>
+        </w:pict>
+      </w:r>
+    </w:p>
+    <w:p>
+      <w:pPr>
         <w:rPr>
           <w:b/>
           <w:bCs/>
           <w:lang w:val="pt-BR"/>
         </w:rPr>
-        <w:t>CAPÍTULO 1</w:t>
-      </w:r>
-    </w:p>
-    <w:p>
-      <w:pPr>
+      </w:pPr>
+      <w:r>
         <w:rPr>
           <w:b/>
           <w:bCs/>
           <w:lang w:val="pt-BR"/>
         </w:rPr>
-      </w:pPr>
-      <w:r>
+        <w:t>Objetivos do capítulo</w:t>
+      </w:r>
+    </w:p>
+    <w:p>
+      <w:pPr>
+        <w:rPr>
+          <w:lang w:val="pt-BR"/>
+        </w:rPr>
+      </w:pPr>
+      <w:r>
+        <w:rPr>
+          <w:lang w:val="pt-BR"/>
+        </w:rPr>
+        <w:t>Ao final deste capítulo você será capaz de:</w:t>
+      </w:r>
+    </w:p>
+    <w:p>
+      <w:pPr>
+        <w:rPr>
+          <w:lang w:val="pt-BR"/>
+        </w:rPr>
+      </w:pPr>
+      <w:r>
+        <w:rPr>
+          <w:rFonts w:ascii="Segoe UI Symbol" w:hAnsi="Segoe UI Symbol" w:cs="Segoe UI Symbol"/>
+          <w:lang w:val="pt-BR"/>
+        </w:rPr>
+        <w:t>✔</w:t>
+      </w:r>
+      <w:r>
+        <w:rPr>
+          <w:lang w:val="pt-BR"/>
+        </w:rPr>
+        <w:t xml:space="preserve"> Entender o que é Java.</w:t>
+      </w:r>
+    </w:p>
+    <w:p>
+      <w:pPr>
+        <w:rPr>
+          <w:lang w:val="pt-BR"/>
+        </w:rPr>
+      </w:pPr>
+      <w:r>
+        <w:rPr>
+          <w:rFonts w:ascii="Segoe UI Symbol" w:hAnsi="Segoe UI Symbol" w:cs="Segoe UI Symbol"/>
+          <w:lang w:val="pt-BR"/>
+        </w:rPr>
+        <w:t>✔</w:t>
+      </w:r>
+      <w:r>
+        <w:rPr>
+          <w:lang w:val="pt-BR"/>
+        </w:rPr>
+        <w:t xml:space="preserve"> Conhecer sua história.</w:t>
+      </w:r>
+    </w:p>
+    <w:p>
+      <w:pPr>
+        <w:rPr>
+          <w:lang w:val="pt-BR"/>
+        </w:rPr>
+      </w:pPr>
+      <w:r>
+        <w:rPr>
+          <w:rFonts w:ascii="Segoe UI Symbol" w:hAnsi="Segoe UI Symbol" w:cs="Segoe UI Symbol"/>
+          <w:lang w:val="pt-BR"/>
+        </w:rPr>
+        <w:t>✔</w:t>
+      </w:r>
+      <w:r>
+        <w:rPr>
+          <w:lang w:val="pt-BR"/>
+        </w:rPr>
+        <w:t xml:space="preserve"> Compreender por que Java é uma das linguagens mais utilizadas no mundo.</w:t>
+      </w:r>
+    </w:p>
+    <w:p>
+      <w:pPr>
+        <w:rPr>
+          <w:lang w:val="pt-BR"/>
+        </w:rPr>
+      </w:pPr>
+      <w:r>
+        <w:rPr>
+          <w:rFonts w:ascii="Segoe UI Symbol" w:hAnsi="Segoe UI Symbol" w:cs="Segoe UI Symbol"/>
+          <w:lang w:val="pt-BR"/>
+        </w:rPr>
+        <w:t>✔</w:t>
+      </w:r>
+      <w:r>
+        <w:rPr>
+          <w:lang w:val="pt-BR"/>
+        </w:rPr>
+        <w:t xml:space="preserve"> Entender como um programa Java é executado.</w:t>
+      </w:r>
+    </w:p>
+    <w:p>
+      <w:pPr>
+        <w:rPr>
+          <w:lang w:val="pt-BR"/>
+        </w:rPr>
+      </w:pPr>
+      <w:r>
+        <w:rPr>
+          <w:rFonts w:ascii="Segoe UI Symbol" w:hAnsi="Segoe UI Symbol" w:cs="Segoe UI Symbol"/>
+          <w:lang w:val="pt-BR"/>
+        </w:rPr>
+        <w:t>✔</w:t>
+      </w:r>
+      <w:r>
+        <w:rPr>
+          <w:lang w:val="pt-BR"/>
+        </w:rPr>
+        <w:t xml:space="preserve"> Conhecer o ecossistema Java.</w:t>
+      </w:r>
+    </w:p>
+    <w:p>
+      <w:pPr>
+        <w:rPr>
+          <w:lang w:val="pt-BR"/>
+        </w:rPr>
+      </w:pPr>
+      <w:r>
+        <w:rPr>
+          <w:rFonts w:ascii="Segoe UI Symbol" w:hAnsi="Segoe UI Symbol" w:cs="Segoe UI Symbol"/>
+          <w:lang w:val="pt-BR"/>
+        </w:rPr>
+        <w:t>✔</w:t>
+      </w:r>
+      <w:r>
+        <w:rPr>
+          <w:lang w:val="pt-BR"/>
+        </w:rPr>
+        <w:t xml:space="preserve"> Identificar onde Java é utilizado.</w:t>
+      </w:r>
+    </w:p>
+    <w:p>
+      <w:pPr>
+        <w:rPr>
+          <w:lang w:val="pt-BR"/>
+        </w:rPr>
+      </w:pPr>
+      <w:r>
+        <w:rPr>
+          <w:rFonts w:ascii="Segoe UI Symbol" w:hAnsi="Segoe UI Symbol" w:cs="Segoe UI Symbol"/>
+          <w:lang w:val="pt-BR"/>
+        </w:rPr>
+        <w:t>✔</w:t>
+      </w:r>
+      <w:r>
+        <w:rPr>
+          <w:lang w:val="pt-BR"/>
+        </w:rPr>
+        <w:t xml:space="preserve"> Compreender os conceitos de JVM, JRE e JDK (introdução).</w:t>
+      </w:r>
+    </w:p>
+    <w:p>
+      <w:pPr>
+        <w:rPr>
+          <w:lang w:val="pt-BR"/>
+        </w:rPr>
+      </w:pPr>
+      <w:r>
+        <w:rPr>
+          <w:lang w:val="pt-BR"/>
+        </w:rPr>
+        <w:pict w14:anchorId="4A15CC0E">
+          <v:rect id="_x0000_i1027" style="width:0;height:1.5pt" o:hralign="center" o:hrstd="t" o:hr="t" fillcolor="#a0a0a0" stroked="f"/>
+        </w:pict>
+      </w:r>
+    </w:p>
+    <w:p>
+      <w:pPr>
         <w:rPr>
           <w:b/>
           <w:bCs/>
           <w:lang w:val="pt-BR"/>
         </w:rPr>
-        <w:t>Introdução ao Java</w:t>
-      </w:r>
-    </w:p>
-    <w:p>
-      <w:pPr>
-        <w:rPr>
-          <w:lang w:val="pt-BR"/>
-        </w:rPr>
-      </w:pPr>
-      <w:r>
-        <w:rPr>
-          <w:lang w:val="pt-BR"/>
-        </w:rPr>
-        <w:pict w14:anchorId="70D5832A">
-          <v:rect id="_x0000_i1194" style="width:0;height:1.5pt" o:hralign="center" o:hrstd="t" o:hr="t" fillcolor="#a0a0a0" stroked="f"/>
-        </w:pict>
-      </w:r>
-    </w:p>
-    <w:p>
-      <w:pPr>
+      </w:pPr>
+      <w:r>
         <w:rPr>
           <w:b/>
           <w:bCs/>
           <w:lang w:val="pt-BR"/>
         </w:rPr>
-      </w:pPr>
-      <w:r>
-        <w:rPr>
-          <w:b/>
-          <w:bCs/>
-          <w:lang w:val="pt-BR"/>
-        </w:rPr>
-        <w:t>Objetivos do capítulo</w:t>
-      </w:r>
-    </w:p>
-    <w:p>
-      <w:pPr>
-        <w:rPr>
-          <w:lang w:val="pt-BR"/>
-        </w:rPr>
-      </w:pPr>
-      <w:r>
-        <w:rPr>
-          <w:lang w:val="pt-BR"/>
-        </w:rPr>
-        <w:t>Ao final deste capítulo você será capaz de:</w:t>
-      </w:r>
-    </w:p>
-    <w:p>
-      <w:pPr>
-        <w:rPr>
-          <w:lang w:val="pt-BR"/>
-        </w:rPr>
-      </w:pPr>
-      <w:r>
-        <w:rPr>
-          <w:rFonts w:ascii="Segoe UI Symbol" w:hAnsi="Segoe UI Symbol" w:cs="Segoe UI Symbol"/>
-          <w:lang w:val="pt-BR"/>
-        </w:rPr>
-        <w:t>✔</w:t>
-      </w:r>
-      <w:r>
-        <w:rPr>
-          <w:lang w:val="pt-BR"/>
-        </w:rPr>
-        <w:t xml:space="preserve"> Entender o que é Java.</w:t>
-      </w:r>
-    </w:p>
-    <w:p>
-      <w:pPr>
-        <w:rPr>
-          <w:lang w:val="pt-BR"/>
-        </w:rPr>
-      </w:pPr>
-      <w:r>
-        <w:rPr>
-          <w:rFonts w:ascii="Segoe UI Symbol" w:hAnsi="Segoe UI Symbol" w:cs="Segoe UI Symbol"/>
-          <w:lang w:val="pt-BR"/>
-        </w:rPr>
-        <w:t>✔</w:t>
-      </w:r>
-      <w:r>
-        <w:rPr>
-          <w:lang w:val="pt-BR"/>
-        </w:rPr>
-        <w:t xml:space="preserve"> Conhecer sua história.</w:t>
-      </w:r>
-    </w:p>
-    <w:p>
-      <w:pPr>
-        <w:rPr>
-          <w:lang w:val="pt-BR"/>
-        </w:rPr>
-      </w:pPr>
-      <w:r>
-        <w:rPr>
-          <w:rFonts w:ascii="Segoe UI Symbol" w:hAnsi="Segoe UI Symbol" w:cs="Segoe UI Symbol"/>
-          <w:lang w:val="pt-BR"/>
-        </w:rPr>
-        <w:t>✔</w:t>
-      </w:r>
-      <w:r>
-        <w:rPr>
-          <w:lang w:val="pt-BR"/>
-        </w:rPr>
-        <w:t xml:space="preserve"> Compreender por que Java é uma das linguagens mais utilizadas no mundo.</w:t>
-      </w:r>
-    </w:p>
-    <w:p>
-      <w:pPr>
-        <w:rPr>
-          <w:lang w:val="pt-BR"/>
-        </w:rPr>
-      </w:pPr>
-      <w:r>
-        <w:rPr>
-          <w:rFonts w:ascii="Segoe UI Symbol" w:hAnsi="Segoe UI Symbol" w:cs="Segoe UI Symbol"/>
-          <w:lang w:val="pt-BR"/>
-        </w:rPr>
-        <w:t>✔</w:t>
-      </w:r>
-      <w:r>
-        <w:rPr>
-          <w:lang w:val="pt-BR"/>
-        </w:rPr>
-        <w:t xml:space="preserve"> Entender como um programa Java é executado.</w:t>
-      </w:r>
-    </w:p>
-    <w:p>
-      <w:pPr>
-        <w:rPr>
-          <w:lang w:val="pt-BR"/>
-        </w:rPr>
-      </w:pPr>
-      <w:r>
-        <w:rPr>
-          <w:rFonts w:ascii="Segoe UI Symbol" w:hAnsi="Segoe UI Symbol" w:cs="Segoe UI Symbol"/>
-          <w:lang w:val="pt-BR"/>
-        </w:rPr>
-        <w:t>✔</w:t>
-      </w:r>
-      <w:r>
-        <w:rPr>
-          <w:lang w:val="pt-BR"/>
-        </w:rPr>
-        <w:t xml:space="preserve"> Conhecer o ecossistema Java.</w:t>
-      </w:r>
-    </w:p>
-    <w:p>
-      <w:pPr>
-        <w:rPr>
-          <w:lang w:val="pt-BR"/>
-        </w:rPr>
-      </w:pPr>
-      <w:r>
-        <w:rPr>
-          <w:rFonts w:ascii="Segoe UI Symbol" w:hAnsi="Segoe UI Symbol" w:cs="Segoe UI Symbol"/>
-          <w:lang w:val="pt-BR"/>
-        </w:rPr>
-        <w:t>✔</w:t>
-      </w:r>
-      <w:r>
-        <w:rPr>
-          <w:lang w:val="pt-BR"/>
-        </w:rPr>
-        <w:t xml:space="preserve"> Identificar onde Java é utilizado.</w:t>
-      </w:r>
-    </w:p>
-    <w:p>
-      <w:pPr>
-        <w:rPr>
-          <w:lang w:val="pt-BR"/>
-        </w:rPr>
-      </w:pPr>
-      <w:r>
-        <w:rPr>
-          <w:rFonts w:ascii="Segoe UI Symbol" w:hAnsi="Segoe UI Symbol" w:cs="Segoe UI Symbol"/>
-          <w:lang w:val="pt-BR"/>
-        </w:rPr>
-        <w:t>✔</w:t>
-      </w:r>
-      <w:r>
-        <w:rPr>
-          <w:lang w:val="pt-BR"/>
-        </w:rPr>
-        <w:t xml:space="preserve"> Compreender os conceitos de JVM, JRE e JDK (introdução).</w:t>
-      </w:r>
-    </w:p>
-    <w:p>
-      <w:pPr>
-        <w:rPr>
-          <w:lang w:val="pt-BR"/>
-        </w:rPr>
-      </w:pPr>
-      <w:r>
-        <w:rPr>
-          <w:lang w:val="pt-BR"/>
-        </w:rPr>
-        <w:pict w14:anchorId="4A15CC0E">
-          <v:rect id="_x0000_i1195" style="width:0;height:1.5pt" o:hralign="center" o:hrstd="t" o:hr="t" fillcolor="#a0a0a0" stroked="f"/>
-        </w:pict>
-      </w:r>
-    </w:p>
-    <w:p>
-      <w:pPr>
-        <w:rPr>
-          <w:b/>
-          <w:bCs/>
-          <w:lang w:val="pt-BR"/>
-        </w:rPr>
-      </w:pPr>
-      <w:r>
-        <w:rPr>
-          <w:b/>
-          <w:bCs/>
-          <w:lang w:val="pt-BR"/>
-        </w:rPr>
         <w:t>1. O que é Java?</w:t>
       </w:r>
     </w:p>
@@ -453,21 +377,7 @@
         <w:rPr>
           <w:lang w:val="pt-BR"/>
         </w:rPr>
-        <w:t xml:space="preserve">Java é uma linguagem de programação de alto nível, orientada a objetos, fortemente </w:t>
-      </w:r>
-      <w:proofErr w:type="spellStart"/>
-      <w:r>
-        <w:rPr>
-          <w:lang w:val="pt-BR"/>
-        </w:rPr>
-        <w:t>tipada</w:t>
-      </w:r>
-      <w:proofErr w:type="spellEnd"/>
-      <w:r>
-        <w:rPr>
-          <w:lang w:val="pt-BR"/>
-        </w:rPr>
-        <w:t xml:space="preserve"> e projetada para ser independente de plataforma.</w:t>
+        <w:t>Java é uma linguagem de programação de alto nível, orientada a objetos, fortemente tipada e projetada para ser independente de plataforma.</w:t>
       </w:r>
     </w:p>
     <w:p>
@@ -521,7 +431,7 @@
           <w:lang w:val="pt-BR"/>
         </w:rPr>
         <w:pict w14:anchorId="41422135">
-          <v:rect id="_x0000_i1196" style="width:0;height:1.5pt" o:hralign="center" o:hrstd="t" o:hr="t" fillcolor="#a0a0a0" stroked="f"/>
+          <v:rect id="_x0000_i1028" style="width:0;height:1.5pt" o:hralign="center" o:hrstd="t" o:hr="t" fillcolor="#a0a0a0" stroked="f"/>
         </w:pict>
       </w:r>
     </w:p>
@@ -664,19 +574,11 @@
           <w:lang w:val="pt-BR"/>
         </w:rPr>
       </w:pPr>
-      <w:proofErr w:type="spellStart"/>
-      <w:r>
-        <w:rPr>
-          <w:lang w:val="pt-BR"/>
-        </w:rPr>
-        <w:t>macOS</w:t>
-      </w:r>
-      <w:proofErr w:type="spellEnd"/>
-      <w:r>
-        <w:rPr>
-          <w:lang w:val="pt-BR"/>
-        </w:rPr>
-        <w:t xml:space="preserve"> </w:t>
+      <w:r>
+        <w:rPr>
+          <w:lang w:val="pt-BR"/>
+        </w:rPr>
+        <w:t xml:space="preserve">macOS </w:t>
       </w:r>
     </w:p>
     <w:p>
@@ -706,19 +608,11 @@
           <w:lang w:val="pt-BR"/>
         </w:rPr>
       </w:pPr>
-      <w:proofErr w:type="spellStart"/>
-      <w:r>
-        <w:rPr>
-          <w:lang w:val="pt-BR"/>
-        </w:rPr>
-        <w:t>Raspberry</w:t>
-      </w:r>
-      <w:proofErr w:type="spellEnd"/>
-      <w:r>
-        <w:rPr>
-          <w:lang w:val="pt-BR"/>
-        </w:rPr>
-        <w:t xml:space="preserve"> Pi </w:t>
+      <w:r>
+        <w:rPr>
+          <w:lang w:val="pt-BR"/>
+        </w:rPr>
+        <w:t xml:space="preserve">Raspberry Pi </w:t>
       </w:r>
     </w:p>
     <w:p>
@@ -763,364 +657,296 @@
           <w:bCs/>
           <w:lang w:val="pt-BR"/>
         </w:rPr>
-        <w:t xml:space="preserve">Write </w:t>
-      </w:r>
-      <w:proofErr w:type="spellStart"/>
-      <w:r>
+        <w:t>Write Once, Run Anywhere (WORA)</w:t>
+      </w:r>
+    </w:p>
+    <w:p>
+      <w:pPr>
+        <w:rPr>
+          <w:lang w:val="pt-BR"/>
+        </w:rPr>
+      </w:pPr>
+      <w:r>
+        <w:rPr>
+          <w:lang w:val="pt-BR"/>
+        </w:rPr>
+        <w:t>Escreva uma vez.</w:t>
+      </w:r>
+    </w:p>
+    <w:p>
+      <w:pPr>
+        <w:rPr>
+          <w:lang w:val="pt-BR"/>
+        </w:rPr>
+      </w:pPr>
+      <w:r>
+        <w:rPr>
+          <w:lang w:val="pt-BR"/>
+        </w:rPr>
+        <w:t>Execute em qualquer lugar.</w:t>
+      </w:r>
+    </w:p>
+    <w:p>
+      <w:pPr>
+        <w:rPr>
+          <w:lang w:val="pt-BR"/>
+        </w:rPr>
+      </w:pPr>
+      <w:r>
+        <w:rPr>
+          <w:lang w:val="pt-BR"/>
+        </w:rPr>
+        <w:pict w14:anchorId="2100CC37">
+          <v:rect id="_x0000_i1029" style="width:0;height:1.5pt" o:hralign="center" o:hrstd="t" o:hr="t" fillcolor="#a0a0a0" stroked="f"/>
+        </w:pict>
+      </w:r>
+    </w:p>
+    <w:p>
+      <w:pPr>
         <w:rPr>
           <w:b/>
           <w:bCs/>
           <w:lang w:val="pt-BR"/>
         </w:rPr>
-        <w:t>Once</w:t>
-      </w:r>
-      <w:proofErr w:type="spellEnd"/>
+      </w:pPr>
       <w:r>
         <w:rPr>
           <w:b/>
           <w:bCs/>
           <w:lang w:val="pt-BR"/>
         </w:rPr>
-        <w:t xml:space="preserve">, </w:t>
-      </w:r>
-      <w:proofErr w:type="spellStart"/>
+        <w:t>2. História do Java</w:t>
+      </w:r>
+    </w:p>
+    <w:p>
+      <w:pPr>
+        <w:rPr>
+          <w:lang w:val="pt-BR"/>
+        </w:rPr>
+      </w:pPr>
+      <w:r>
+        <w:rPr>
+          <w:lang w:val="pt-BR"/>
+        </w:rPr>
+        <w:t>Java surgiu em 1991.</w:t>
+      </w:r>
+    </w:p>
+    <w:p>
+      <w:pPr>
+        <w:rPr>
+          <w:lang w:val="pt-BR"/>
+        </w:rPr>
+      </w:pPr>
+      <w:r>
+        <w:rPr>
+          <w:lang w:val="pt-BR"/>
+        </w:rPr>
+        <w:t>Foi criado por uma equipe da Sun Microsystems liderada por:</w:t>
+      </w:r>
+    </w:p>
+    <w:p>
+      <w:pPr>
+        <w:rPr>
+          <w:lang w:val="pt-BR"/>
+        </w:rPr>
+      </w:pPr>
       <w:r>
         <w:rPr>
           <w:b/>
           <w:bCs/>
           <w:lang w:val="pt-BR"/>
         </w:rPr>
-        <w:t>Run</w:t>
-      </w:r>
-      <w:proofErr w:type="spellEnd"/>
+        <w:t>James Gosling</w:t>
+      </w:r>
+    </w:p>
+    <w:p>
+      <w:pPr>
+        <w:rPr>
+          <w:lang w:val="pt-BR"/>
+        </w:rPr>
+      </w:pPr>
+      <w:r>
+        <w:rPr>
+          <w:lang w:val="pt-BR"/>
+        </w:rPr>
+        <w:t>O projeto inicialmente chamava-se:</w:t>
+      </w:r>
+    </w:p>
+    <w:p>
+      <w:pPr>
+        <w:rPr>
+          <w:lang w:val="pt-BR"/>
+        </w:rPr>
+      </w:pPr>
       <w:r>
         <w:rPr>
           <w:b/>
           <w:bCs/>
           <w:lang w:val="pt-BR"/>
         </w:rPr>
-        <w:t xml:space="preserve"> </w:t>
-      </w:r>
-      <w:proofErr w:type="spellStart"/>
-      <w:r>
+        <w:lastRenderedPageBreak/>
+        <w:t>Green Project</w:t>
+      </w:r>
+    </w:p>
+    <w:p>
+      <w:pPr>
+        <w:rPr>
+          <w:lang w:val="pt-BR"/>
+        </w:rPr>
+      </w:pPr>
+      <w:r>
+        <w:rPr>
+          <w:lang w:val="pt-BR"/>
+        </w:rPr>
+        <w:t>O objetivo era criar uma linguagem para equipamentos eletrônicos inteligentes.</w:t>
+      </w:r>
+    </w:p>
+    <w:p>
+      <w:pPr>
+        <w:rPr>
+          <w:lang w:val="pt-BR"/>
+        </w:rPr>
+      </w:pPr>
+      <w:r>
+        <w:rPr>
+          <w:lang w:val="pt-BR"/>
+        </w:rPr>
+        <w:t>Na época existiam poucas Smart TVs.</w:t>
+      </w:r>
+    </w:p>
+    <w:p>
+      <w:pPr>
+        <w:rPr>
+          <w:lang w:val="pt-BR"/>
+        </w:rPr>
+      </w:pPr>
+      <w:r>
+        <w:rPr>
+          <w:lang w:val="pt-BR"/>
+        </w:rPr>
+        <w:t>Poucos celulares.</w:t>
+      </w:r>
+    </w:p>
+    <w:p>
+      <w:pPr>
+        <w:rPr>
+          <w:lang w:val="pt-BR"/>
+        </w:rPr>
+      </w:pPr>
+      <w:r>
+        <w:rPr>
+          <w:lang w:val="pt-BR"/>
+        </w:rPr>
+        <w:t>Pouca Internet.</w:t>
+      </w:r>
+    </w:p>
+    <w:p>
+      <w:pPr>
+        <w:rPr>
+          <w:lang w:val="pt-BR"/>
+        </w:rPr>
+      </w:pPr>
+      <w:r>
+        <w:rPr>
+          <w:lang w:val="pt-BR"/>
+        </w:rPr>
+        <w:t>O projeto não teve sucesso comercial.</w:t>
+      </w:r>
+    </w:p>
+    <w:p>
+      <w:pPr>
+        <w:rPr>
+          <w:lang w:val="pt-BR"/>
+        </w:rPr>
+      </w:pPr>
+      <w:r>
+        <w:rPr>
+          <w:lang w:val="pt-BR"/>
+        </w:rPr>
+        <w:t>Entretanto, a equipe percebeu que a linguagem possuía enorme potencial para a Internet.</w:t>
+      </w:r>
+    </w:p>
+    <w:p>
+      <w:pPr>
+        <w:rPr>
+          <w:lang w:val="pt-BR"/>
+        </w:rPr>
+      </w:pPr>
+      <w:r>
+        <w:rPr>
+          <w:lang w:val="pt-BR"/>
+        </w:rPr>
+        <w:t>Em 1995 nasceu oficialmente o Java.</w:t>
+      </w:r>
+    </w:p>
+    <w:p>
+      <w:pPr>
+        <w:rPr>
+          <w:lang w:val="pt-BR"/>
+        </w:rPr>
+      </w:pPr>
+      <w:r>
+        <w:rPr>
+          <w:lang w:val="pt-BR"/>
+        </w:rPr>
+        <w:t>Posteriormente:</w:t>
+      </w:r>
+    </w:p>
+    <w:p>
+      <w:pPr>
+        <w:rPr>
+          <w:lang w:val="pt-BR"/>
+        </w:rPr>
+      </w:pPr>
+      <w:r>
+        <w:rPr>
+          <w:lang w:val="pt-BR"/>
+        </w:rPr>
+        <w:t>Sun Microsystems → Oracle Corporation.</w:t>
+      </w:r>
+    </w:p>
+    <w:p>
+      <w:pPr>
+        <w:rPr>
+          <w:lang w:val="pt-BR"/>
+        </w:rPr>
+      </w:pPr>
+      <w:r>
+        <w:rPr>
+          <w:lang w:val="pt-BR"/>
+        </w:rPr>
+        <w:t>Hoje a Oracle mantém a linguagem Java.</w:t>
+      </w:r>
+    </w:p>
+    <w:p>
+      <w:pPr>
+        <w:rPr>
+          <w:lang w:val="pt-BR"/>
+        </w:rPr>
+      </w:pPr>
+      <w:r>
+        <w:rPr>
+          <w:lang w:val="pt-BR"/>
+        </w:rPr>
+        <w:pict w14:anchorId="36A72B47">
+          <v:rect id="_x0000_i1030" style="width:0;height:1.5pt" o:hralign="center" o:hrstd="t" o:hr="t" fillcolor="#a0a0a0" stroked="f"/>
+        </w:pict>
+      </w:r>
+    </w:p>
+    <w:p>
+      <w:pPr>
         <w:rPr>
           <w:b/>
           <w:bCs/>
           <w:lang w:val="pt-BR"/>
         </w:rPr>
-        <w:t>Anywhere</w:t>
-      </w:r>
-      <w:proofErr w:type="spellEnd"/>
+      </w:pPr>
       <w:r>
         <w:rPr>
           <w:b/>
           <w:bCs/>
           <w:lang w:val="pt-BR"/>
         </w:rPr>
-        <w:t xml:space="preserve"> (WORA)</w:t>
-      </w:r>
-    </w:p>
-    <w:p>
-      <w:pPr>
-        <w:rPr>
-          <w:lang w:val="pt-BR"/>
-        </w:rPr>
-      </w:pPr>
-      <w:r>
-        <w:rPr>
-          <w:lang w:val="pt-BR"/>
-        </w:rPr>
-        <w:t>Escreva uma vez.</w:t>
-      </w:r>
-    </w:p>
-    <w:p>
-      <w:pPr>
-        <w:rPr>
-          <w:lang w:val="pt-BR"/>
-        </w:rPr>
-      </w:pPr>
-      <w:r>
-        <w:rPr>
-          <w:lang w:val="pt-BR"/>
-        </w:rPr>
-        <w:t>Execute em qualquer lugar.</w:t>
-      </w:r>
-    </w:p>
-    <w:p>
-      <w:pPr>
-        <w:rPr>
-          <w:lang w:val="pt-BR"/>
-        </w:rPr>
-      </w:pPr>
-      <w:r>
-        <w:rPr>
-          <w:lang w:val="pt-BR"/>
-        </w:rPr>
-        <w:pict w14:anchorId="2100CC37">
-          <v:rect id="_x0000_i1197" style="width:0;height:1.5pt" o:hralign="center" o:hrstd="t" o:hr="t" fillcolor="#a0a0a0" stroked="f"/>
-        </w:pict>
-      </w:r>
-    </w:p>
-    <w:p>
-      <w:pPr>
-        <w:rPr>
-          <w:b/>
-          <w:bCs/>
-          <w:lang w:val="pt-BR"/>
-        </w:rPr>
-      </w:pPr>
-      <w:r>
-        <w:rPr>
-          <w:b/>
-          <w:bCs/>
-          <w:lang w:val="pt-BR"/>
-        </w:rPr>
-        <w:t>2. História do Java</w:t>
-      </w:r>
-    </w:p>
-    <w:p>
-      <w:pPr>
-        <w:rPr>
-          <w:lang w:val="pt-BR"/>
-        </w:rPr>
-      </w:pPr>
-      <w:r>
-        <w:rPr>
-          <w:lang w:val="pt-BR"/>
-        </w:rPr>
-        <w:t>Java surgiu em 1991.</w:t>
-      </w:r>
-    </w:p>
-    <w:p>
-      <w:pPr>
-        <w:rPr>
-          <w:lang w:val="pt-BR"/>
-        </w:rPr>
-      </w:pPr>
-      <w:r>
-        <w:rPr>
-          <w:lang w:val="pt-BR"/>
-        </w:rPr>
-        <w:t>Foi criado por uma equipe da Sun Microsystems liderada por:</w:t>
-      </w:r>
-    </w:p>
-    <w:p>
-      <w:pPr>
-        <w:rPr>
-          <w:lang w:val="pt-BR"/>
-        </w:rPr>
-      </w:pPr>
-      <w:r>
-        <w:rPr>
-          <w:b/>
-          <w:bCs/>
-          <w:lang w:val="pt-BR"/>
-        </w:rPr>
-        <w:t>James Gosling</w:t>
-      </w:r>
-    </w:p>
-    <w:p>
-      <w:pPr>
-        <w:rPr>
-          <w:lang w:val="pt-BR"/>
-        </w:rPr>
-      </w:pPr>
-      <w:r>
-        <w:rPr>
-          <w:lang w:val="pt-BR"/>
-        </w:rPr>
-        <w:t>O projeto inicialmente chamava-se:</w:t>
-      </w:r>
-    </w:p>
-    <w:p>
-      <w:pPr>
-        <w:rPr>
-          <w:lang w:val="pt-BR"/>
-        </w:rPr>
-      </w:pPr>
-      <w:r>
-        <w:rPr>
-          <w:b/>
-          <w:bCs/>
-          <w:lang w:val="pt-BR"/>
-        </w:rPr>
-        <w:lastRenderedPageBreak/>
-        <w:t>Green Project</w:t>
-      </w:r>
-    </w:p>
-    <w:p>
-      <w:pPr>
-        <w:rPr>
-          <w:lang w:val="pt-BR"/>
-        </w:rPr>
-      </w:pPr>
-      <w:r>
-        <w:rPr>
-          <w:lang w:val="pt-BR"/>
-        </w:rPr>
-        <w:t>O objetivo era criar uma linguagem para equipamentos eletrônicos inteligentes.</w:t>
-      </w:r>
-    </w:p>
-    <w:p>
-      <w:pPr>
-        <w:rPr>
-          <w:lang w:val="pt-BR"/>
-        </w:rPr>
-      </w:pPr>
-      <w:r>
-        <w:rPr>
-          <w:lang w:val="pt-BR"/>
-        </w:rPr>
-        <w:t xml:space="preserve">Na época existiam poucas </w:t>
-      </w:r>
-      <w:proofErr w:type="spellStart"/>
-      <w:r>
-        <w:rPr>
-          <w:lang w:val="pt-BR"/>
-        </w:rPr>
-        <w:t>Smart</w:t>
-      </w:r>
-      <w:proofErr w:type="spellEnd"/>
-      <w:r>
-        <w:rPr>
-          <w:lang w:val="pt-BR"/>
-        </w:rPr>
-        <w:t xml:space="preserve"> TVs.</w:t>
-      </w:r>
-    </w:p>
-    <w:p>
-      <w:pPr>
-        <w:rPr>
-          <w:lang w:val="pt-BR"/>
-        </w:rPr>
-      </w:pPr>
-      <w:r>
-        <w:rPr>
-          <w:lang w:val="pt-BR"/>
-        </w:rPr>
-        <w:t>Poucos celulares.</w:t>
-      </w:r>
-    </w:p>
-    <w:p>
-      <w:pPr>
-        <w:rPr>
-          <w:lang w:val="pt-BR"/>
-        </w:rPr>
-      </w:pPr>
-      <w:r>
-        <w:rPr>
-          <w:lang w:val="pt-BR"/>
-        </w:rPr>
-        <w:t>Pouca Internet.</w:t>
-      </w:r>
-    </w:p>
-    <w:p>
-      <w:pPr>
-        <w:rPr>
-          <w:lang w:val="pt-BR"/>
-        </w:rPr>
-      </w:pPr>
-      <w:r>
-        <w:rPr>
-          <w:lang w:val="pt-BR"/>
-        </w:rPr>
-        <w:t>O projeto não teve sucesso comercial.</w:t>
-      </w:r>
-    </w:p>
-    <w:p>
-      <w:pPr>
-        <w:rPr>
-          <w:lang w:val="pt-BR"/>
-        </w:rPr>
-      </w:pPr>
-      <w:r>
-        <w:rPr>
-          <w:lang w:val="pt-BR"/>
-        </w:rPr>
-        <w:t>Entretanto, a equipe percebeu que a linguagem possuía enorme potencial para a Internet.</w:t>
-      </w:r>
-    </w:p>
-    <w:p>
-      <w:pPr>
-        <w:rPr>
-          <w:lang w:val="pt-BR"/>
-        </w:rPr>
-      </w:pPr>
-      <w:r>
-        <w:rPr>
-          <w:lang w:val="pt-BR"/>
-        </w:rPr>
-        <w:t>Em 1995 nasceu oficialmente o Java.</w:t>
-      </w:r>
-    </w:p>
-    <w:p>
-      <w:pPr>
-        <w:rPr>
-          <w:lang w:val="pt-BR"/>
-        </w:rPr>
-      </w:pPr>
-      <w:r>
-        <w:rPr>
-          <w:lang w:val="pt-BR"/>
-        </w:rPr>
-        <w:t>Posteriormente:</w:t>
-      </w:r>
-    </w:p>
-    <w:p>
-      <w:pPr>
-        <w:rPr>
-          <w:lang w:val="pt-BR"/>
-        </w:rPr>
-      </w:pPr>
-      <w:r>
-        <w:rPr>
-          <w:lang w:val="pt-BR"/>
-        </w:rPr>
-        <w:t>Sun Microsystems → Oracle Corporation.</w:t>
-      </w:r>
-    </w:p>
-    <w:p>
-      <w:pPr>
-        <w:rPr>
-          <w:lang w:val="pt-BR"/>
-        </w:rPr>
-      </w:pPr>
-      <w:r>
-        <w:rPr>
-          <w:lang w:val="pt-BR"/>
-        </w:rPr>
-        <w:t>Hoje a Oracle mantém a linguagem Java.</w:t>
-      </w:r>
-    </w:p>
-    <w:p>
-      <w:pPr>
-        <w:rPr>
-          <w:lang w:val="pt-BR"/>
-        </w:rPr>
-      </w:pPr>
-      <w:r>
-        <w:rPr>
-          <w:lang w:val="pt-BR"/>
-        </w:rPr>
-        <w:pict w14:anchorId="36A72B47">
-          <v:rect id="_x0000_i1198" style="width:0;height:1.5pt" o:hralign="center" o:hrstd="t" o:hr="t" fillcolor="#a0a0a0" stroked="f"/>
-        </w:pict>
-      </w:r>
-    </w:p>
-    <w:p>
-      <w:pPr>
-        <w:rPr>
-          <w:b/>
-          <w:bCs/>
-          <w:lang w:val="pt-BR"/>
-        </w:rPr>
-      </w:pPr>
-      <w:r>
-        <w:rPr>
-          <w:b/>
-          <w:bCs/>
-          <w:lang w:val="pt-BR"/>
-        </w:rPr>
         <w:t>3. Por que Java fez tanto sucesso?</w:t>
       </w:r>
     </w:p>
@@ -1213,7 +1039,7 @@
           <w:lang w:val="pt-BR"/>
         </w:rPr>
         <w:pict w14:anchorId="46341FB4">
-          <v:rect id="_x0000_i1199" style="width:0;height:1.5pt" o:hralign="center" o:hrstd="t" o:hr="t" fillcolor="#a0a0a0" stroked="f"/>
+          <v:rect id="_x0000_i1031" style="width:0;height:1.5pt" o:hralign="center" o:hrstd="t" o:hr="t" fillcolor="#a0a0a0" stroked="f"/>
         </w:pict>
       </w:r>
     </w:p>
@@ -1396,7 +1222,7 @@
           <w:lang w:val="pt-BR"/>
         </w:rPr>
         <w:pict w14:anchorId="58B11F38">
-          <v:rect id="_x0000_i1200" style="width:0;height:1.5pt" o:hralign="center" o:hrstd="t" o:hr="t" fillcolor="#a0a0a0" stroked="f"/>
+          <v:rect id="_x0000_i1032" style="width:0;height:1.5pt" o:hralign="center" o:hrstd="t" o:hr="t" fillcolor="#a0a0a0" stroked="f"/>
         </w:pict>
       </w:r>
     </w:p>
@@ -1436,14 +1262,12 @@
           <w:lang w:val="pt-BR"/>
         </w:rPr>
       </w:pPr>
-      <w:proofErr w:type="spellStart"/>
       <w:r>
         <w:rPr>
           <w:lang w:val="pt-BR"/>
         </w:rPr>
         <w:t>Amazon</w:t>
       </w:r>
-      <w:proofErr w:type="spellEnd"/>
     </w:p>
     <w:p>
       <w:pPr>
@@ -1477,14 +1301,12 @@
           <w:lang w:val="pt-BR"/>
         </w:rPr>
       </w:pPr>
-      <w:proofErr w:type="spellStart"/>
       <w:r>
         <w:rPr>
           <w:lang w:val="pt-BR"/>
         </w:rPr>
         <w:t>Airbnb</w:t>
       </w:r>
-      <w:proofErr w:type="spellEnd"/>
     </w:p>
     <w:p>
       <w:pPr>
@@ -1549,7 +1371,7 @@
           <w:lang w:val="pt-BR"/>
         </w:rPr>
         <w:pict w14:anchorId="1E079797">
-          <v:rect id="_x0000_i1201" style="width:0;height:1.5pt" o:hralign="center" o:hrstd="t" o:hr="t" fillcolor="#a0a0a0" stroked="f"/>
+          <v:rect id="_x0000_i1033" style="width:0;height:1.5pt" o:hralign="center" o:hrstd="t" o:hr="t" fillcolor="#a0a0a0" stroked="f"/>
         </w:pict>
       </w:r>
     </w:p>
@@ -1659,7 +1481,7 @@
           <w:lang w:val="pt-BR"/>
         </w:rPr>
         <w:pict w14:anchorId="244F3314">
-          <v:rect id="_x0000_i1202" style="width:0;height:1.5pt" o:hralign="center" o:hrstd="t" o:hr="t" fillcolor="#a0a0a0" stroked="f"/>
+          <v:rect id="_x0000_i1034" style="width:0;height:1.5pt" o:hralign="center" o:hrstd="t" o:hr="t" fillcolor="#a0a0a0" stroked="f"/>
         </w:pict>
       </w:r>
     </w:p>
@@ -1671,7 +1493,6 @@
           <w:lang w:val="pt-BR"/>
         </w:rPr>
       </w:pPr>
-      <w:proofErr w:type="spellStart"/>
       <w:r>
         <w:rPr>
           <w:b/>
@@ -1680,7 +1501,6 @@
         </w:rPr>
         <w:t>Backend</w:t>
       </w:r>
-      <w:proofErr w:type="spellEnd"/>
     </w:p>
     <w:p>
       <w:pPr>
@@ -1741,29 +1561,25 @@
           <w:lang w:val="pt-BR"/>
         </w:rPr>
       </w:pPr>
-      <w:proofErr w:type="spellStart"/>
       <w:r>
         <w:rPr>
           <w:lang w:val="pt-BR"/>
         </w:rPr>
         <w:t>Quarkus</w:t>
       </w:r>
-      <w:proofErr w:type="spellEnd"/>
-    </w:p>
-    <w:p>
-      <w:pPr>
-        <w:rPr>
-          <w:lang w:val="pt-BR"/>
-        </w:rPr>
-      </w:pPr>
-      <w:proofErr w:type="spellStart"/>
+    </w:p>
+    <w:p>
+      <w:pPr>
+        <w:rPr>
+          <w:lang w:val="pt-BR"/>
+        </w:rPr>
+      </w:pPr>
       <w:r>
         <w:rPr>
           <w:lang w:val="pt-BR"/>
         </w:rPr>
         <w:t>Micronaut</w:t>
       </w:r>
-      <w:proofErr w:type="spellEnd"/>
     </w:p>
     <w:p>
       <w:pPr>
@@ -1776,7 +1592,7 @@
           <w:lang w:val="pt-BR"/>
         </w:rPr>
         <w:pict w14:anchorId="0D675B16">
-          <v:rect id="_x0000_i1203" style="width:0;height:1.5pt" o:hralign="center" o:hrstd="t" o:hr="t" fillcolor="#a0a0a0" stroked="f"/>
+          <v:rect id="_x0000_i1035" style="width:0;height:1.5pt" o:hralign="center" o:hrstd="t" o:hr="t" fillcolor="#a0a0a0" stroked="f"/>
         </w:pict>
       </w:r>
     </w:p>
@@ -1820,21 +1636,7 @@
         <w:rPr>
           <w:lang w:val="pt-BR"/>
         </w:rPr>
-        <w:t xml:space="preserve">Hoje </w:t>
-      </w:r>
-      <w:proofErr w:type="spellStart"/>
-      <w:r>
-        <w:rPr>
-          <w:lang w:val="pt-BR"/>
-        </w:rPr>
-        <w:t>Kotlin</w:t>
-      </w:r>
-      <w:proofErr w:type="spellEnd"/>
-      <w:r>
-        <w:rPr>
-          <w:lang w:val="pt-BR"/>
-        </w:rPr>
-        <w:t xml:space="preserve"> é preferido, mas milhões de aplicativos continuam escritos em Java.</w:t>
+        <w:t>Hoje Kotlin é preferido, mas milhões de aplicativos continuam escritos em Java.</w:t>
       </w:r>
     </w:p>
     <w:p>
@@ -1848,7 +1650,7 @@
           <w:lang w:val="pt-BR"/>
         </w:rPr>
         <w:pict w14:anchorId="511E2625">
-          <v:rect id="_x0000_i1204" style="width:0;height:1.5pt" o:hralign="center" o:hrstd="t" o:hr="t" fillcolor="#a0a0a0" stroked="f"/>
+          <v:rect id="_x0000_i1036" style="width:0;height:1.5pt" o:hralign="center" o:hrstd="t" o:hr="t" fillcolor="#a0a0a0" stroked="f"/>
         </w:pict>
       </w:r>
     </w:p>
@@ -1879,21 +1681,7 @@
         <w:rPr>
           <w:lang w:val="pt-BR"/>
         </w:rPr>
-        <w:t xml:space="preserve">Frameworks como </w:t>
-      </w:r>
-      <w:proofErr w:type="spellStart"/>
-      <w:r>
-        <w:rPr>
-          <w:lang w:val="pt-BR"/>
-        </w:rPr>
-        <w:t>Hadoop</w:t>
-      </w:r>
-      <w:proofErr w:type="spellEnd"/>
-      <w:r>
-        <w:rPr>
-          <w:lang w:val="pt-BR"/>
-        </w:rPr>
-        <w:t xml:space="preserve"> foram escritos em Java.</w:t>
+        <w:t>Frameworks como Hadoop foram escritos em Java.</w:t>
       </w:r>
     </w:p>
     <w:p>
@@ -1907,7 +1695,7 @@
           <w:lang w:val="pt-BR"/>
         </w:rPr>
         <w:pict w14:anchorId="0CAA3A67">
-          <v:rect id="_x0000_i1205" style="width:0;height:1.5pt" o:hralign="center" o:hrstd="t" o:hr="t" fillcolor="#a0a0a0" stroked="f"/>
+          <v:rect id="_x0000_i1037" style="width:0;height:1.5pt" o:hralign="center" o:hrstd="t" o:hr="t" fillcolor="#a0a0a0" stroked="f"/>
         </w:pict>
       </w:r>
     </w:p>
@@ -1991,7 +1779,7 @@
           <w:lang w:val="pt-BR"/>
         </w:rPr>
         <w:pict w14:anchorId="798F368A">
-          <v:rect id="_x0000_i1206" style="width:0;height:1.5pt" o:hralign="center" o:hrstd="t" o:hr="t" fillcolor="#a0a0a0" stroked="f"/>
+          <v:rect id="_x0000_i1038" style="width:0;height:1.5pt" o:hralign="center" o:hrstd="t" o:hr="t" fillcolor="#a0a0a0" stroked="f"/>
         </w:pict>
       </w:r>
     </w:p>
@@ -2036,7 +1824,7 @@
           <w:lang w:val="pt-BR"/>
         </w:rPr>
         <w:pict w14:anchorId="062C4406">
-          <v:rect id="_x0000_i1207" style="width:0;height:1.5pt" o:hralign="center" o:hrstd="t" o:hr="t" fillcolor="#a0a0a0" stroked="f"/>
+          <v:rect id="_x0000_i1039" style="width:0;height:1.5pt" o:hralign="center" o:hrstd="t" o:hr="t" fillcolor="#a0a0a0" stroked="f"/>
         </w:pict>
       </w:r>
     </w:p>
@@ -2095,7 +1883,7 @@
         </w:rPr>
         <w:lastRenderedPageBreak/>
         <w:pict w14:anchorId="6B3A3F44">
-          <v:rect id="_x0000_i1208" style="width:0;height:1.5pt" o:hralign="center" o:hrstd="t" o:hr="t" fillcolor="#a0a0a0" stroked="f"/>
+          <v:rect id="_x0000_i1040" style="width:0;height:1.5pt" o:hralign="center" o:hrstd="t" o:hr="t" fillcolor="#a0a0a0" stroked="f"/>
         </w:pict>
       </w:r>
     </w:p>
@@ -2113,108 +1901,90 @@
           <w:bCs/>
           <w:lang w:val="pt-BR"/>
         </w:rPr>
-        <w:t xml:space="preserve">Fortemente </w:t>
-      </w:r>
-      <w:proofErr w:type="spellStart"/>
-      <w:r>
+        <w:t>Fortemente Tipada</w:t>
+      </w:r>
+    </w:p>
+    <w:p>
+      <w:pPr>
+        <w:rPr>
+          <w:lang w:val="pt-BR"/>
+        </w:rPr>
+      </w:pPr>
+      <w:r>
+        <w:rPr>
+          <w:lang w:val="pt-BR"/>
+        </w:rPr>
+        <w:t>Toda variável possui um tipo.</w:t>
+      </w:r>
+    </w:p>
+    <w:p>
+      <w:pPr>
+        <w:rPr>
+          <w:lang w:val="pt-BR"/>
+        </w:rPr>
+      </w:pPr>
+      <w:r>
+        <w:rPr>
+          <w:lang w:val="pt-BR"/>
+        </w:rPr>
+        <w:t>Exemplo:</w:t>
+      </w:r>
+    </w:p>
+    <w:p>
+      <w:pPr>
+        <w:rPr>
+          <w:lang w:val="pt-BR"/>
+        </w:rPr>
+      </w:pPr>
+      <w:r>
+        <w:rPr>
+          <w:lang w:val="pt-BR"/>
+        </w:rPr>
+        <w:t>int idade = 20;</w:t>
+      </w:r>
+    </w:p>
+    <w:p>
+      <w:pPr>
+        <w:rPr>
+          <w:lang w:val="pt-BR"/>
+        </w:rPr>
+      </w:pPr>
+      <w:r>
+        <w:rPr>
+          <w:lang w:val="pt-BR"/>
+        </w:rPr>
+        <w:t>Não é possível colocar um texto dentro dessa variável.</w:t>
+      </w:r>
+    </w:p>
+    <w:p>
+      <w:pPr>
+        <w:rPr>
+          <w:lang w:val="pt-BR"/>
+        </w:rPr>
+      </w:pPr>
+      <w:r>
+        <w:rPr>
+          <w:lang w:val="pt-BR"/>
+        </w:rPr>
+        <w:pict w14:anchorId="349A1089">
+          <v:rect id="_x0000_i1041" style="width:0;height:1.5pt" o:hralign="center" o:hrstd="t" o:hr="t" fillcolor="#a0a0a0" stroked="f"/>
+        </w:pict>
+      </w:r>
+    </w:p>
+    <w:p>
+      <w:pPr>
         <w:rPr>
           <w:b/>
           <w:bCs/>
           <w:lang w:val="pt-BR"/>
         </w:rPr>
-        <w:t>Tipada</w:t>
-      </w:r>
-      <w:proofErr w:type="spellEnd"/>
-    </w:p>
-    <w:p>
-      <w:pPr>
-        <w:rPr>
-          <w:lang w:val="pt-BR"/>
-        </w:rPr>
-      </w:pPr>
-      <w:r>
-        <w:rPr>
-          <w:lang w:val="pt-BR"/>
-        </w:rPr>
-        <w:t>Toda variável possui um tipo.</w:t>
-      </w:r>
-    </w:p>
-    <w:p>
-      <w:pPr>
-        <w:rPr>
-          <w:lang w:val="pt-BR"/>
-        </w:rPr>
-      </w:pPr>
-      <w:r>
-        <w:rPr>
-          <w:lang w:val="pt-BR"/>
-        </w:rPr>
-        <w:t>Exemplo:</w:t>
-      </w:r>
-    </w:p>
-    <w:p>
-      <w:pPr>
-        <w:rPr>
-          <w:lang w:val="pt-BR"/>
-        </w:rPr>
-      </w:pPr>
-      <w:proofErr w:type="spellStart"/>
-      <w:r>
-        <w:rPr>
-          <w:lang w:val="pt-BR"/>
-        </w:rPr>
-        <w:t>int</w:t>
-      </w:r>
-      <w:proofErr w:type="spellEnd"/>
-      <w:r>
-        <w:rPr>
-          <w:lang w:val="pt-BR"/>
-        </w:rPr>
-        <w:t xml:space="preserve"> idade = 20;</w:t>
-      </w:r>
-    </w:p>
-    <w:p>
-      <w:pPr>
-        <w:rPr>
-          <w:lang w:val="pt-BR"/>
-        </w:rPr>
-      </w:pPr>
-      <w:r>
-        <w:rPr>
-          <w:lang w:val="pt-BR"/>
-        </w:rPr>
-        <w:t>Não é possível colocar um texto dentro dessa variável.</w:t>
-      </w:r>
-    </w:p>
-    <w:p>
-      <w:pPr>
-        <w:rPr>
-          <w:lang w:val="pt-BR"/>
-        </w:rPr>
-      </w:pPr>
-      <w:r>
-        <w:rPr>
-          <w:lang w:val="pt-BR"/>
-        </w:rPr>
-        <w:pict w14:anchorId="349A1089">
-          <v:rect id="_x0000_i1209" style="width:0;height:1.5pt" o:hralign="center" o:hrstd="t" o:hr="t" fillcolor="#a0a0a0" stroked="f"/>
-        </w:pict>
-      </w:r>
-    </w:p>
-    <w:p>
-      <w:pPr>
+      </w:pPr>
+      <w:r>
         <w:rPr>
           <w:b/>
           <w:bCs/>
           <w:lang w:val="pt-BR"/>
         </w:rPr>
-      </w:pPr>
-      <w:r>
-        <w:rPr>
-          <w:b/>
-          <w:bCs/>
-          <w:lang w:val="pt-BR"/>
-        </w:rPr>
         <w:t>Independente de Plataforma</w:t>
       </w:r>
     </w:p>
@@ -2242,7 +2012,7 @@
           <w:lang w:val="pt-BR"/>
         </w:rPr>
         <w:pict w14:anchorId="157922ED">
-          <v:rect id="_x0000_i1210" style="width:0;height:1.5pt" o:hralign="center" o:hrstd="t" o:hr="t" fillcolor="#a0a0a0" stroked="f"/>
+          <v:rect id="_x0000_i1042" style="width:0;height:1.5pt" o:hralign="center" o:hrstd="t" o:hr="t" fillcolor="#a0a0a0" stroked="f"/>
         </w:pict>
       </w:r>
     </w:p>
@@ -2351,7 +2121,7 @@
           <w:lang w:val="pt-BR"/>
         </w:rPr>
         <w:pict w14:anchorId="633D98B1">
-          <v:rect id="_x0000_i1211" style="width:0;height:1.5pt" o:hralign="center" o:hrstd="t" o:hr="t" fillcolor="#a0a0a0" stroked="f"/>
+          <v:rect id="_x0000_i1043" style="width:0;height:1.5pt" o:hralign="center" o:hrstd="t" o:hr="t" fillcolor="#a0a0a0" stroked="f"/>
         </w:pict>
       </w:r>
     </w:p>
@@ -2396,7 +2166,7 @@
           <w:lang w:val="pt-BR"/>
         </w:rPr>
         <w:pict w14:anchorId="4D1799CA">
-          <v:rect id="_x0000_i1212" style="width:0;height:1.5pt" o:hralign="center" o:hrstd="t" o:hr="t" fillcolor="#a0a0a0" stroked="f"/>
+          <v:rect id="_x0000_i1044" style="width:0;height:1.5pt" o:hralign="center" o:hrstd="t" o:hr="t" fillcolor="#a0a0a0" stroked="f"/>
         </w:pict>
       </w:r>
     </w:p>
@@ -2408,7 +2178,6 @@
           <w:lang w:val="pt-BR"/>
         </w:rPr>
       </w:pPr>
-      <w:proofErr w:type="spellStart"/>
       <w:r>
         <w:rPr>
           <w:b/>
@@ -2417,7 +2186,6 @@
         </w:rPr>
         <w:t>Multithread</w:t>
       </w:r>
-      <w:proofErr w:type="spellEnd"/>
     </w:p>
     <w:p>
       <w:pPr>
@@ -2534,7 +2302,7 @@
           <w:lang w:val="pt-BR"/>
         </w:rPr>
         <w:pict w14:anchorId="1D73ABE8">
-          <v:rect id="_x0000_i1213" style="width:0;height:1.5pt" o:hralign="center" o:hrstd="t" o:hr="t" fillcolor="#a0a0a0" stroked="f"/>
+          <v:rect id="_x0000_i1045" style="width:0;height:1.5pt" o:hralign="center" o:hrstd="t" o:hr="t" fillcolor="#a0a0a0" stroked="f"/>
         </w:pict>
       </w:r>
     </w:p>
@@ -2565,21 +2333,7 @@
         <w:rPr>
           <w:lang w:val="pt-BR"/>
         </w:rPr>
-        <w:t xml:space="preserve">Embora utilize uma Máquina Virtual, o compilador JIT (Just-In-Time </w:t>
-      </w:r>
-      <w:proofErr w:type="spellStart"/>
-      <w:r>
-        <w:rPr>
-          <w:lang w:val="pt-BR"/>
-        </w:rPr>
-        <w:t>Compiler</w:t>
-      </w:r>
-      <w:proofErr w:type="spellEnd"/>
-      <w:r>
-        <w:rPr>
-          <w:lang w:val="pt-BR"/>
-        </w:rPr>
-        <w:t>) otimiza a execução do código, permitindo que aplicações Java modernas tenham desempenho muito elevado.</w:t>
+        <w:t>Embora utilize uma Máquina Virtual, o compilador JIT (Just-In-Time Compiler) otimiza a execução do código, permitindo que aplicações Java modernas tenham desempenho muito elevado.</w:t>
       </w:r>
     </w:p>
     <w:p>
@@ -2593,7 +2347,7 @@
           <w:lang w:val="pt-BR"/>
         </w:rPr>
         <w:pict w14:anchorId="7996AEBB">
-          <v:rect id="_x0000_i1214" style="width:0;height:1.5pt" o:hralign="center" o:hrstd="t" o:hr="t" fillcolor="#a0a0a0" stroked="f"/>
+          <v:rect id="_x0000_i1046" style="width:0;height:1.5pt" o:hralign="center" o:hrstd="t" o:hr="t" fillcolor="#a0a0a0" stroked="f"/>
         </w:pict>
       </w:r>
     </w:p>
@@ -2783,7 +2537,7 @@
           <w:lang w:val="pt-BR"/>
         </w:rPr>
         <w:pict w14:anchorId="24BA38C4">
-          <v:rect id="_x0000_i1215" style="width:0;height:1.5pt" o:hralign="center" o:hrstd="t" o:hr="t" fillcolor="#a0a0a0" stroked="f"/>
+          <v:rect id="_x0000_i1047" style="width:0;height:1.5pt" o:hralign="center" o:hrstd="t" o:hr="t" fillcolor="#a0a0a0" stroked="f"/>
         </w:pict>
       </w:r>
     </w:p>
@@ -2844,21 +2598,7 @@
         <w:rPr>
           <w:lang w:val="pt-BR"/>
         </w:rPr>
-        <w:t>Criamos um arquivo com extensão .</w:t>
-      </w:r>
-      <w:proofErr w:type="spellStart"/>
-      <w:r>
-        <w:rPr>
-          <w:lang w:val="pt-BR"/>
-        </w:rPr>
-        <w:t>java</w:t>
-      </w:r>
-      <w:proofErr w:type="spellEnd"/>
-      <w:r>
-        <w:rPr>
-          <w:lang w:val="pt-BR"/>
-        </w:rPr>
-        <w:t>.</w:t>
+        <w:t>Criamos um arquivo com extensão .java.</w:t>
       </w:r>
     </w:p>
     <w:p>
@@ -2880,186 +2620,44 @@
           <w:lang w:val="pt-BR"/>
         </w:rPr>
       </w:pPr>
-      <w:proofErr w:type="spellStart"/>
-      <w:r>
-        <w:rPr>
-          <w:lang w:val="pt-BR"/>
-        </w:rPr>
-        <w:t>public</w:t>
-      </w:r>
-      <w:proofErr w:type="spellEnd"/>
-      <w:r>
-        <w:rPr>
-          <w:lang w:val="pt-BR"/>
-        </w:rPr>
-        <w:t xml:space="preserve"> </w:t>
-      </w:r>
-      <w:proofErr w:type="spellStart"/>
-      <w:r>
-        <w:rPr>
-          <w:lang w:val="pt-BR"/>
-        </w:rPr>
-        <w:t>class</w:t>
-      </w:r>
-      <w:proofErr w:type="spellEnd"/>
-      <w:r>
-        <w:rPr>
-          <w:lang w:val="pt-BR"/>
-        </w:rPr>
-        <w:t xml:space="preserve"> </w:t>
-      </w:r>
-      <w:proofErr w:type="spellStart"/>
-      <w:r>
-        <w:rPr>
-          <w:lang w:val="pt-BR"/>
-        </w:rPr>
-        <w:t>OlaMundo</w:t>
-      </w:r>
-      <w:proofErr w:type="spellEnd"/>
-      <w:r>
-        <w:rPr>
-          <w:lang w:val="pt-BR"/>
-        </w:rPr>
-        <w:t xml:space="preserve"> {</w:t>
-      </w:r>
-    </w:p>
-    <w:p>
-      <w:pPr>
-        <w:rPr>
-          <w:lang w:val="pt-BR"/>
-        </w:rPr>
-      </w:pPr>
-    </w:p>
-    <w:p>
-      <w:pPr>
-        <w:rPr>
-          <w:lang w:val="pt-BR"/>
-        </w:rPr>
-      </w:pPr>
-      <w:r>
-        <w:rPr>
-          <w:lang w:val="pt-BR"/>
-        </w:rPr>
-        <w:t xml:space="preserve">    </w:t>
-      </w:r>
-      <w:proofErr w:type="spellStart"/>
-      <w:r>
-        <w:rPr>
-          <w:lang w:val="pt-BR"/>
-        </w:rPr>
-        <w:t>public</w:t>
-      </w:r>
-      <w:proofErr w:type="spellEnd"/>
-      <w:r>
-        <w:rPr>
-          <w:lang w:val="pt-BR"/>
-        </w:rPr>
-        <w:t xml:space="preserve"> </w:t>
-      </w:r>
-      <w:proofErr w:type="spellStart"/>
-      <w:r>
-        <w:rPr>
-          <w:lang w:val="pt-BR"/>
-        </w:rPr>
-        <w:t>static</w:t>
-      </w:r>
-      <w:proofErr w:type="spellEnd"/>
-      <w:r>
-        <w:rPr>
-          <w:lang w:val="pt-BR"/>
-        </w:rPr>
-        <w:t xml:space="preserve"> </w:t>
-      </w:r>
-      <w:proofErr w:type="spellStart"/>
-      <w:r>
-        <w:rPr>
-          <w:lang w:val="pt-BR"/>
-        </w:rPr>
-        <w:t>void</w:t>
-      </w:r>
-      <w:proofErr w:type="spellEnd"/>
-      <w:r>
-        <w:rPr>
-          <w:lang w:val="pt-BR"/>
-        </w:rPr>
-        <w:t xml:space="preserve"> </w:t>
-      </w:r>
-      <w:proofErr w:type="spellStart"/>
-      <w:proofErr w:type="gramStart"/>
-      <w:r>
-        <w:rPr>
-          <w:lang w:val="pt-BR"/>
-        </w:rPr>
-        <w:t>main</w:t>
-      </w:r>
-      <w:proofErr w:type="spellEnd"/>
-      <w:r>
-        <w:rPr>
-          <w:lang w:val="pt-BR"/>
-        </w:rPr>
-        <w:t>(</w:t>
-      </w:r>
-      <w:proofErr w:type="spellStart"/>
-      <w:r>
-        <w:rPr>
-          <w:lang w:val="pt-BR"/>
-        </w:rPr>
-        <w:t>String</w:t>
-      </w:r>
-      <w:proofErr w:type="spellEnd"/>
-      <w:r>
-        <w:rPr>
-          <w:lang w:val="pt-BR"/>
-        </w:rPr>
-        <w:t>[</w:t>
-      </w:r>
-      <w:proofErr w:type="gramEnd"/>
-      <w:r>
-        <w:rPr>
-          <w:lang w:val="pt-BR"/>
-        </w:rPr>
-        <w:t xml:space="preserve">] </w:t>
-      </w:r>
-      <w:proofErr w:type="spellStart"/>
-      <w:r>
-        <w:rPr>
-          <w:lang w:val="pt-BR"/>
-        </w:rPr>
-        <w:t>args</w:t>
-      </w:r>
-      <w:proofErr w:type="spellEnd"/>
-      <w:r>
-        <w:rPr>
-          <w:lang w:val="pt-BR"/>
-        </w:rPr>
-        <w:t>) {</w:t>
-      </w:r>
-    </w:p>
-    <w:p>
-      <w:pPr>
-        <w:rPr>
-          <w:lang w:val="pt-BR"/>
-        </w:rPr>
-      </w:pPr>
-      <w:r>
-        <w:rPr>
-          <w:lang w:val="pt-BR"/>
-        </w:rPr>
-        <w:t xml:space="preserve">        </w:t>
-      </w:r>
-      <w:proofErr w:type="spellStart"/>
-      <w:r>
-        <w:rPr>
-          <w:lang w:val="pt-BR"/>
-        </w:rPr>
-        <w:t>System.out.println</w:t>
-      </w:r>
-      <w:proofErr w:type="spellEnd"/>
-      <w:r>
-        <w:rPr>
-          <w:lang w:val="pt-BR"/>
-        </w:rPr>
-        <w:t>("Olá, Mundo!");</w:t>
+      <w:r>
+        <w:rPr>
+          <w:lang w:val="pt-BR"/>
+        </w:rPr>
+        <w:t>public class OlaMundo {</w:t>
+      </w:r>
+    </w:p>
+    <w:p>
+      <w:pPr>
+        <w:rPr>
+          <w:lang w:val="pt-BR"/>
+        </w:rPr>
+      </w:pPr>
+    </w:p>
+    <w:p>
+      <w:pPr>
+        <w:rPr>
+          <w:lang w:val="pt-BR"/>
+        </w:rPr>
+      </w:pPr>
+      <w:r>
+        <w:rPr>
+          <w:lang w:val="pt-BR"/>
+        </w:rPr>
+        <w:t xml:space="preserve">    public static void main(String[] args) {</w:t>
+      </w:r>
+    </w:p>
+    <w:p>
+      <w:pPr>
+        <w:rPr>
+          <w:lang w:val="pt-BR"/>
+        </w:rPr>
+      </w:pPr>
+      <w:r>
+        <w:rPr>
+          <w:lang w:val="pt-BR"/>
+        </w:rPr>
+        <w:t xml:space="preserve">        System.out.println("Olá, Mundo!");</w:t>
       </w:r>
     </w:p>
     <w:p>
@@ -3106,7 +2704,7 @@
           <w:lang w:val="pt-BR"/>
         </w:rPr>
         <w:pict w14:anchorId="1720825C">
-          <v:rect id="_x0000_i1216" style="width:0;height:1.5pt" o:hralign="center" o:hrstd="t" o:hr="t" fillcolor="#a0a0a0" stroked="f"/>
+          <v:rect id="_x0000_i1048" style="width:0;height:1.5pt" o:hralign="center" o:hrstd="t" o:hr="t" fillcolor="#a0a0a0" stroked="f"/>
         </w:pict>
       </w:r>
     </w:p>
@@ -3137,23 +2735,8 @@
         <w:rPr>
           <w:lang w:val="pt-BR"/>
         </w:rPr>
-        <w:t>O compilador (</w:t>
-      </w:r>
-      <w:proofErr w:type="spellStart"/>
-      <w:r>
-        <w:rPr>
-          <w:lang w:val="pt-BR"/>
-        </w:rPr>
-        <w:t>javac</w:t>
-      </w:r>
-      <w:proofErr w:type="spellEnd"/>
-      <w:r>
-        <w:rPr>
-          <w:lang w:val="pt-BR"/>
-        </w:rPr>
-        <w:t xml:space="preserve">) transforma o código-fonte em </w:t>
-      </w:r>
-      <w:proofErr w:type="spellStart"/>
+        <w:t xml:space="preserve">O compilador (javac) transforma o código-fonte em </w:t>
+      </w:r>
       <w:r>
         <w:rPr>
           <w:b/>
@@ -3162,67 +2745,24 @@
         </w:rPr>
         <w:t>bytecode</w:t>
       </w:r>
-      <w:proofErr w:type="spellEnd"/>
-      <w:r>
-        <w:rPr>
-          <w:lang w:val="pt-BR"/>
-        </w:rPr>
-        <w:t xml:space="preserve">, gerando um </w:t>
-      </w:r>
-      <w:proofErr w:type="gramStart"/>
-      <w:r>
-        <w:rPr>
-          <w:lang w:val="pt-BR"/>
-        </w:rPr>
-        <w:t>arquivo .</w:t>
-      </w:r>
-      <w:proofErr w:type="gramEnd"/>
-      <w:r>
-        <w:rPr>
-          <w:lang w:val="pt-BR"/>
-        </w:rPr>
-        <w:t>class.</w:t>
-      </w:r>
-    </w:p>
-    <w:p>
-      <w:pPr>
-        <w:rPr>
-          <w:lang w:val="pt-BR"/>
-        </w:rPr>
-      </w:pPr>
-      <w:r>
-        <w:rPr>
-          <w:lang w:val="pt-BR"/>
-        </w:rPr>
-        <w:t xml:space="preserve">Esse </w:t>
-      </w:r>
-      <w:proofErr w:type="spellStart"/>
-      <w:r>
-        <w:rPr>
-          <w:lang w:val="pt-BR"/>
-        </w:rPr>
-        <w:t>bytecode</w:t>
-      </w:r>
-      <w:proofErr w:type="spellEnd"/>
-      <w:r>
-        <w:rPr>
-          <w:lang w:val="pt-BR"/>
-        </w:rPr>
-        <w:t xml:space="preserve"> não é específico de Windows, Linux ou </w:t>
-      </w:r>
-      <w:proofErr w:type="spellStart"/>
-      <w:r>
-        <w:rPr>
-          <w:lang w:val="pt-BR"/>
-        </w:rPr>
-        <w:t>macOS</w:t>
-      </w:r>
-      <w:proofErr w:type="spellEnd"/>
-      <w:r>
-        <w:rPr>
-          <w:lang w:val="pt-BR"/>
-        </w:rPr>
-        <w:t>.</w:t>
+      <w:r>
+        <w:rPr>
+          <w:lang w:val="pt-BR"/>
+        </w:rPr>
+        <w:t>, gerando um arquivo .class.</w:t>
+      </w:r>
+    </w:p>
+    <w:p>
+      <w:pPr>
+        <w:rPr>
+          <w:lang w:val="pt-BR"/>
+        </w:rPr>
+      </w:pPr>
+      <w:r>
+        <w:rPr>
+          <w:lang w:val="pt-BR"/>
+        </w:rPr>
+        <w:t>Esse bytecode não é específico de Windows, Linux ou macOS.</w:t>
       </w:r>
     </w:p>
     <w:p>
@@ -3236,7 +2776,7 @@
           <w:lang w:val="pt-BR"/>
         </w:rPr>
         <w:pict w14:anchorId="5535BE04">
-          <v:rect id="_x0000_i1217" style="width:0;height:1.5pt" o:hralign="center" o:hrstd="t" o:hr="t" fillcolor="#a0a0a0" stroked="f"/>
+          <v:rect id="_x0000_i1049" style="width:0;height:1.5pt" o:hralign="center" o:hrstd="t" o:hr="t" fillcolor="#a0a0a0" stroked="f"/>
         </w:pict>
       </w:r>
     </w:p>
@@ -3281,21 +2821,7 @@
         <w:rPr>
           <w:lang w:val="pt-BR"/>
         </w:rPr>
-        <w:t xml:space="preserve"> interpreta e otimiza o </w:t>
-      </w:r>
-      <w:proofErr w:type="spellStart"/>
-      <w:r>
-        <w:rPr>
-          <w:lang w:val="pt-BR"/>
-        </w:rPr>
-        <w:t>bytecode</w:t>
-      </w:r>
-      <w:proofErr w:type="spellEnd"/>
-      <w:r>
-        <w:rPr>
-          <w:lang w:val="pt-BR"/>
-        </w:rPr>
-        <w:t xml:space="preserve"> para o sistema operacional em que o programa está sendo executado.</w:t>
+        <w:t xml:space="preserve"> interpreta e otimiza o bytecode para o sistema operacional em que o programa está sendo executado.</w:t>
       </w:r>
     </w:p>
     <w:p>
@@ -3321,21 +2847,7 @@
         <w:rPr>
           <w:lang w:val="pt-BR"/>
         </w:rPr>
-        <w:t>Código Java (.</w:t>
-      </w:r>
-      <w:proofErr w:type="spellStart"/>
-      <w:r>
-        <w:rPr>
-          <w:lang w:val="pt-BR"/>
-        </w:rPr>
-        <w:t>java</w:t>
-      </w:r>
-      <w:proofErr w:type="spellEnd"/>
-      <w:r>
-        <w:rPr>
-          <w:lang w:val="pt-BR"/>
-        </w:rPr>
-        <w:t>)</w:t>
+        <w:t>Código Java (.java)</w:t>
       </w:r>
     </w:p>
     <w:p>
@@ -3374,21 +2886,7 @@
         <w:rPr>
           <w:lang w:val="pt-BR"/>
         </w:rPr>
-        <w:t>Compilador (</w:t>
-      </w:r>
-      <w:proofErr w:type="spellStart"/>
-      <w:r>
-        <w:rPr>
-          <w:lang w:val="pt-BR"/>
-        </w:rPr>
-        <w:t>javac</w:t>
-      </w:r>
-      <w:proofErr w:type="spellEnd"/>
-      <w:r>
-        <w:rPr>
-          <w:lang w:val="pt-BR"/>
-        </w:rPr>
-        <w:t>)</w:t>
+        <w:t>Compilador (javac)</w:t>
       </w:r>
     </w:p>
     <w:p>
@@ -3423,33 +2921,11 @@
           <w:lang w:val="pt-BR"/>
         </w:rPr>
       </w:pPr>
-      <w:proofErr w:type="spellStart"/>
-      <w:r>
-        <w:rPr>
-          <w:lang w:val="pt-BR"/>
-        </w:rPr>
-        <w:t>Bytecode</w:t>
-      </w:r>
-      <w:proofErr w:type="spellEnd"/>
-      <w:r>
-        <w:rPr>
-          <w:lang w:val="pt-BR"/>
-        </w:rPr>
-        <w:t xml:space="preserve"> (.</w:t>
-      </w:r>
-      <w:proofErr w:type="spellStart"/>
-      <w:r>
-        <w:rPr>
-          <w:lang w:val="pt-BR"/>
-        </w:rPr>
-        <w:t>class</w:t>
-      </w:r>
-      <w:proofErr w:type="spellEnd"/>
-      <w:r>
-        <w:rPr>
-          <w:lang w:val="pt-BR"/>
-        </w:rPr>
-        <w:t>)</w:t>
+      <w:r>
+        <w:rPr>
+          <w:lang w:val="pt-BR"/>
+        </w:rPr>
+        <w:t>Bytecode (.class)</w:t>
       </w:r>
     </w:p>
     <w:p>
@@ -3555,7 +3031,7 @@
           <w:lang w:val="pt-BR"/>
         </w:rPr>
         <w:pict w14:anchorId="09C77AF2">
-          <v:rect id="_x0000_i1218" style="width:0;height:1.5pt" o:hralign="center" o:hrstd="t" o:hr="t" fillcolor="#a0a0a0" stroked="f"/>
+          <v:rect id="_x0000_i1050" style="width:0;height:1.5pt" o:hralign="center" o:hrstd="t" o:hr="t" fillcolor="#a0a0a0" stroked="f"/>
         </w:pict>
       </w:r>
     </w:p>
@@ -3603,21 +3079,7 @@
         <w:rPr>
           <w:lang w:val="pt-BR"/>
         </w:rPr>
-        <w:t xml:space="preserve">Desenvolvimento </w:t>
-      </w:r>
-      <w:proofErr w:type="spellStart"/>
-      <w:r>
-        <w:rPr>
-          <w:lang w:val="pt-BR"/>
-        </w:rPr>
-        <w:t>Backend</w:t>
-      </w:r>
-      <w:proofErr w:type="spellEnd"/>
-      <w:r>
-        <w:rPr>
-          <w:lang w:val="pt-BR"/>
-        </w:rPr>
-        <w:t xml:space="preserve"> </w:t>
+        <w:t xml:space="preserve">Desenvolvimento Backend </w:t>
       </w:r>
     </w:p>
     <w:p>
@@ -3767,7 +3229,7 @@
           <w:lang w:val="pt-BR"/>
         </w:rPr>
         <w:pict w14:anchorId="44C44113">
-          <v:rect id="_x0000_i1219" style="width:0;height:1.5pt" o:hralign="center" o:hrstd="t" o:hr="t" fillcolor="#a0a0a0" stroked="f"/>
+          <v:rect id="_x0000_i1051" style="width:0;height:1.5pt" o:hralign="center" o:hrstd="t" o:hr="t" fillcolor="#a0a0a0" stroked="f"/>
         </w:pict>
       </w:r>
     </w:p>
@@ -3910,7 +3372,7 @@
           <w:lang w:val="pt-BR"/>
         </w:rPr>
         <w:pict w14:anchorId="3801415B">
-          <v:rect id="_x0000_i1220" style="width:0;height:1.5pt" o:hralign="center" o:hrstd="t" o:hr="t" fillcolor="#a0a0a0" stroked="f"/>
+          <v:rect id="_x0000_i1052" style="width:0;height:1.5pt" o:hralign="center" o:hrstd="t" o:hr="t" fillcolor="#a0a0a0" stroked="f"/>
         </w:pict>
       </w:r>
     </w:p>
@@ -3954,61 +3416,7 @@
           <w:bCs/>
           <w:lang w:val="pt-BR"/>
         </w:rPr>
-        <w:t xml:space="preserve">"Write </w:t>
-      </w:r>
-      <w:proofErr w:type="spellStart"/>
-      <w:r>
-        <w:rPr>
-          <w:b/>
-          <w:bCs/>
-          <w:lang w:val="pt-BR"/>
-        </w:rPr>
-        <w:t>Once</w:t>
-      </w:r>
-      <w:proofErr w:type="spellEnd"/>
-      <w:r>
-        <w:rPr>
-          <w:b/>
-          <w:bCs/>
-          <w:lang w:val="pt-BR"/>
-        </w:rPr>
-        <w:t xml:space="preserve">, </w:t>
-      </w:r>
-      <w:proofErr w:type="spellStart"/>
-      <w:r>
-        <w:rPr>
-          <w:b/>
-          <w:bCs/>
-          <w:lang w:val="pt-BR"/>
-        </w:rPr>
-        <w:t>Run</w:t>
-      </w:r>
-      <w:proofErr w:type="spellEnd"/>
-      <w:r>
-        <w:rPr>
-          <w:b/>
-          <w:bCs/>
-          <w:lang w:val="pt-BR"/>
-        </w:rPr>
-        <w:t xml:space="preserve"> </w:t>
-      </w:r>
-      <w:proofErr w:type="spellStart"/>
-      <w:r>
-        <w:rPr>
-          <w:b/>
-          <w:bCs/>
-          <w:lang w:val="pt-BR"/>
-        </w:rPr>
-        <w:t>Anywhere</w:t>
-      </w:r>
-      <w:proofErr w:type="spellEnd"/>
-      <w:r>
-        <w:rPr>
-          <w:b/>
-          <w:bCs/>
-          <w:lang w:val="pt-BR"/>
-        </w:rPr>
-        <w:t>"</w:t>
+        <w:t>"Write Once, Run Anywhere"</w:t>
       </w:r>
       <w:r>
         <w:rPr>
@@ -4048,35 +3456,7 @@
         <w:rPr>
           <w:lang w:val="pt-BR"/>
         </w:rPr>
-        <w:t>Qual a diferença entre um arquivo .</w:t>
-      </w:r>
-      <w:proofErr w:type="spellStart"/>
-      <w:r>
-        <w:rPr>
-          <w:lang w:val="pt-BR"/>
-        </w:rPr>
-        <w:t>java</w:t>
-      </w:r>
-      <w:proofErr w:type="spellEnd"/>
-      <w:r>
-        <w:rPr>
-          <w:lang w:val="pt-BR"/>
-        </w:rPr>
-        <w:t xml:space="preserve"> e um arquivo .</w:t>
-      </w:r>
-      <w:proofErr w:type="spellStart"/>
-      <w:r>
-        <w:rPr>
-          <w:lang w:val="pt-BR"/>
-        </w:rPr>
-        <w:t>class</w:t>
-      </w:r>
-      <w:proofErr w:type="spellEnd"/>
-      <w:r>
-        <w:rPr>
-          <w:lang w:val="pt-BR"/>
-        </w:rPr>
-        <w:t xml:space="preserve">? </w:t>
+        <w:t xml:space="preserve">Qual a diferença entre um arquivo .java e um arquivo .class? </w:t>
       </w:r>
     </w:p>
     <w:p>
@@ -4111,6 +3491,5284 @@
           <w:lang w:val="pt-BR"/>
         </w:rPr>
         <w:t>Por que Java é considerado uma linguagem independente de plataforma?</w:t>
+      </w:r>
+    </w:p>
+    <w:p/>
+    <w:p>
+      <w:pPr>
+        <w:rPr>
+          <w:b/>
+          <w:bCs/>
+          <w:lang w:val="pt-BR"/>
+        </w:rPr>
+      </w:pPr>
+      <w:r>
+        <w:rPr>
+          <w:b/>
+          <w:bCs/>
+          <w:lang w:val="pt-BR"/>
+        </w:rPr>
+        <w:t>Capítulo 2</w:t>
+      </w:r>
+    </w:p>
+    <w:p>
+      <w:pPr>
+        <w:rPr>
+          <w:b/>
+          <w:bCs/>
+          <w:lang w:val="pt-BR"/>
+        </w:rPr>
+      </w:pPr>
+      <w:r>
+        <w:rPr>
+          <w:b/>
+          <w:bCs/>
+          <w:lang w:val="pt-BR"/>
+        </w:rPr>
+        <w:t>Instalação e Configuração do Ambiente de Desenvolvimento</w:t>
+      </w:r>
+    </w:p>
+    <w:p>
+      <w:pPr>
+        <w:rPr>
+          <w:lang w:val="pt-BR"/>
+        </w:rPr>
+      </w:pPr>
+      <w:r>
+        <w:rPr>
+          <w:lang w:val="pt-BR"/>
+        </w:rPr>
+        <w:pict w14:anchorId="47BBB890">
+          <v:rect id="_x0000_i1245" style="width:0;height:1.5pt" o:hralign="center" o:hrstd="t" o:hr="t" fillcolor="#a0a0a0" stroked="f"/>
+        </w:pict>
+      </w:r>
+    </w:p>
+    <w:p>
+      <w:pPr>
+        <w:rPr>
+          <w:b/>
+          <w:bCs/>
+          <w:lang w:val="pt-BR"/>
+        </w:rPr>
+      </w:pPr>
+      <w:r>
+        <w:rPr>
+          <w:b/>
+          <w:bCs/>
+          <w:lang w:val="pt-BR"/>
+        </w:rPr>
+        <w:t>Objetivos do Capítulo</w:t>
+      </w:r>
+    </w:p>
+    <w:p>
+      <w:pPr>
+        <w:rPr>
+          <w:lang w:val="pt-BR"/>
+        </w:rPr>
+      </w:pPr>
+      <w:r>
+        <w:rPr>
+          <w:lang w:val="pt-BR"/>
+        </w:rPr>
+        <w:t>Ao final deste capítulo, você será capaz de:</w:t>
+      </w:r>
+    </w:p>
+    <w:p>
+      <w:pPr>
+        <w:numPr>
+          <w:ilvl w:val="0"/>
+          <w:numId w:val="18"/>
+        </w:numPr>
+        <w:rPr>
+          <w:lang w:val="pt-BR"/>
+        </w:rPr>
+      </w:pPr>
+      <w:r>
+        <w:rPr>
+          <w:lang w:val="pt-BR"/>
+        </w:rPr>
+        <w:t xml:space="preserve">Compreender a diferença entre JDK, JRE e JVM. </w:t>
+      </w:r>
+    </w:p>
+    <w:p>
+      <w:pPr>
+        <w:numPr>
+          <w:ilvl w:val="0"/>
+          <w:numId w:val="18"/>
+        </w:numPr>
+        <w:rPr>
+          <w:lang w:val="pt-BR"/>
+        </w:rPr>
+      </w:pPr>
+      <w:r>
+        <w:rPr>
+          <w:lang w:val="pt-BR"/>
+        </w:rPr>
+        <w:t xml:space="preserve">Instalar corretamente o Java em Windows, Linux e macOS. </w:t>
+      </w:r>
+    </w:p>
+    <w:p>
+      <w:pPr>
+        <w:numPr>
+          <w:ilvl w:val="0"/>
+          <w:numId w:val="18"/>
+        </w:numPr>
+        <w:rPr>
+          <w:lang w:val="pt-BR"/>
+        </w:rPr>
+      </w:pPr>
+      <w:r>
+        <w:rPr>
+          <w:lang w:val="pt-BR"/>
+        </w:rPr>
+        <w:t xml:space="preserve">Configurar as variáveis de ambiente. </w:t>
+      </w:r>
+    </w:p>
+    <w:p>
+      <w:pPr>
+        <w:numPr>
+          <w:ilvl w:val="0"/>
+          <w:numId w:val="18"/>
+        </w:numPr>
+        <w:rPr>
+          <w:lang w:val="pt-BR"/>
+        </w:rPr>
+      </w:pPr>
+      <w:r>
+        <w:rPr>
+          <w:lang w:val="pt-BR"/>
+        </w:rPr>
+        <w:t xml:space="preserve">Entender a estrutura de diretórios do JDK. </w:t>
+      </w:r>
+    </w:p>
+    <w:p>
+      <w:pPr>
+        <w:numPr>
+          <w:ilvl w:val="0"/>
+          <w:numId w:val="18"/>
+        </w:numPr>
+        <w:rPr>
+          <w:lang w:val="pt-BR"/>
+        </w:rPr>
+      </w:pPr>
+      <w:r>
+        <w:rPr>
+          <w:lang w:val="pt-BR"/>
+        </w:rPr>
+        <w:t xml:space="preserve">Utilizar o terminal para compilar e executar programas Java. </w:t>
+      </w:r>
+    </w:p>
+    <w:p>
+      <w:pPr>
+        <w:numPr>
+          <w:ilvl w:val="0"/>
+          <w:numId w:val="18"/>
+        </w:numPr>
+        <w:rPr>
+          <w:lang w:val="pt-BR"/>
+        </w:rPr>
+      </w:pPr>
+      <w:r>
+        <w:rPr>
+          <w:lang w:val="pt-BR"/>
+        </w:rPr>
+        <w:t xml:space="preserve">Conhecer o JShell. </w:t>
+      </w:r>
+    </w:p>
+    <w:p>
+      <w:pPr>
+        <w:numPr>
+          <w:ilvl w:val="0"/>
+          <w:numId w:val="18"/>
+        </w:numPr>
+        <w:rPr>
+          <w:lang w:val="pt-BR"/>
+        </w:rPr>
+      </w:pPr>
+      <w:r>
+        <w:rPr>
+          <w:lang w:val="pt-BR"/>
+        </w:rPr>
+        <w:t xml:space="preserve">Configurar o Visual Studio Code para desenvolvimento Java. </w:t>
+      </w:r>
+    </w:p>
+    <w:p>
+      <w:pPr>
+        <w:numPr>
+          <w:ilvl w:val="0"/>
+          <w:numId w:val="18"/>
+        </w:numPr>
+        <w:rPr>
+          <w:lang w:val="pt-BR"/>
+        </w:rPr>
+      </w:pPr>
+      <w:r>
+        <w:rPr>
+          <w:lang w:val="pt-BR"/>
+        </w:rPr>
+        <w:t xml:space="preserve">Organizar projetos Java de forma profissional. </w:t>
+      </w:r>
+    </w:p>
+    <w:p>
+      <w:pPr>
+        <w:rPr>
+          <w:lang w:val="pt-BR"/>
+        </w:rPr>
+      </w:pPr>
+      <w:r>
+        <w:rPr>
+          <w:lang w:val="pt-BR"/>
+        </w:rPr>
+        <w:pict w14:anchorId="07A4513F">
+          <v:rect id="_x0000_i1246" style="width:0;height:1.5pt" o:hralign="center" o:hrstd="t" o:hr="t" fillcolor="#a0a0a0" stroked="f"/>
+        </w:pict>
+      </w:r>
+    </w:p>
+    <w:p>
+      <w:pPr>
+        <w:rPr>
+          <w:b/>
+          <w:bCs/>
+          <w:lang w:val="pt-BR"/>
+        </w:rPr>
+      </w:pPr>
+      <w:r>
+        <w:rPr>
+          <w:b/>
+          <w:bCs/>
+          <w:lang w:val="pt-BR"/>
+        </w:rPr>
+        <w:t>1. O Ambiente Java</w:t>
+      </w:r>
+    </w:p>
+    <w:p>
+      <w:pPr>
+        <w:rPr>
+          <w:lang w:val="pt-BR"/>
+        </w:rPr>
+      </w:pPr>
+      <w:r>
+        <w:rPr>
+          <w:lang w:val="pt-BR"/>
+        </w:rPr>
+        <w:t>Antes de escrever qualquer programa, precisamos preparar o ambiente de desenvolvimento.</w:t>
+      </w:r>
+    </w:p>
+    <w:p>
+      <w:pPr>
+        <w:rPr>
+          <w:lang w:val="pt-BR"/>
+        </w:rPr>
+      </w:pPr>
+      <w:r>
+        <w:rPr>
+          <w:lang w:val="pt-BR"/>
+        </w:rPr>
+        <w:t>Muitas pessoas confundem três termos muito importantes:</w:t>
+      </w:r>
+    </w:p>
+    <w:p>
+      <w:pPr>
+        <w:numPr>
+          <w:ilvl w:val="0"/>
+          <w:numId w:val="19"/>
+        </w:numPr>
+        <w:rPr>
+          <w:lang w:val="pt-BR"/>
+        </w:rPr>
+      </w:pPr>
+      <w:r>
+        <w:rPr>
+          <w:lang w:val="pt-BR"/>
+        </w:rPr>
+        <w:t xml:space="preserve">JVM </w:t>
+      </w:r>
+    </w:p>
+    <w:p>
+      <w:pPr>
+        <w:numPr>
+          <w:ilvl w:val="0"/>
+          <w:numId w:val="19"/>
+        </w:numPr>
+        <w:rPr>
+          <w:lang w:val="pt-BR"/>
+        </w:rPr>
+      </w:pPr>
+      <w:r>
+        <w:rPr>
+          <w:lang w:val="pt-BR"/>
+        </w:rPr>
+        <w:lastRenderedPageBreak/>
+        <w:t xml:space="preserve">JRE </w:t>
+      </w:r>
+    </w:p>
+    <w:p>
+      <w:pPr>
+        <w:numPr>
+          <w:ilvl w:val="0"/>
+          <w:numId w:val="19"/>
+        </w:numPr>
+        <w:rPr>
+          <w:lang w:val="pt-BR"/>
+        </w:rPr>
+      </w:pPr>
+      <w:r>
+        <w:rPr>
+          <w:lang w:val="pt-BR"/>
+        </w:rPr>
+        <w:t xml:space="preserve">JDK </w:t>
+      </w:r>
+    </w:p>
+    <w:p>
+      <w:pPr>
+        <w:rPr>
+          <w:lang w:val="pt-BR"/>
+        </w:rPr>
+      </w:pPr>
+      <w:r>
+        <w:rPr>
+          <w:lang w:val="pt-BR"/>
+        </w:rPr>
+        <w:t>Embora estejam relacionados, cada um possui uma função específica.</w:t>
+      </w:r>
+    </w:p>
+    <w:p>
+      <w:pPr>
+        <w:rPr>
+          <w:lang w:val="pt-BR"/>
+        </w:rPr>
+      </w:pPr>
+      <w:r>
+        <w:rPr>
+          <w:lang w:val="pt-BR"/>
+        </w:rPr>
+        <w:t>Compreender essas diferenças é essencial para qualquer desenvolvedor Java.</w:t>
+      </w:r>
+    </w:p>
+    <w:p>
+      <w:pPr>
+        <w:rPr>
+          <w:lang w:val="pt-BR"/>
+        </w:rPr>
+      </w:pPr>
+      <w:r>
+        <w:rPr>
+          <w:lang w:val="pt-BR"/>
+        </w:rPr>
+        <w:pict w14:anchorId="45CD84B3">
+          <v:rect id="_x0000_i1247" style="width:0;height:1.5pt" o:hralign="center" o:hrstd="t" o:hr="t" fillcolor="#a0a0a0" stroked="f"/>
+        </w:pict>
+      </w:r>
+    </w:p>
+    <w:p>
+      <w:pPr>
+        <w:rPr>
+          <w:b/>
+          <w:bCs/>
+          <w:lang w:val="pt-BR"/>
+        </w:rPr>
+      </w:pPr>
+      <w:r>
+        <w:rPr>
+          <w:b/>
+          <w:bCs/>
+          <w:lang w:val="pt-BR"/>
+        </w:rPr>
+        <w:t>2. O que é a JVM?</w:t>
+      </w:r>
+    </w:p>
+    <w:p>
+      <w:pPr>
+        <w:rPr>
+          <w:lang w:val="pt-BR"/>
+        </w:rPr>
+      </w:pPr>
+      <w:r>
+        <w:rPr>
+          <w:lang w:val="pt-BR"/>
+        </w:rPr>
+        <w:t>JVM significa:</w:t>
+      </w:r>
+    </w:p>
+    <w:p>
+      <w:pPr>
+        <w:rPr>
+          <w:lang w:val="pt-BR"/>
+        </w:rPr>
+      </w:pPr>
+      <w:r>
+        <w:rPr>
+          <w:b/>
+          <w:bCs/>
+          <w:lang w:val="pt-BR"/>
+        </w:rPr>
+        <w:t>Java Virtual Machine</w:t>
+      </w:r>
+    </w:p>
+    <w:p>
+      <w:pPr>
+        <w:rPr>
+          <w:lang w:val="pt-BR"/>
+        </w:rPr>
+      </w:pPr>
+      <w:r>
+        <w:rPr>
+          <w:lang w:val="pt-BR"/>
+        </w:rPr>
+        <w:t>(Máquina Virtual Java)</w:t>
+      </w:r>
+    </w:p>
+    <w:p>
+      <w:pPr>
+        <w:rPr>
+          <w:lang w:val="pt-BR"/>
+        </w:rPr>
+      </w:pPr>
+      <w:r>
+        <w:rPr>
+          <w:lang w:val="pt-BR"/>
+        </w:rPr>
+        <w:t>A JVM é um software responsável por executar programas Java.</w:t>
+      </w:r>
+    </w:p>
+    <w:p>
+      <w:pPr>
+        <w:rPr>
+          <w:lang w:val="pt-BR"/>
+        </w:rPr>
+      </w:pPr>
+      <w:r>
+        <w:rPr>
+          <w:lang w:val="pt-BR"/>
+        </w:rPr>
+        <w:t>Ela funciona como uma "ponte" entre o programa e o sistema operacional.</w:t>
+      </w:r>
+    </w:p>
+    <w:p>
+      <w:pPr>
+        <w:rPr>
+          <w:lang w:val="pt-BR"/>
+        </w:rPr>
+      </w:pPr>
+      <w:r>
+        <w:rPr>
+          <w:lang w:val="pt-BR"/>
+        </w:rPr>
+        <w:t>Observe o fluxo:</w:t>
+      </w:r>
+    </w:p>
+    <w:p>
+      <w:pPr>
+        <w:rPr>
+          <w:lang w:val="pt-BR"/>
+        </w:rPr>
+      </w:pPr>
+      <w:r>
+        <w:rPr>
+          <w:lang w:val="pt-BR"/>
+        </w:rPr>
+        <w:t>Programa Java (.java)</w:t>
+      </w:r>
+    </w:p>
+    <w:p>
+      <w:pPr>
+        <w:rPr>
+          <w:lang w:val="pt-BR"/>
+        </w:rPr>
+      </w:pPr>
+    </w:p>
+    <w:p>
+      <w:pPr>
+        <w:rPr>
+          <w:lang w:val="pt-BR"/>
+        </w:rPr>
+      </w:pPr>
+      <w:r>
+        <w:rPr>
+          <w:lang w:val="pt-BR"/>
+        </w:rPr>
+        <w:t xml:space="preserve">        │</w:t>
+      </w:r>
+    </w:p>
+    <w:p>
+      <w:pPr>
+        <w:rPr>
+          <w:lang w:val="pt-BR"/>
+        </w:rPr>
+      </w:pPr>
+    </w:p>
+    <w:p>
+      <w:pPr>
+        <w:rPr>
+          <w:lang w:val="pt-BR"/>
+        </w:rPr>
+      </w:pPr>
+      <w:r>
+        <w:rPr>
+          <w:lang w:val="pt-BR"/>
+        </w:rPr>
+        <w:t xml:space="preserve">        ▼</w:t>
+      </w:r>
+    </w:p>
+    <w:p>
+      <w:pPr>
+        <w:rPr>
+          <w:lang w:val="pt-BR"/>
+        </w:rPr>
+      </w:pPr>
+    </w:p>
+    <w:p>
+      <w:pPr>
+        <w:rPr>
+          <w:lang w:val="pt-BR"/>
+        </w:rPr>
+      </w:pPr>
+      <w:r>
+        <w:rPr>
+          <w:lang w:val="pt-BR"/>
+        </w:rPr>
+        <w:t>Compilador (javac)</w:t>
+      </w:r>
+    </w:p>
+    <w:p>
+      <w:pPr>
+        <w:rPr>
+          <w:lang w:val="pt-BR"/>
+        </w:rPr>
+      </w:pPr>
+    </w:p>
+    <w:p>
+      <w:pPr>
+        <w:rPr>
+          <w:lang w:val="pt-BR"/>
+        </w:rPr>
+      </w:pPr>
+      <w:r>
+        <w:rPr>
+          <w:lang w:val="pt-BR"/>
+        </w:rPr>
+        <w:t xml:space="preserve">        │</w:t>
+      </w:r>
+    </w:p>
+    <w:p>
+      <w:pPr>
+        <w:rPr>
+          <w:lang w:val="pt-BR"/>
+        </w:rPr>
+      </w:pPr>
+    </w:p>
+    <w:p>
+      <w:pPr>
+        <w:rPr>
+          <w:lang w:val="pt-BR"/>
+        </w:rPr>
+      </w:pPr>
+      <w:r>
+        <w:rPr>
+          <w:lang w:val="pt-BR"/>
+        </w:rPr>
+        <w:t xml:space="preserve">        ▼</w:t>
+      </w:r>
+    </w:p>
+    <w:p>
+      <w:pPr>
+        <w:rPr>
+          <w:lang w:val="pt-BR"/>
+        </w:rPr>
+      </w:pPr>
+    </w:p>
+    <w:p>
+      <w:pPr>
+        <w:rPr>
+          <w:lang w:val="pt-BR"/>
+        </w:rPr>
+      </w:pPr>
+      <w:r>
+        <w:rPr>
+          <w:lang w:val="pt-BR"/>
+        </w:rPr>
+        <w:t>Bytecode (.class)</w:t>
+      </w:r>
+    </w:p>
+    <w:p>
+      <w:pPr>
+        <w:rPr>
+          <w:lang w:val="pt-BR"/>
+        </w:rPr>
+      </w:pPr>
+    </w:p>
+    <w:p>
+      <w:pPr>
+        <w:rPr>
+          <w:lang w:val="pt-BR"/>
+        </w:rPr>
+      </w:pPr>
+      <w:r>
+        <w:rPr>
+          <w:lang w:val="pt-BR"/>
+        </w:rPr>
+        <w:lastRenderedPageBreak/>
+        <w:t xml:space="preserve">        │</w:t>
+      </w:r>
+    </w:p>
+    <w:p>
+      <w:pPr>
+        <w:rPr>
+          <w:lang w:val="pt-BR"/>
+        </w:rPr>
+      </w:pPr>
+    </w:p>
+    <w:p>
+      <w:pPr>
+        <w:rPr>
+          <w:lang w:val="pt-BR"/>
+        </w:rPr>
+      </w:pPr>
+      <w:r>
+        <w:rPr>
+          <w:lang w:val="pt-BR"/>
+        </w:rPr>
+        <w:t xml:space="preserve">        ▼</w:t>
+      </w:r>
+    </w:p>
+    <w:p>
+      <w:pPr>
+        <w:rPr>
+          <w:lang w:val="pt-BR"/>
+        </w:rPr>
+      </w:pPr>
+    </w:p>
+    <w:p>
+      <w:pPr>
+        <w:rPr>
+          <w:lang w:val="pt-BR"/>
+        </w:rPr>
+      </w:pPr>
+      <w:r>
+        <w:rPr>
+          <w:lang w:val="pt-BR"/>
+        </w:rPr>
+        <w:t>JVM</w:t>
+      </w:r>
+    </w:p>
+    <w:p>
+      <w:pPr>
+        <w:rPr>
+          <w:lang w:val="pt-BR"/>
+        </w:rPr>
+      </w:pPr>
+    </w:p>
+    <w:p>
+      <w:pPr>
+        <w:rPr>
+          <w:lang w:val="pt-BR"/>
+        </w:rPr>
+      </w:pPr>
+      <w:r>
+        <w:rPr>
+          <w:lang w:val="pt-BR"/>
+        </w:rPr>
+        <w:t xml:space="preserve">        │</w:t>
+      </w:r>
+    </w:p>
+    <w:p>
+      <w:pPr>
+        <w:rPr>
+          <w:lang w:val="pt-BR"/>
+        </w:rPr>
+      </w:pPr>
+    </w:p>
+    <w:p>
+      <w:pPr>
+        <w:rPr>
+          <w:lang w:val="pt-BR"/>
+        </w:rPr>
+      </w:pPr>
+      <w:r>
+        <w:rPr>
+          <w:lang w:val="pt-BR"/>
+        </w:rPr>
+        <w:t xml:space="preserve">        ▼</w:t>
+      </w:r>
+    </w:p>
+    <w:p>
+      <w:pPr>
+        <w:rPr>
+          <w:lang w:val="pt-BR"/>
+        </w:rPr>
+      </w:pPr>
+    </w:p>
+    <w:p>
+      <w:pPr>
+        <w:rPr>
+          <w:lang w:val="pt-BR"/>
+        </w:rPr>
+      </w:pPr>
+      <w:r>
+        <w:rPr>
+          <w:lang w:val="pt-BR"/>
+        </w:rPr>
+        <w:t>Windows</w:t>
+      </w:r>
+    </w:p>
+    <w:p>
+      <w:pPr>
+        <w:rPr>
+          <w:lang w:val="pt-BR"/>
+        </w:rPr>
+      </w:pPr>
+      <w:r>
+        <w:rPr>
+          <w:lang w:val="pt-BR"/>
+        </w:rPr>
+        <w:t>Linux</w:t>
+      </w:r>
+    </w:p>
+    <w:p>
+      <w:pPr>
+        <w:rPr>
+          <w:lang w:val="pt-BR"/>
+        </w:rPr>
+      </w:pPr>
+      <w:r>
+        <w:rPr>
+          <w:lang w:val="pt-BR"/>
+        </w:rPr>
+        <w:t>macOS</w:t>
+      </w:r>
+    </w:p>
+    <w:p>
+      <w:pPr>
+        <w:rPr>
+          <w:lang w:val="pt-BR"/>
+        </w:rPr>
+      </w:pPr>
+      <w:r>
+        <w:rPr>
+          <w:lang w:val="pt-BR"/>
+        </w:rPr>
+        <w:t>O programa nunca conversa diretamente com o sistema operacional.</w:t>
+      </w:r>
+    </w:p>
+    <w:p>
+      <w:pPr>
+        <w:rPr>
+          <w:lang w:val="pt-BR"/>
+        </w:rPr>
+      </w:pPr>
+      <w:r>
+        <w:rPr>
+          <w:lang w:val="pt-BR"/>
+        </w:rPr>
+        <w:t>Ele conversa com a JVM.</w:t>
+      </w:r>
+    </w:p>
+    <w:p>
+      <w:pPr>
+        <w:rPr>
+          <w:lang w:val="pt-BR"/>
+        </w:rPr>
+      </w:pPr>
+      <w:r>
+        <w:rPr>
+          <w:lang w:val="pt-BR"/>
+        </w:rPr>
+        <w:t>A JVM conversa com o sistema operacional.</w:t>
+      </w:r>
+    </w:p>
+    <w:p>
+      <w:pPr>
+        <w:rPr>
+          <w:lang w:val="pt-BR"/>
+        </w:rPr>
+      </w:pPr>
+      <w:r>
+        <w:rPr>
+          <w:lang w:val="pt-BR"/>
+        </w:rPr>
+        <w:t>Essa arquitetura proporciona a famosa portabilidade do Java.</w:t>
+      </w:r>
+    </w:p>
+    <w:p>
+      <w:pPr>
+        <w:rPr>
+          <w:lang w:val="pt-BR"/>
+        </w:rPr>
+      </w:pPr>
+      <w:r>
+        <w:rPr>
+          <w:lang w:val="pt-BR"/>
+        </w:rPr>
+        <w:pict w14:anchorId="7868A44F">
+          <v:rect id="_x0000_i1248" style="width:0;height:1.5pt" o:hralign="center" o:hrstd="t" o:hr="t" fillcolor="#a0a0a0" stroked="f"/>
+        </w:pict>
+      </w:r>
+    </w:p>
+    <w:p>
+      <w:pPr>
+        <w:rPr>
+          <w:b/>
+          <w:bCs/>
+          <w:lang w:val="pt-BR"/>
+        </w:rPr>
+      </w:pPr>
+      <w:r>
+        <w:rPr>
+          <w:b/>
+          <w:bCs/>
+          <w:lang w:val="pt-BR"/>
+        </w:rPr>
+        <w:t>3. O que é Bytecode?</w:t>
+      </w:r>
+    </w:p>
+    <w:p>
+      <w:pPr>
+        <w:rPr>
+          <w:lang w:val="pt-BR"/>
+        </w:rPr>
+      </w:pPr>
+      <w:r>
+        <w:rPr>
+          <w:lang w:val="pt-BR"/>
+        </w:rPr>
+        <w:t>Quando escrevemos:</w:t>
+      </w:r>
+    </w:p>
+    <w:p>
+      <w:pPr>
+        <w:rPr>
+          <w:lang w:val="pt-BR"/>
+        </w:rPr>
+      </w:pPr>
+      <w:r>
+        <w:rPr>
+          <w:lang w:val="pt-BR"/>
+        </w:rPr>
+        <w:t>System.out.println("Olá");</w:t>
+      </w:r>
+    </w:p>
+    <w:p>
+      <w:pPr>
+        <w:rPr>
+          <w:lang w:val="pt-BR"/>
+        </w:rPr>
+      </w:pPr>
+      <w:r>
+        <w:rPr>
+          <w:lang w:val="pt-BR"/>
+        </w:rPr>
+        <w:t>O computador não entende esse código.</w:t>
+      </w:r>
+    </w:p>
+    <w:p>
+      <w:pPr>
+        <w:rPr>
+          <w:lang w:val="pt-BR"/>
+        </w:rPr>
+      </w:pPr>
+      <w:r>
+        <w:rPr>
+          <w:lang w:val="pt-BR"/>
+        </w:rPr>
+        <w:t>Primeiro, o compilador transforma o código em um formato intermediário.</w:t>
+      </w:r>
+    </w:p>
+    <w:p>
+      <w:pPr>
+        <w:rPr>
+          <w:lang w:val="pt-BR"/>
+        </w:rPr>
+      </w:pPr>
+      <w:r>
+        <w:rPr>
+          <w:lang w:val="pt-BR"/>
+        </w:rPr>
+        <w:t>Esse formato chama-se:</w:t>
+      </w:r>
+    </w:p>
+    <w:p>
+      <w:pPr>
+        <w:rPr>
+          <w:lang w:val="pt-BR"/>
+        </w:rPr>
+      </w:pPr>
+      <w:r>
+        <w:rPr>
+          <w:b/>
+          <w:bCs/>
+          <w:lang w:val="pt-BR"/>
+        </w:rPr>
+        <w:t>Bytecode</w:t>
+      </w:r>
+    </w:p>
+    <w:p>
+      <w:pPr>
+        <w:rPr>
+          <w:lang w:val="pt-BR"/>
+        </w:rPr>
+      </w:pPr>
+      <w:r>
+        <w:rPr>
+          <w:lang w:val="pt-BR"/>
+        </w:rPr>
+        <w:t>Exemplo:</w:t>
+      </w:r>
+    </w:p>
+    <w:p>
+      <w:pPr>
+        <w:rPr>
+          <w:lang w:val="pt-BR"/>
+        </w:rPr>
+      </w:pPr>
+      <w:r>
+        <w:rPr>
+          <w:lang w:val="pt-BR"/>
+        </w:rPr>
+        <w:lastRenderedPageBreak/>
+        <w:t>Programa.java</w:t>
+      </w:r>
+    </w:p>
+    <w:p>
+      <w:pPr>
+        <w:rPr>
+          <w:lang w:val="pt-BR"/>
+        </w:rPr>
+      </w:pPr>
+    </w:p>
+    <w:p>
+      <w:pPr>
+        <w:rPr>
+          <w:lang w:val="pt-BR"/>
+        </w:rPr>
+      </w:pPr>
+      <w:r>
+        <w:rPr>
+          <w:lang w:val="pt-BR"/>
+        </w:rPr>
+        <w:t>↓</w:t>
+      </w:r>
+    </w:p>
+    <w:p>
+      <w:pPr>
+        <w:rPr>
+          <w:lang w:val="pt-BR"/>
+        </w:rPr>
+      </w:pPr>
+    </w:p>
+    <w:p>
+      <w:pPr>
+        <w:rPr>
+          <w:lang w:val="pt-BR"/>
+        </w:rPr>
+      </w:pPr>
+      <w:r>
+        <w:rPr>
+          <w:lang w:val="pt-BR"/>
+        </w:rPr>
+        <w:t>Programa.class</w:t>
+      </w:r>
+    </w:p>
+    <w:p>
+      <w:pPr>
+        <w:rPr>
+          <w:lang w:val="pt-BR"/>
+        </w:rPr>
+      </w:pPr>
+      <w:r>
+        <w:rPr>
+          <w:lang w:val="pt-BR"/>
+        </w:rPr>
+        <w:t>O arquivo ".class" contém bytecode.</w:t>
+      </w:r>
+    </w:p>
+    <w:p>
+      <w:pPr>
+        <w:rPr>
+          <w:lang w:val="pt-BR"/>
+        </w:rPr>
+      </w:pPr>
+      <w:r>
+        <w:rPr>
+          <w:lang w:val="pt-BR"/>
+        </w:rPr>
+        <w:t>Esse bytecode pode ser executado por qualquer JVM.</w:t>
+      </w:r>
+    </w:p>
+    <w:p>
+      <w:pPr>
+        <w:rPr>
+          <w:lang w:val="pt-BR"/>
+        </w:rPr>
+      </w:pPr>
+      <w:r>
+        <w:rPr>
+          <w:lang w:val="pt-BR"/>
+        </w:rPr>
+        <w:t>Por isso o mesmo programa funciona em diversos sistemas operacionais.</w:t>
+      </w:r>
+    </w:p>
+    <w:p>
+      <w:pPr>
+        <w:rPr>
+          <w:lang w:val="pt-BR"/>
+        </w:rPr>
+      </w:pPr>
+      <w:r>
+        <w:rPr>
+          <w:lang w:val="pt-BR"/>
+        </w:rPr>
+        <w:pict w14:anchorId="6174705F">
+          <v:rect id="_x0000_i1249" style="width:0;height:1.5pt" o:hralign="center" o:hrstd="t" o:hr="t" fillcolor="#a0a0a0" stroked="f"/>
+        </w:pict>
+      </w:r>
+    </w:p>
+    <w:p>
+      <w:pPr>
+        <w:rPr>
+          <w:b/>
+          <w:bCs/>
+          <w:lang w:val="pt-BR"/>
+        </w:rPr>
+      </w:pPr>
+      <w:r>
+        <w:rPr>
+          <w:b/>
+          <w:bCs/>
+          <w:lang w:val="pt-BR"/>
+        </w:rPr>
+        <w:t>4. O que é a JRE?</w:t>
+      </w:r>
+    </w:p>
+    <w:p>
+      <w:pPr>
+        <w:rPr>
+          <w:lang w:val="pt-BR"/>
+        </w:rPr>
+      </w:pPr>
+      <w:r>
+        <w:rPr>
+          <w:lang w:val="pt-BR"/>
+        </w:rPr>
+        <w:t>JRE significa:</w:t>
+      </w:r>
+    </w:p>
+    <w:p>
+      <w:pPr>
+        <w:rPr>
+          <w:lang w:val="pt-BR"/>
+        </w:rPr>
+      </w:pPr>
+      <w:r>
+        <w:rPr>
+          <w:b/>
+          <w:bCs/>
+          <w:lang w:val="pt-BR"/>
+        </w:rPr>
+        <w:t>Java Runtime Environment</w:t>
+      </w:r>
+    </w:p>
+    <w:p>
+      <w:pPr>
+        <w:rPr>
+          <w:lang w:val="pt-BR"/>
+        </w:rPr>
+      </w:pPr>
+      <w:r>
+        <w:rPr>
+          <w:lang w:val="pt-BR"/>
+        </w:rPr>
+        <w:t>(Ambiente de Execução Java)</w:t>
+      </w:r>
+    </w:p>
+    <w:p>
+      <w:pPr>
+        <w:rPr>
+          <w:lang w:val="pt-BR"/>
+        </w:rPr>
+      </w:pPr>
+      <w:r>
+        <w:rPr>
+          <w:lang w:val="pt-BR"/>
+        </w:rPr>
+        <w:t>A JRE contém:</w:t>
+      </w:r>
+    </w:p>
+    <w:p>
+      <w:pPr>
+        <w:numPr>
+          <w:ilvl w:val="0"/>
+          <w:numId w:val="20"/>
+        </w:numPr>
+        <w:rPr>
+          <w:lang w:val="pt-BR"/>
+        </w:rPr>
+      </w:pPr>
+      <w:r>
+        <w:rPr>
+          <w:lang w:val="pt-BR"/>
+        </w:rPr>
+        <w:t xml:space="preserve">JVM </w:t>
+      </w:r>
+    </w:p>
+    <w:p>
+      <w:pPr>
+        <w:numPr>
+          <w:ilvl w:val="0"/>
+          <w:numId w:val="20"/>
+        </w:numPr>
+        <w:rPr>
+          <w:lang w:val="pt-BR"/>
+        </w:rPr>
+      </w:pPr>
+      <w:r>
+        <w:rPr>
+          <w:lang w:val="pt-BR"/>
+        </w:rPr>
+        <w:t xml:space="preserve">Bibliotecas do Java </w:t>
+      </w:r>
+    </w:p>
+    <w:p>
+      <w:pPr>
+        <w:numPr>
+          <w:ilvl w:val="0"/>
+          <w:numId w:val="20"/>
+        </w:numPr>
+        <w:rPr>
+          <w:lang w:val="pt-BR"/>
+        </w:rPr>
+      </w:pPr>
+      <w:r>
+        <w:rPr>
+          <w:lang w:val="pt-BR"/>
+        </w:rPr>
+        <w:t xml:space="preserve">Arquivos necessários para executar aplicações </w:t>
+      </w:r>
+    </w:p>
+    <w:p>
+      <w:pPr>
+        <w:rPr>
+          <w:lang w:val="pt-BR"/>
+        </w:rPr>
+      </w:pPr>
+      <w:r>
+        <w:rPr>
+          <w:lang w:val="pt-BR"/>
+        </w:rPr>
+        <w:t>Observe:</w:t>
+      </w:r>
+    </w:p>
+    <w:p>
+      <w:pPr>
+        <w:rPr>
+          <w:lang w:val="pt-BR"/>
+        </w:rPr>
+      </w:pPr>
+      <w:r>
+        <w:rPr>
+          <w:lang w:val="pt-BR"/>
+        </w:rPr>
+        <w:t>JRE</w:t>
+      </w:r>
+    </w:p>
+    <w:p>
+      <w:pPr>
+        <w:rPr>
+          <w:lang w:val="pt-BR"/>
+        </w:rPr>
+      </w:pPr>
+    </w:p>
+    <w:p>
+      <w:pPr>
+        <w:rPr>
+          <w:lang w:val="pt-BR"/>
+        </w:rPr>
+      </w:pPr>
+      <w:r>
+        <w:rPr>
+          <w:lang w:val="pt-BR"/>
+        </w:rPr>
+        <w:t>├── JVM</w:t>
+      </w:r>
+    </w:p>
+    <w:p>
+      <w:pPr>
+        <w:rPr>
+          <w:lang w:val="pt-BR"/>
+        </w:rPr>
+      </w:pPr>
+    </w:p>
+    <w:p>
+      <w:pPr>
+        <w:rPr>
+          <w:lang w:val="pt-BR"/>
+        </w:rPr>
+      </w:pPr>
+      <w:r>
+        <w:rPr>
+          <w:lang w:val="pt-BR"/>
+        </w:rPr>
+        <w:t>└── Bibliotecas Java</w:t>
+      </w:r>
+    </w:p>
+    <w:p>
+      <w:pPr>
+        <w:rPr>
+          <w:lang w:val="pt-BR"/>
+        </w:rPr>
+      </w:pPr>
+      <w:r>
+        <w:rPr>
+          <w:lang w:val="pt-BR"/>
+        </w:rPr>
+        <w:t>A JRE serve apenas para executar programas.</w:t>
+      </w:r>
+    </w:p>
+    <w:p>
+      <w:pPr>
+        <w:rPr>
+          <w:lang w:val="pt-BR"/>
+        </w:rPr>
+      </w:pPr>
+      <w:r>
+        <w:rPr>
+          <w:lang w:val="pt-BR"/>
+        </w:rPr>
+        <w:t>Ela não possui ferramentas para desenvolver software.</w:t>
+      </w:r>
+    </w:p>
+    <w:p>
+      <w:pPr>
+        <w:rPr>
+          <w:lang w:val="pt-BR"/>
+        </w:rPr>
+      </w:pPr>
+      <w:r>
+        <w:rPr>
+          <w:lang w:val="pt-BR"/>
+        </w:rPr>
+        <w:pict w14:anchorId="4B07C826">
+          <v:rect id="_x0000_i1250" style="width:0;height:1.5pt" o:hralign="center" o:hrstd="t" o:hr="t" fillcolor="#a0a0a0" stroked="f"/>
+        </w:pict>
+      </w:r>
+    </w:p>
+    <w:p>
+      <w:pPr>
+        <w:rPr>
+          <w:b/>
+          <w:bCs/>
+          <w:lang w:val="pt-BR"/>
+        </w:rPr>
+      </w:pPr>
+      <w:r>
+        <w:rPr>
+          <w:b/>
+          <w:bCs/>
+          <w:lang w:val="pt-BR"/>
+        </w:rPr>
+        <w:lastRenderedPageBreak/>
+        <w:t>5. O que é o JDK?</w:t>
+      </w:r>
+    </w:p>
+    <w:p>
+      <w:pPr>
+        <w:rPr>
+          <w:lang w:val="pt-BR"/>
+        </w:rPr>
+      </w:pPr>
+      <w:r>
+        <w:rPr>
+          <w:lang w:val="pt-BR"/>
+        </w:rPr>
+        <w:t>JDK significa:</w:t>
+      </w:r>
+    </w:p>
+    <w:p>
+      <w:pPr>
+        <w:rPr>
+          <w:lang w:val="pt-BR"/>
+        </w:rPr>
+      </w:pPr>
+      <w:r>
+        <w:rPr>
+          <w:b/>
+          <w:bCs/>
+          <w:lang w:val="pt-BR"/>
+        </w:rPr>
+        <w:t>Java Development Kit</w:t>
+      </w:r>
+    </w:p>
+    <w:p>
+      <w:pPr>
+        <w:rPr>
+          <w:lang w:val="pt-BR"/>
+        </w:rPr>
+      </w:pPr>
+      <w:r>
+        <w:rPr>
+          <w:lang w:val="pt-BR"/>
+        </w:rPr>
+        <w:t>(Kit de Desenvolvimento Java)</w:t>
+      </w:r>
+    </w:p>
+    <w:p>
+      <w:pPr>
+        <w:rPr>
+          <w:lang w:val="pt-BR"/>
+        </w:rPr>
+      </w:pPr>
+      <w:r>
+        <w:rPr>
+          <w:lang w:val="pt-BR"/>
+        </w:rPr>
+        <w:t>O JDK é utilizado por programadores.</w:t>
+      </w:r>
+    </w:p>
+    <w:p>
+      <w:pPr>
+        <w:rPr>
+          <w:lang w:val="pt-BR"/>
+        </w:rPr>
+      </w:pPr>
+      <w:r>
+        <w:rPr>
+          <w:lang w:val="pt-BR"/>
+        </w:rPr>
+        <w:t>Ele contém:</w:t>
+      </w:r>
+    </w:p>
+    <w:p>
+      <w:pPr>
+        <w:numPr>
+          <w:ilvl w:val="0"/>
+          <w:numId w:val="21"/>
+        </w:numPr>
+        <w:rPr>
+          <w:lang w:val="pt-BR"/>
+        </w:rPr>
+      </w:pPr>
+      <w:r>
+        <w:rPr>
+          <w:lang w:val="pt-BR"/>
+        </w:rPr>
+        <w:t xml:space="preserve">JRE </w:t>
+      </w:r>
+    </w:p>
+    <w:p>
+      <w:pPr>
+        <w:numPr>
+          <w:ilvl w:val="0"/>
+          <w:numId w:val="21"/>
+        </w:numPr>
+        <w:rPr>
+          <w:lang w:val="pt-BR"/>
+        </w:rPr>
+      </w:pPr>
+      <w:r>
+        <w:rPr>
+          <w:lang w:val="pt-BR"/>
+        </w:rPr>
+        <w:t xml:space="preserve">Compilador </w:t>
+      </w:r>
+    </w:p>
+    <w:p>
+      <w:pPr>
+        <w:numPr>
+          <w:ilvl w:val="0"/>
+          <w:numId w:val="21"/>
+        </w:numPr>
+        <w:rPr>
+          <w:lang w:val="pt-BR"/>
+        </w:rPr>
+      </w:pPr>
+      <w:r>
+        <w:rPr>
+          <w:lang w:val="pt-BR"/>
+        </w:rPr>
+        <w:t xml:space="preserve">Ferramentas de desenvolvimento </w:t>
+      </w:r>
+    </w:p>
+    <w:p>
+      <w:pPr>
+        <w:numPr>
+          <w:ilvl w:val="0"/>
+          <w:numId w:val="21"/>
+        </w:numPr>
+        <w:rPr>
+          <w:lang w:val="pt-BR"/>
+        </w:rPr>
+      </w:pPr>
+      <w:r>
+        <w:rPr>
+          <w:lang w:val="pt-BR"/>
+        </w:rPr>
+        <w:t xml:space="preserve">Documentação </w:t>
+      </w:r>
+    </w:p>
+    <w:p>
+      <w:pPr>
+        <w:numPr>
+          <w:ilvl w:val="0"/>
+          <w:numId w:val="21"/>
+        </w:numPr>
+        <w:rPr>
+          <w:lang w:val="pt-BR"/>
+        </w:rPr>
+      </w:pPr>
+      <w:r>
+        <w:rPr>
+          <w:lang w:val="pt-BR"/>
+        </w:rPr>
+        <w:t xml:space="preserve">Utilitários </w:t>
+      </w:r>
+    </w:p>
+    <w:p>
+      <w:pPr>
+        <w:rPr>
+          <w:lang w:val="pt-BR"/>
+        </w:rPr>
+      </w:pPr>
+      <w:r>
+        <w:rPr>
+          <w:lang w:val="pt-BR"/>
+        </w:rPr>
+        <w:t>Estrutura simplificada:</w:t>
+      </w:r>
+    </w:p>
+    <w:p>
+      <w:pPr>
+        <w:rPr>
+          <w:lang w:val="pt-BR"/>
+        </w:rPr>
+      </w:pPr>
+      <w:r>
+        <w:rPr>
+          <w:lang w:val="pt-BR"/>
+        </w:rPr>
+        <w:t>JDK</w:t>
+      </w:r>
+    </w:p>
+    <w:p>
+      <w:pPr>
+        <w:rPr>
+          <w:lang w:val="pt-BR"/>
+        </w:rPr>
+      </w:pPr>
+    </w:p>
+    <w:p>
+      <w:pPr>
+        <w:rPr>
+          <w:lang w:val="pt-BR"/>
+        </w:rPr>
+      </w:pPr>
+      <w:r>
+        <w:rPr>
+          <w:lang w:val="pt-BR"/>
+        </w:rPr>
+        <w:t>├── JRE</w:t>
+      </w:r>
+    </w:p>
+    <w:p>
+      <w:pPr>
+        <w:rPr>
+          <w:lang w:val="pt-BR"/>
+        </w:rPr>
+      </w:pPr>
+    </w:p>
+    <w:p>
+      <w:pPr>
+        <w:rPr>
+          <w:lang w:val="pt-BR"/>
+        </w:rPr>
+      </w:pPr>
+      <w:r>
+        <w:rPr>
+          <w:lang w:val="pt-BR"/>
+        </w:rPr>
+        <w:t>├── javac</w:t>
+      </w:r>
+    </w:p>
+    <w:p>
+      <w:pPr>
+        <w:rPr>
+          <w:lang w:val="pt-BR"/>
+        </w:rPr>
+      </w:pPr>
+    </w:p>
+    <w:p>
+      <w:pPr>
+        <w:rPr>
+          <w:lang w:val="pt-BR"/>
+        </w:rPr>
+      </w:pPr>
+      <w:r>
+        <w:rPr>
+          <w:lang w:val="pt-BR"/>
+        </w:rPr>
+        <w:t>├── java</w:t>
+      </w:r>
+    </w:p>
+    <w:p>
+      <w:pPr>
+        <w:rPr>
+          <w:lang w:val="pt-BR"/>
+        </w:rPr>
+      </w:pPr>
+    </w:p>
+    <w:p>
+      <w:pPr>
+        <w:rPr>
+          <w:lang w:val="pt-BR"/>
+        </w:rPr>
+      </w:pPr>
+      <w:r>
+        <w:rPr>
+          <w:lang w:val="pt-BR"/>
+        </w:rPr>
+        <w:t>├── javadoc</w:t>
+      </w:r>
+    </w:p>
+    <w:p>
+      <w:pPr>
+        <w:rPr>
+          <w:lang w:val="pt-BR"/>
+        </w:rPr>
+      </w:pPr>
+    </w:p>
+    <w:p>
+      <w:pPr>
+        <w:rPr>
+          <w:lang w:val="pt-BR"/>
+        </w:rPr>
+      </w:pPr>
+      <w:r>
+        <w:rPr>
+          <w:lang w:val="pt-BR"/>
+        </w:rPr>
+        <w:t>├── jar</w:t>
+      </w:r>
+    </w:p>
+    <w:p>
+      <w:pPr>
+        <w:rPr>
+          <w:lang w:val="pt-BR"/>
+        </w:rPr>
+      </w:pPr>
+    </w:p>
+    <w:p>
+      <w:pPr>
+        <w:rPr>
+          <w:lang w:val="pt-BR"/>
+        </w:rPr>
+      </w:pPr>
+      <w:r>
+        <w:rPr>
+          <w:lang w:val="pt-BR"/>
+        </w:rPr>
+        <w:t>├── jshell</w:t>
+      </w:r>
+    </w:p>
+    <w:p>
+      <w:pPr>
+        <w:rPr>
+          <w:lang w:val="pt-BR"/>
+        </w:rPr>
+      </w:pPr>
+    </w:p>
+    <w:p>
+      <w:pPr>
+        <w:rPr>
+          <w:lang w:val="pt-BR"/>
+        </w:rPr>
+      </w:pPr>
+      <w:r>
+        <w:rPr>
+          <w:lang w:val="pt-BR"/>
+        </w:rPr>
+        <w:lastRenderedPageBreak/>
+        <w:t>└── outras ferramentas</w:t>
+      </w:r>
+    </w:p>
+    <w:p>
+      <w:pPr>
+        <w:rPr>
+          <w:lang w:val="pt-BR"/>
+        </w:rPr>
+      </w:pPr>
+      <w:r>
+        <w:rPr>
+          <w:lang w:val="pt-BR"/>
+        </w:rPr>
+        <w:t>Em outras palavras:</w:t>
+      </w:r>
+    </w:p>
+    <w:p>
+      <w:pPr>
+        <w:rPr>
+          <w:lang w:val="pt-BR"/>
+        </w:rPr>
+      </w:pPr>
+      <w:r>
+        <w:rPr>
+          <w:lang w:val="pt-BR"/>
+        </w:rPr>
+        <w:t>Todo desenvolvedor instala o JDK.</w:t>
+      </w:r>
+    </w:p>
+    <w:p>
+      <w:pPr>
+        <w:rPr>
+          <w:lang w:val="pt-BR"/>
+        </w:rPr>
+      </w:pPr>
+      <w:r>
+        <w:rPr>
+          <w:lang w:val="pt-BR"/>
+        </w:rPr>
+        <w:t>Quem apenas executa programas precisa somente da JRE (embora, nas versões atuais, a distribuição do JDK já seja suficiente e a JRE separada praticamente deixou de ser distribuída).</w:t>
+      </w:r>
+    </w:p>
+    <w:p>
+      <w:pPr>
+        <w:rPr>
+          <w:lang w:val="pt-BR"/>
+        </w:rPr>
+      </w:pPr>
+      <w:r>
+        <w:rPr>
+          <w:lang w:val="pt-BR"/>
+        </w:rPr>
+        <w:pict w14:anchorId="04963944">
+          <v:rect id="_x0000_i1251" style="width:0;height:1.5pt" o:hralign="center" o:hrstd="t" o:hr="t" fillcolor="#a0a0a0" stroked="f"/>
+        </w:pict>
+      </w:r>
+    </w:p>
+    <w:p>
+      <w:pPr>
+        <w:rPr>
+          <w:b/>
+          <w:bCs/>
+          <w:lang w:val="pt-BR"/>
+        </w:rPr>
+      </w:pPr>
+      <w:r>
+        <w:rPr>
+          <w:b/>
+          <w:bCs/>
+          <w:lang w:val="pt-BR"/>
+        </w:rPr>
+        <w:t>6. Diferença entre JVM, JRE e JDK</w:t>
+      </w:r>
+    </w:p>
+    <w:tbl>
+      <w:tblPr>
+        <w:tblW w:w="0" w:type="auto"/>
+        <w:tblCellSpacing w:w="15" w:type="dxa"/>
+        <w:tblCellMar>
+          <w:top w:w="15" w:type="dxa"/>
+          <w:left w:w="15" w:type="dxa"/>
+          <w:bottom w:w="15" w:type="dxa"/>
+          <w:right w:w="15" w:type="dxa"/>
+        </w:tblCellMar>
+        <w:tblLook w:val="04A0" w:firstRow="1" w:lastRow="0" w:firstColumn="1" w:lastColumn="0" w:noHBand="0" w:noVBand="1"/>
+      </w:tblPr>
+      <w:tblGrid>
+        <w:gridCol w:w="1359"/>
+        <w:gridCol w:w="3911"/>
+      </w:tblGrid>
+      <w:tr>
+        <w:trPr>
+          <w:tblHeader/>
+          <w:tblCellSpacing w:w="15" w:type="dxa"/>
+        </w:trPr>
+        <w:tc>
+          <w:tcPr>
+            <w:tcW w:w="0" w:type="auto"/>
+            <w:vAlign w:val="center"/>
+            <w:hideMark/>
+          </w:tcPr>
+          <w:p>
+            <w:pPr>
+              <w:rPr>
+                <w:b/>
+                <w:bCs/>
+                <w:lang w:val="pt-BR"/>
+              </w:rPr>
+            </w:pPr>
+            <w:r>
+              <w:rPr>
+                <w:b/>
+                <w:bCs/>
+                <w:lang w:val="pt-BR"/>
+              </w:rPr>
+              <w:t>Componente</w:t>
+            </w:r>
+          </w:p>
+        </w:tc>
+        <w:tc>
+          <w:tcPr>
+            <w:tcW w:w="0" w:type="auto"/>
+            <w:vAlign w:val="center"/>
+            <w:hideMark/>
+          </w:tcPr>
+          <w:p>
+            <w:pPr>
+              <w:rPr>
+                <w:b/>
+                <w:bCs/>
+                <w:lang w:val="pt-BR"/>
+              </w:rPr>
+            </w:pPr>
+            <w:r>
+              <w:rPr>
+                <w:b/>
+                <w:bCs/>
+                <w:lang w:val="pt-BR"/>
+              </w:rPr>
+              <w:t>Função</w:t>
+            </w:r>
+          </w:p>
+        </w:tc>
+      </w:tr>
+      <w:tr>
+        <w:trPr>
+          <w:tblCellSpacing w:w="15" w:type="dxa"/>
+        </w:trPr>
+        <w:tc>
+          <w:tcPr>
+            <w:tcW w:w="0" w:type="auto"/>
+            <w:vAlign w:val="center"/>
+            <w:hideMark/>
+          </w:tcPr>
+          <w:p>
+            <w:pPr>
+              <w:rPr>
+                <w:lang w:val="pt-BR"/>
+              </w:rPr>
+            </w:pPr>
+            <w:r>
+              <w:rPr>
+                <w:lang w:val="pt-BR"/>
+              </w:rPr>
+              <w:t>JVM</w:t>
+            </w:r>
+          </w:p>
+        </w:tc>
+        <w:tc>
+          <w:tcPr>
+            <w:tcW w:w="0" w:type="auto"/>
+            <w:vAlign w:val="center"/>
+            <w:hideMark/>
+          </w:tcPr>
+          <w:p>
+            <w:pPr>
+              <w:rPr>
+                <w:lang w:val="pt-BR"/>
+              </w:rPr>
+            </w:pPr>
+            <w:r>
+              <w:rPr>
+                <w:lang w:val="pt-BR"/>
+              </w:rPr>
+              <w:t>Executa programas Java</w:t>
+            </w:r>
+          </w:p>
+        </w:tc>
+      </w:tr>
+      <w:tr>
+        <w:trPr>
+          <w:tblCellSpacing w:w="15" w:type="dxa"/>
+        </w:trPr>
+        <w:tc>
+          <w:tcPr>
+            <w:tcW w:w="0" w:type="auto"/>
+            <w:vAlign w:val="center"/>
+            <w:hideMark/>
+          </w:tcPr>
+          <w:p>
+            <w:pPr>
+              <w:rPr>
+                <w:lang w:val="pt-BR"/>
+              </w:rPr>
+            </w:pPr>
+            <w:r>
+              <w:rPr>
+                <w:lang w:val="pt-BR"/>
+              </w:rPr>
+              <w:t>JRE</w:t>
+            </w:r>
+          </w:p>
+        </w:tc>
+        <w:tc>
+          <w:tcPr>
+            <w:tcW w:w="0" w:type="auto"/>
+            <w:vAlign w:val="center"/>
+            <w:hideMark/>
+          </w:tcPr>
+          <w:p>
+            <w:pPr>
+              <w:rPr>
+                <w:lang w:val="pt-BR"/>
+              </w:rPr>
+            </w:pPr>
+            <w:r>
+              <w:rPr>
+                <w:lang w:val="pt-BR"/>
+              </w:rPr>
+              <w:t>Fornece ambiente para execução</w:t>
+            </w:r>
+          </w:p>
+        </w:tc>
+      </w:tr>
+      <w:tr>
+        <w:trPr>
+          <w:tblCellSpacing w:w="15" w:type="dxa"/>
+        </w:trPr>
+        <w:tc>
+          <w:tcPr>
+            <w:tcW w:w="0" w:type="auto"/>
+            <w:vAlign w:val="center"/>
+            <w:hideMark/>
+          </w:tcPr>
+          <w:p>
+            <w:pPr>
+              <w:rPr>
+                <w:lang w:val="pt-BR"/>
+              </w:rPr>
+            </w:pPr>
+            <w:r>
+              <w:rPr>
+                <w:lang w:val="pt-BR"/>
+              </w:rPr>
+              <w:t>JDK</w:t>
+            </w:r>
+          </w:p>
+        </w:tc>
+        <w:tc>
+          <w:tcPr>
+            <w:tcW w:w="0" w:type="auto"/>
+            <w:vAlign w:val="center"/>
+            <w:hideMark/>
+          </w:tcPr>
+          <w:p>
+            <w:pPr>
+              <w:rPr>
+                <w:lang w:val="pt-BR"/>
+              </w:rPr>
+            </w:pPr>
+            <w:r>
+              <w:rPr>
+                <w:lang w:val="pt-BR"/>
+              </w:rPr>
+              <w:t>Fornece ambiente para desenvolvimento</w:t>
+            </w:r>
+          </w:p>
+        </w:tc>
+      </w:tr>
+    </w:tbl>
+    <w:p>
+      <w:pPr>
+        <w:rPr>
+          <w:lang w:val="pt-BR"/>
+        </w:rPr>
+      </w:pPr>
+      <w:r>
+        <w:rPr>
+          <w:lang w:val="pt-BR"/>
+        </w:rPr>
+        <w:t>Resumo:</w:t>
+      </w:r>
+    </w:p>
+    <w:p>
+      <w:pPr>
+        <w:rPr>
+          <w:lang w:val="pt-BR"/>
+        </w:rPr>
+      </w:pPr>
+      <w:r>
+        <w:rPr>
+          <w:lang w:val="pt-BR"/>
+        </w:rPr>
+        <w:t>JDK</w:t>
+      </w:r>
+    </w:p>
+    <w:p>
+      <w:pPr>
+        <w:rPr>
+          <w:lang w:val="pt-BR"/>
+        </w:rPr>
+      </w:pPr>
+    </w:p>
+    <w:p>
+      <w:pPr>
+        <w:rPr>
+          <w:lang w:val="pt-BR"/>
+        </w:rPr>
+      </w:pPr>
+      <w:r>
+        <w:rPr>
+          <w:lang w:val="pt-BR"/>
+        </w:rPr>
+        <w:t>└── JRE</w:t>
+      </w:r>
+    </w:p>
+    <w:p>
+      <w:pPr>
+        <w:rPr>
+          <w:lang w:val="pt-BR"/>
+        </w:rPr>
+      </w:pPr>
+    </w:p>
+    <w:p>
+      <w:pPr>
+        <w:rPr>
+          <w:lang w:val="pt-BR"/>
+        </w:rPr>
+      </w:pPr>
+      <w:r>
+        <w:rPr>
+          <w:lang w:val="pt-BR"/>
+        </w:rPr>
+        <w:t xml:space="preserve">      └── JVM</w:t>
+      </w:r>
+    </w:p>
+    <w:p>
+      <w:pPr>
+        <w:rPr>
+          <w:lang w:val="pt-BR"/>
+        </w:rPr>
+      </w:pPr>
+      <w:r>
+        <w:rPr>
+          <w:lang w:val="pt-BR"/>
+        </w:rPr>
+        <w:t>Portanto:</w:t>
+      </w:r>
+    </w:p>
+    <w:p>
+      <w:pPr>
+        <w:rPr>
+          <w:lang w:val="pt-BR"/>
+        </w:rPr>
+      </w:pPr>
+      <w:r>
+        <w:rPr>
+          <w:lang w:val="pt-BR"/>
+        </w:rPr>
+        <w:t>JDK contém JRE.</w:t>
+      </w:r>
+    </w:p>
+    <w:p>
+      <w:pPr>
+        <w:rPr>
+          <w:lang w:val="pt-BR"/>
+        </w:rPr>
+      </w:pPr>
+      <w:r>
+        <w:rPr>
+          <w:lang w:val="pt-BR"/>
+        </w:rPr>
+        <w:t>JRE contém JVM.</w:t>
+      </w:r>
+    </w:p>
+    <w:p>
+      <w:pPr>
+        <w:rPr>
+          <w:lang w:val="pt-BR"/>
+        </w:rPr>
+      </w:pPr>
+      <w:r>
+        <w:rPr>
+          <w:lang w:val="pt-BR"/>
+        </w:rPr>
+        <w:pict w14:anchorId="121FA8EB">
+          <v:rect id="_x0000_i1252" style="width:0;height:1.5pt" o:hralign="center" o:hrstd="t" o:hr="t" fillcolor="#a0a0a0" stroked="f"/>
+        </w:pict>
+      </w:r>
+    </w:p>
+    <w:p>
+      <w:pPr>
+        <w:rPr>
+          <w:b/>
+          <w:bCs/>
+          <w:lang w:val="pt-BR"/>
+        </w:rPr>
+      </w:pPr>
+      <w:r>
+        <w:rPr>
+          <w:b/>
+          <w:bCs/>
+          <w:lang w:val="pt-BR"/>
+        </w:rPr>
+        <w:t>7. Instalando o Java</w:t>
+      </w:r>
+    </w:p>
+    <w:p>
+      <w:pPr>
+        <w:rPr>
+          <w:lang w:val="pt-BR"/>
+        </w:rPr>
+      </w:pPr>
+      <w:r>
+        <w:rPr>
+          <w:lang w:val="pt-BR"/>
+        </w:rPr>
+        <w:t xml:space="preserve">Atualmente recomenda-se utilizar uma versão LTS (Long-Term Support), como o </w:t>
+      </w:r>
+      <w:r>
+        <w:rPr>
+          <w:b/>
+          <w:bCs/>
+          <w:lang w:val="pt-BR"/>
+        </w:rPr>
+        <w:t>Java 21</w:t>
+      </w:r>
+      <w:r>
+        <w:rPr>
+          <w:lang w:val="pt-BR"/>
+        </w:rPr>
+        <w:t>, que recebe suporte por um período mais longo.</w:t>
+      </w:r>
+    </w:p>
+    <w:p>
+      <w:pPr>
+        <w:rPr>
+          <w:b/>
+          <w:bCs/>
+          <w:lang w:val="pt-BR"/>
+        </w:rPr>
+      </w:pPr>
+      <w:r>
+        <w:rPr>
+          <w:b/>
+          <w:bCs/>
+          <w:lang w:val="pt-BR"/>
+        </w:rPr>
+        <w:t>Windows</w:t>
+      </w:r>
+    </w:p>
+    <w:p>
+      <w:pPr>
+        <w:numPr>
+          <w:ilvl w:val="0"/>
+          <w:numId w:val="22"/>
+        </w:numPr>
+        <w:rPr>
+          <w:lang w:val="pt-BR"/>
+        </w:rPr>
+      </w:pPr>
+      <w:r>
+        <w:rPr>
+          <w:lang w:val="pt-BR"/>
+        </w:rPr>
+        <w:t xml:space="preserve">Baixe o instalador do JDK. </w:t>
+      </w:r>
+    </w:p>
+    <w:p>
+      <w:pPr>
+        <w:numPr>
+          <w:ilvl w:val="0"/>
+          <w:numId w:val="22"/>
+        </w:numPr>
+        <w:rPr>
+          <w:lang w:val="pt-BR"/>
+        </w:rPr>
+      </w:pPr>
+      <w:r>
+        <w:rPr>
+          <w:lang w:val="pt-BR"/>
+        </w:rPr>
+        <w:lastRenderedPageBreak/>
+        <w:t xml:space="preserve">Execute o instalador. </w:t>
+      </w:r>
+    </w:p>
+    <w:p>
+      <w:pPr>
+        <w:numPr>
+          <w:ilvl w:val="0"/>
+          <w:numId w:val="22"/>
+        </w:numPr>
+        <w:rPr>
+          <w:lang w:val="pt-BR"/>
+        </w:rPr>
+      </w:pPr>
+      <w:r>
+        <w:rPr>
+          <w:lang w:val="pt-BR"/>
+        </w:rPr>
+        <w:t xml:space="preserve">Finalize a instalação. </w:t>
+      </w:r>
+    </w:p>
+    <w:p>
+      <w:pPr>
+        <w:numPr>
+          <w:ilvl w:val="0"/>
+          <w:numId w:val="22"/>
+        </w:numPr>
+        <w:rPr>
+          <w:lang w:val="pt-BR"/>
+        </w:rPr>
+      </w:pPr>
+      <w:r>
+        <w:rPr>
+          <w:lang w:val="pt-BR"/>
+        </w:rPr>
+        <w:t xml:space="preserve">Abra o Prompt de Comando. </w:t>
+      </w:r>
+    </w:p>
+    <w:p>
+      <w:pPr>
+        <w:rPr>
+          <w:lang w:val="pt-BR"/>
+        </w:rPr>
+      </w:pPr>
+      <w:r>
+        <w:rPr>
+          <w:lang w:val="pt-BR"/>
+        </w:rPr>
+        <w:t>Teste:</w:t>
+      </w:r>
+    </w:p>
+    <w:p>
+      <w:pPr>
+        <w:rPr>
+          <w:lang w:val="pt-BR"/>
+        </w:rPr>
+      </w:pPr>
+      <w:r>
+        <w:rPr>
+          <w:lang w:val="pt-BR"/>
+        </w:rPr>
+        <w:t>java -version</w:t>
+      </w:r>
+    </w:p>
+    <w:p>
+      <w:pPr>
+        <w:rPr>
+          <w:lang w:val="pt-BR"/>
+        </w:rPr>
+      </w:pPr>
+      <w:r>
+        <w:rPr>
+          <w:lang w:val="pt-BR"/>
+        </w:rPr>
+        <w:t>Depois:</w:t>
+      </w:r>
+    </w:p>
+    <w:p>
+      <w:pPr>
+        <w:rPr>
+          <w:lang w:val="pt-BR"/>
+        </w:rPr>
+      </w:pPr>
+      <w:r>
+        <w:rPr>
+          <w:lang w:val="pt-BR"/>
+        </w:rPr>
+        <w:t>javac -version</w:t>
+      </w:r>
+    </w:p>
+    <w:p>
+      <w:pPr>
+        <w:rPr>
+          <w:lang w:val="pt-BR"/>
+        </w:rPr>
+      </w:pPr>
+      <w:r>
+        <w:rPr>
+          <w:lang w:val="pt-BR"/>
+        </w:rPr>
+        <w:t>Se ambos responderem corretamente, a instalação foi concluída.</w:t>
+      </w:r>
+    </w:p>
+    <w:p>
+      <w:pPr>
+        <w:rPr>
+          <w:lang w:val="pt-BR"/>
+        </w:rPr>
+      </w:pPr>
+      <w:r>
+        <w:rPr>
+          <w:lang w:val="pt-BR"/>
+        </w:rPr>
+        <w:pict w14:anchorId="639FF039">
+          <v:rect id="_x0000_i1253" style="width:0;height:1.5pt" o:hralign="center" o:hrstd="t" o:hr="t" fillcolor="#a0a0a0" stroked="f"/>
+        </w:pict>
+      </w:r>
+    </w:p>
+    <w:p>
+      <w:pPr>
+        <w:rPr>
+          <w:b/>
+          <w:bCs/>
+          <w:lang w:val="pt-BR"/>
+        </w:rPr>
+      </w:pPr>
+      <w:r>
+        <w:rPr>
+          <w:b/>
+          <w:bCs/>
+          <w:lang w:val="pt-BR"/>
+        </w:rPr>
+        <w:t>Linux</w:t>
+      </w:r>
+    </w:p>
+    <w:p>
+      <w:pPr>
+        <w:rPr>
+          <w:lang w:val="pt-BR"/>
+        </w:rPr>
+      </w:pPr>
+      <w:r>
+        <w:rPr>
+          <w:lang w:val="pt-BR"/>
+        </w:rPr>
+        <w:t>No Ubuntu:</w:t>
+      </w:r>
+    </w:p>
+    <w:p>
+      <w:pPr>
+        <w:rPr>
+          <w:lang w:val="pt-BR"/>
+        </w:rPr>
+      </w:pPr>
+      <w:r>
+        <w:rPr>
+          <w:lang w:val="pt-BR"/>
+        </w:rPr>
+        <w:t>sudo apt update</w:t>
+      </w:r>
+    </w:p>
+    <w:p>
+      <w:pPr>
+        <w:rPr>
+          <w:lang w:val="pt-BR"/>
+        </w:rPr>
+      </w:pPr>
+      <w:r>
+        <w:rPr>
+          <w:lang w:val="pt-BR"/>
+        </w:rPr>
+        <w:t>sudo apt install openjdk-21-jdk</w:t>
+      </w:r>
+    </w:p>
+    <w:p>
+      <w:pPr>
+        <w:rPr>
+          <w:lang w:val="pt-BR"/>
+        </w:rPr>
+      </w:pPr>
+      <w:r>
+        <w:rPr>
+          <w:lang w:val="pt-BR"/>
+        </w:rPr>
+        <w:t>Verifique:</w:t>
+      </w:r>
+    </w:p>
+    <w:p>
+      <w:pPr>
+        <w:rPr>
+          <w:lang w:val="pt-BR"/>
+        </w:rPr>
+      </w:pPr>
+      <w:r>
+        <w:rPr>
+          <w:lang w:val="pt-BR"/>
+        </w:rPr>
+        <w:t>java --version</w:t>
+      </w:r>
+    </w:p>
+    <w:p>
+      <w:pPr>
+        <w:rPr>
+          <w:lang w:val="pt-BR"/>
+        </w:rPr>
+      </w:pPr>
+      <w:r>
+        <w:rPr>
+          <w:lang w:val="pt-BR"/>
+        </w:rPr>
+        <w:pict w14:anchorId="09CFA509">
+          <v:rect id="_x0000_i1254" style="width:0;height:1.5pt" o:hralign="center" o:hrstd="t" o:hr="t" fillcolor="#a0a0a0" stroked="f"/>
+        </w:pict>
+      </w:r>
+    </w:p>
+    <w:p>
+      <w:pPr>
+        <w:rPr>
+          <w:b/>
+          <w:bCs/>
+          <w:lang w:val="pt-BR"/>
+        </w:rPr>
+      </w:pPr>
+      <w:r>
+        <w:rPr>
+          <w:b/>
+          <w:bCs/>
+          <w:lang w:val="pt-BR"/>
+        </w:rPr>
+        <w:t>macOS</w:t>
+      </w:r>
+    </w:p>
+    <w:p>
+      <w:pPr>
+        <w:rPr>
+          <w:lang w:val="pt-BR"/>
+        </w:rPr>
+      </w:pPr>
+      <w:r>
+        <w:rPr>
+          <w:lang w:val="pt-BR"/>
+        </w:rPr>
+        <w:t>Utilizando Homebrew:</w:t>
+      </w:r>
+    </w:p>
+    <w:p>
+      <w:pPr>
+        <w:rPr>
+          <w:lang w:val="pt-BR"/>
+        </w:rPr>
+      </w:pPr>
+      <w:r>
+        <w:rPr>
+          <w:lang w:val="pt-BR"/>
+        </w:rPr>
+        <w:t>brew install openjdk@21</w:t>
+      </w:r>
+    </w:p>
+    <w:p>
+      <w:pPr>
+        <w:rPr>
+          <w:lang w:val="pt-BR"/>
+        </w:rPr>
+      </w:pPr>
+      <w:r>
+        <w:rPr>
+          <w:lang w:val="pt-BR"/>
+        </w:rPr>
+        <w:pict w14:anchorId="7DFAF413">
+          <v:rect id="_x0000_i1255" style="width:0;height:1.5pt" o:hralign="center" o:hrstd="t" o:hr="t" fillcolor="#a0a0a0" stroked="f"/>
+        </w:pict>
+      </w:r>
+    </w:p>
+    <w:p>
+      <w:pPr>
+        <w:rPr>
+          <w:b/>
+          <w:bCs/>
+          <w:lang w:val="pt-BR"/>
+        </w:rPr>
+      </w:pPr>
+      <w:r>
+        <w:rPr>
+          <w:b/>
+          <w:bCs/>
+          <w:lang w:val="pt-BR"/>
+        </w:rPr>
+        <w:t>8. Verificando a instalação</w:t>
+      </w:r>
+    </w:p>
+    <w:p>
+      <w:pPr>
+        <w:rPr>
+          <w:lang w:val="pt-BR"/>
+        </w:rPr>
+      </w:pPr>
+      <w:r>
+        <w:rPr>
+          <w:lang w:val="pt-BR"/>
+        </w:rPr>
+        <w:t>Execute:</w:t>
+      </w:r>
+    </w:p>
+    <w:p>
+      <w:pPr>
+        <w:rPr>
+          <w:lang w:val="pt-BR"/>
+        </w:rPr>
+      </w:pPr>
+      <w:r>
+        <w:rPr>
+          <w:lang w:val="pt-BR"/>
+        </w:rPr>
+        <w:t>java --version</w:t>
+      </w:r>
+    </w:p>
+    <w:p>
+      <w:pPr>
+        <w:rPr>
+          <w:lang w:val="pt-BR"/>
+        </w:rPr>
+      </w:pPr>
+      <w:r>
+        <w:rPr>
+          <w:lang w:val="pt-BR"/>
+        </w:rPr>
+        <w:t>Exemplo:</w:t>
+      </w:r>
+    </w:p>
+    <w:p>
+      <w:pPr>
+        <w:rPr>
+          <w:lang w:val="pt-BR"/>
+        </w:rPr>
+      </w:pPr>
+      <w:r>
+        <w:rPr>
+          <w:lang w:val="pt-BR"/>
+        </w:rPr>
+        <w:t>openjdk 21</w:t>
+      </w:r>
+    </w:p>
+    <w:p>
+      <w:pPr>
+        <w:rPr>
+          <w:lang w:val="pt-BR"/>
+        </w:rPr>
+      </w:pPr>
+      <w:r>
+        <w:rPr>
+          <w:lang w:val="pt-BR"/>
+        </w:rPr>
+        <w:t>Depois:</w:t>
+      </w:r>
+    </w:p>
+    <w:p>
+      <w:pPr>
+        <w:rPr>
+          <w:lang w:val="pt-BR"/>
+        </w:rPr>
+      </w:pPr>
+      <w:r>
+        <w:rPr>
+          <w:lang w:val="pt-BR"/>
+        </w:rPr>
+        <w:lastRenderedPageBreak/>
+        <w:t>javac --version</w:t>
+      </w:r>
+    </w:p>
+    <w:p>
+      <w:pPr>
+        <w:rPr>
+          <w:lang w:val="pt-BR"/>
+        </w:rPr>
+      </w:pPr>
+      <w:r>
+        <w:rPr>
+          <w:lang w:val="pt-BR"/>
+        </w:rPr>
+        <w:t>Exemplo:</w:t>
+      </w:r>
+    </w:p>
+    <w:p>
+      <w:pPr>
+        <w:rPr>
+          <w:lang w:val="pt-BR"/>
+        </w:rPr>
+      </w:pPr>
+      <w:r>
+        <w:rPr>
+          <w:lang w:val="pt-BR"/>
+        </w:rPr>
+        <w:t>javac 21</w:t>
+      </w:r>
+    </w:p>
+    <w:p>
+      <w:pPr>
+        <w:rPr>
+          <w:lang w:val="pt-BR"/>
+        </w:rPr>
+      </w:pPr>
+      <w:r>
+        <w:rPr>
+          <w:lang w:val="pt-BR"/>
+        </w:rPr>
+        <w:pict w14:anchorId="1F728ABE">
+          <v:rect id="_x0000_i1256" style="width:0;height:1.5pt" o:hralign="center" o:hrstd="t" o:hr="t" fillcolor="#a0a0a0" stroked="f"/>
+        </w:pict>
+      </w:r>
+    </w:p>
+    <w:p>
+      <w:pPr>
+        <w:rPr>
+          <w:b/>
+          <w:bCs/>
+          <w:lang w:val="pt-BR"/>
+        </w:rPr>
+      </w:pPr>
+      <w:r>
+        <w:rPr>
+          <w:b/>
+          <w:bCs/>
+          <w:lang w:val="pt-BR"/>
+        </w:rPr>
+        <w:t>9. Variáveis de Ambiente</w:t>
+      </w:r>
+    </w:p>
+    <w:p>
+      <w:pPr>
+        <w:rPr>
+          <w:lang w:val="pt-BR"/>
+        </w:rPr>
+      </w:pPr>
+      <w:r>
+        <w:rPr>
+          <w:lang w:val="pt-BR"/>
+        </w:rPr>
+        <w:t>As variáveis de ambiente permitem que o sistema encontre os programas do JDK.</w:t>
+      </w:r>
+    </w:p>
+    <w:p>
+      <w:pPr>
+        <w:rPr>
+          <w:lang w:val="pt-BR"/>
+        </w:rPr>
+      </w:pPr>
+      <w:r>
+        <w:rPr>
+          <w:lang w:val="pt-BR"/>
+        </w:rPr>
+        <w:t>As principais são:</w:t>
+      </w:r>
+    </w:p>
+    <w:p>
+      <w:pPr>
+        <w:rPr>
+          <w:lang w:val="pt-BR"/>
+        </w:rPr>
+      </w:pPr>
+      <w:r>
+        <w:rPr>
+          <w:lang w:val="pt-BR"/>
+        </w:rPr>
+        <w:t>JAVA_HOME</w:t>
+      </w:r>
+    </w:p>
+    <w:p>
+      <w:pPr>
+        <w:rPr>
+          <w:lang w:val="pt-BR"/>
+        </w:rPr>
+      </w:pPr>
+      <w:r>
+        <w:rPr>
+          <w:lang w:val="pt-BR"/>
+        </w:rPr>
+        <w:t>e</w:t>
+      </w:r>
+    </w:p>
+    <w:p>
+      <w:pPr>
+        <w:rPr>
+          <w:lang w:val="pt-BR"/>
+        </w:rPr>
+      </w:pPr>
+      <w:r>
+        <w:rPr>
+          <w:lang w:val="pt-BR"/>
+        </w:rPr>
+        <w:t>PATH</w:t>
+      </w:r>
+    </w:p>
+    <w:p>
+      <w:pPr>
+        <w:rPr>
+          <w:lang w:val="pt-BR"/>
+        </w:rPr>
+      </w:pPr>
+      <w:r>
+        <w:rPr>
+          <w:lang w:val="pt-BR"/>
+        </w:rPr>
+        <w:pict w14:anchorId="08416F06">
+          <v:rect id="_x0000_i1257" style="width:0;height:1.5pt" o:hralign="center" o:hrstd="t" o:hr="t" fillcolor="#a0a0a0" stroked="f"/>
+        </w:pict>
+      </w:r>
+    </w:p>
+    <w:p>
+      <w:pPr>
+        <w:rPr>
+          <w:b/>
+          <w:bCs/>
+          <w:lang w:val="pt-BR"/>
+        </w:rPr>
+      </w:pPr>
+      <w:r>
+        <w:rPr>
+          <w:b/>
+          <w:bCs/>
+          <w:lang w:val="pt-BR"/>
+        </w:rPr>
+        <w:t>JAVA_HOME</w:t>
+      </w:r>
+    </w:p>
+    <w:p>
+      <w:pPr>
+        <w:rPr>
+          <w:lang w:val="pt-BR"/>
+        </w:rPr>
+      </w:pPr>
+      <w:r>
+        <w:rPr>
+          <w:lang w:val="pt-BR"/>
+        </w:rPr>
+        <w:t>Aponta para a pasta onde o JDK está instalado.</w:t>
+      </w:r>
+    </w:p>
+    <w:p>
+      <w:pPr>
+        <w:rPr>
+          <w:lang w:val="pt-BR"/>
+        </w:rPr>
+      </w:pPr>
+      <w:r>
+        <w:rPr>
+          <w:lang w:val="pt-BR"/>
+        </w:rPr>
+        <w:t>Exemplo:</w:t>
+      </w:r>
+    </w:p>
+    <w:p>
+      <w:pPr>
+        <w:rPr>
+          <w:lang w:val="pt-BR"/>
+        </w:rPr>
+      </w:pPr>
+      <w:r>
+        <w:rPr>
+          <w:lang w:val="pt-BR"/>
+        </w:rPr>
+        <w:t>Windows</w:t>
+      </w:r>
+    </w:p>
+    <w:p>
+      <w:pPr>
+        <w:rPr>
+          <w:lang w:val="pt-BR"/>
+        </w:rPr>
+      </w:pPr>
+      <w:r>
+        <w:rPr>
+          <w:lang w:val="pt-BR"/>
+        </w:rPr>
+        <w:t>C:\Program Files\Java\jdk-21</w:t>
+      </w:r>
+    </w:p>
+    <w:p>
+      <w:pPr>
+        <w:rPr>
+          <w:lang w:val="pt-BR"/>
+        </w:rPr>
+      </w:pPr>
+      <w:r>
+        <w:rPr>
+          <w:lang w:val="pt-BR"/>
+        </w:rPr>
+        <w:t>Linux</w:t>
+      </w:r>
+    </w:p>
+    <w:p>
+      <w:pPr>
+        <w:rPr>
+          <w:lang w:val="pt-BR"/>
+        </w:rPr>
+      </w:pPr>
+      <w:r>
+        <w:rPr>
+          <w:lang w:val="pt-BR"/>
+        </w:rPr>
+        <w:t>/usr/lib/jvm/java-21-openjdk-amd64</w:t>
+      </w:r>
+    </w:p>
+    <w:p>
+      <w:pPr>
+        <w:rPr>
+          <w:lang w:val="pt-BR"/>
+        </w:rPr>
+      </w:pPr>
+      <w:r>
+        <w:rPr>
+          <w:lang w:val="pt-BR"/>
+        </w:rPr>
+        <w:pict w14:anchorId="514CDE0B">
+          <v:rect id="_x0000_i1258" style="width:0;height:1.5pt" o:hralign="center" o:hrstd="t" o:hr="t" fillcolor="#a0a0a0" stroked="f"/>
+        </w:pict>
+      </w:r>
+    </w:p>
+    <w:p>
+      <w:pPr>
+        <w:rPr>
+          <w:b/>
+          <w:bCs/>
+          <w:lang w:val="pt-BR"/>
+        </w:rPr>
+      </w:pPr>
+      <w:r>
+        <w:rPr>
+          <w:b/>
+          <w:bCs/>
+          <w:lang w:val="pt-BR"/>
+        </w:rPr>
+        <w:t>PATH</w:t>
+      </w:r>
+    </w:p>
+    <w:p>
+      <w:pPr>
+        <w:rPr>
+          <w:lang w:val="pt-BR"/>
+        </w:rPr>
+      </w:pPr>
+      <w:r>
+        <w:rPr>
+          <w:lang w:val="pt-BR"/>
+        </w:rPr>
+        <w:t>Permite executar comandos Java em qualquer diretório.</w:t>
+      </w:r>
+    </w:p>
+    <w:p>
+      <w:pPr>
+        <w:rPr>
+          <w:lang w:val="pt-BR"/>
+        </w:rPr>
+      </w:pPr>
+      <w:r>
+        <w:rPr>
+          <w:lang w:val="pt-BR"/>
+        </w:rPr>
+        <w:t>Exemplo:</w:t>
+      </w:r>
+    </w:p>
+    <w:p>
+      <w:pPr>
+        <w:rPr>
+          <w:lang w:val="pt-BR"/>
+        </w:rPr>
+      </w:pPr>
+      <w:r>
+        <w:rPr>
+          <w:lang w:val="pt-BR"/>
+        </w:rPr>
+        <w:t>java</w:t>
+      </w:r>
+    </w:p>
+    <w:p>
+      <w:pPr>
+        <w:rPr>
+          <w:lang w:val="pt-BR"/>
+        </w:rPr>
+      </w:pPr>
+    </w:p>
+    <w:p>
+      <w:pPr>
+        <w:rPr>
+          <w:lang w:val="pt-BR"/>
+        </w:rPr>
+      </w:pPr>
+      <w:r>
+        <w:rPr>
+          <w:lang w:val="pt-BR"/>
+        </w:rPr>
+        <w:t>javac</w:t>
+      </w:r>
+    </w:p>
+    <w:p>
+      <w:pPr>
+        <w:rPr>
+          <w:lang w:val="pt-BR"/>
+        </w:rPr>
+      </w:pPr>
+    </w:p>
+    <w:p>
+      <w:pPr>
+        <w:rPr>
+          <w:lang w:val="pt-BR"/>
+        </w:rPr>
+      </w:pPr>
+      <w:r>
+        <w:rPr>
+          <w:lang w:val="pt-BR"/>
+        </w:rPr>
+        <w:lastRenderedPageBreak/>
+        <w:t>jar</w:t>
+      </w:r>
+    </w:p>
+    <w:p>
+      <w:pPr>
+        <w:rPr>
+          <w:lang w:val="pt-BR"/>
+        </w:rPr>
+      </w:pPr>
+    </w:p>
+    <w:p>
+      <w:pPr>
+        <w:rPr>
+          <w:lang w:val="pt-BR"/>
+        </w:rPr>
+      </w:pPr>
+      <w:r>
+        <w:rPr>
+          <w:lang w:val="pt-BR"/>
+        </w:rPr>
+        <w:t>jshell</w:t>
+      </w:r>
+    </w:p>
+    <w:p>
+      <w:pPr>
+        <w:rPr>
+          <w:lang w:val="pt-BR"/>
+        </w:rPr>
+      </w:pPr>
+      <w:r>
+        <w:rPr>
+          <w:lang w:val="pt-BR"/>
+        </w:rPr>
+        <w:t>Sem configurar o PATH seria necessário informar o caminho completo para cada ferramenta.</w:t>
+      </w:r>
+    </w:p>
+    <w:p>
+      <w:pPr>
+        <w:rPr>
+          <w:lang w:val="pt-BR"/>
+        </w:rPr>
+      </w:pPr>
+      <w:r>
+        <w:rPr>
+          <w:lang w:val="pt-BR"/>
+        </w:rPr>
+        <w:pict w14:anchorId="0CEF33ED">
+          <v:rect id="_x0000_i1259" style="width:0;height:1.5pt" o:hralign="center" o:hrstd="t" o:hr="t" fillcolor="#a0a0a0" stroked="f"/>
+        </w:pict>
+      </w:r>
+    </w:p>
+    <w:p>
+      <w:pPr>
+        <w:rPr>
+          <w:b/>
+          <w:bCs/>
+          <w:lang w:val="pt-BR"/>
+        </w:rPr>
+      </w:pPr>
+      <w:r>
+        <w:rPr>
+          <w:b/>
+          <w:bCs/>
+          <w:lang w:val="pt-BR"/>
+        </w:rPr>
+        <w:t>10. Estrutura do JDK</w:t>
+      </w:r>
+    </w:p>
+    <w:p>
+      <w:pPr>
+        <w:rPr>
+          <w:lang w:val="pt-BR"/>
+        </w:rPr>
+      </w:pPr>
+      <w:r>
+        <w:rPr>
+          <w:lang w:val="pt-BR"/>
+        </w:rPr>
+        <w:t>Uma instalação típica possui:</w:t>
+      </w:r>
+    </w:p>
+    <w:p>
+      <w:pPr>
+        <w:rPr>
+          <w:lang w:val="pt-BR"/>
+        </w:rPr>
+      </w:pPr>
+      <w:r>
+        <w:rPr>
+          <w:lang w:val="pt-BR"/>
+        </w:rPr>
+        <w:t>jdk-21</w:t>
+      </w:r>
+    </w:p>
+    <w:p>
+      <w:pPr>
+        <w:rPr>
+          <w:lang w:val="pt-BR"/>
+        </w:rPr>
+      </w:pPr>
+    </w:p>
+    <w:p>
+      <w:pPr>
+        <w:rPr>
+          <w:lang w:val="pt-BR"/>
+        </w:rPr>
+      </w:pPr>
+      <w:r>
+        <w:rPr>
+          <w:lang w:val="pt-BR"/>
+        </w:rPr>
+        <w:t>├── bin</w:t>
+      </w:r>
+    </w:p>
+    <w:p>
+      <w:pPr>
+        <w:rPr>
+          <w:lang w:val="pt-BR"/>
+        </w:rPr>
+      </w:pPr>
+    </w:p>
+    <w:p>
+      <w:pPr>
+        <w:rPr>
+          <w:lang w:val="pt-BR"/>
+        </w:rPr>
+      </w:pPr>
+      <w:r>
+        <w:rPr>
+          <w:lang w:val="pt-BR"/>
+        </w:rPr>
+        <w:t>├── conf</w:t>
+      </w:r>
+    </w:p>
+    <w:p>
+      <w:pPr>
+        <w:rPr>
+          <w:lang w:val="pt-BR"/>
+        </w:rPr>
+      </w:pPr>
+    </w:p>
+    <w:p>
+      <w:pPr>
+        <w:rPr>
+          <w:lang w:val="pt-BR"/>
+        </w:rPr>
+      </w:pPr>
+      <w:r>
+        <w:rPr>
+          <w:lang w:val="pt-BR"/>
+        </w:rPr>
+        <w:t>├── include</w:t>
+      </w:r>
+    </w:p>
+    <w:p>
+      <w:pPr>
+        <w:rPr>
+          <w:lang w:val="pt-BR"/>
+        </w:rPr>
+      </w:pPr>
+    </w:p>
+    <w:p>
+      <w:pPr>
+        <w:rPr>
+          <w:lang w:val="pt-BR"/>
+        </w:rPr>
+      </w:pPr>
+      <w:r>
+        <w:rPr>
+          <w:lang w:val="pt-BR"/>
+        </w:rPr>
+        <w:t>├── jmods</w:t>
+      </w:r>
+    </w:p>
+    <w:p>
+      <w:pPr>
+        <w:rPr>
+          <w:lang w:val="pt-BR"/>
+        </w:rPr>
+      </w:pPr>
+    </w:p>
+    <w:p>
+      <w:pPr>
+        <w:rPr>
+          <w:lang w:val="pt-BR"/>
+        </w:rPr>
+      </w:pPr>
+      <w:r>
+        <w:rPr>
+          <w:lang w:val="pt-BR"/>
+        </w:rPr>
+        <w:t>├── legal</w:t>
+      </w:r>
+    </w:p>
+    <w:p>
+      <w:pPr>
+        <w:rPr>
+          <w:lang w:val="pt-BR"/>
+        </w:rPr>
+      </w:pPr>
+    </w:p>
+    <w:p>
+      <w:pPr>
+        <w:rPr>
+          <w:lang w:val="pt-BR"/>
+        </w:rPr>
+      </w:pPr>
+      <w:r>
+        <w:rPr>
+          <w:lang w:val="pt-BR"/>
+        </w:rPr>
+        <w:t>├── lib</w:t>
+      </w:r>
+    </w:p>
+    <w:p>
+      <w:pPr>
+        <w:rPr>
+          <w:lang w:val="pt-BR"/>
+        </w:rPr>
+      </w:pPr>
+    </w:p>
+    <w:p>
+      <w:pPr>
+        <w:rPr>
+          <w:lang w:val="pt-BR"/>
+        </w:rPr>
+      </w:pPr>
+      <w:r>
+        <w:rPr>
+          <w:lang w:val="pt-BR"/>
+        </w:rPr>
+        <w:t>└── release</w:t>
+      </w:r>
+    </w:p>
+    <w:p>
+      <w:pPr>
+        <w:rPr>
+          <w:lang w:val="pt-BR"/>
+        </w:rPr>
+      </w:pPr>
+      <w:r>
+        <w:rPr>
+          <w:lang w:val="pt-BR"/>
+        </w:rPr>
+        <w:pict w14:anchorId="4FA7BC1A">
+          <v:rect id="_x0000_i1260" style="width:0;height:1.5pt" o:hralign="center" o:hrstd="t" o:hr="t" fillcolor="#a0a0a0" stroked="f"/>
+        </w:pict>
+      </w:r>
+    </w:p>
+    <w:p>
+      <w:pPr>
+        <w:rPr>
+          <w:b/>
+          <w:bCs/>
+          <w:lang w:val="pt-BR"/>
+        </w:rPr>
+      </w:pPr>
+      <w:r>
+        <w:rPr>
+          <w:b/>
+          <w:bCs/>
+          <w:lang w:val="pt-BR"/>
+        </w:rPr>
+        <w:t>Pasta bin</w:t>
+      </w:r>
+    </w:p>
+    <w:p>
+      <w:pPr>
+        <w:rPr>
+          <w:lang w:val="pt-BR"/>
+        </w:rPr>
+      </w:pPr>
+      <w:r>
+        <w:rPr>
+          <w:lang w:val="pt-BR"/>
+        </w:rPr>
+        <w:t>Contém os executáveis.</w:t>
+      </w:r>
+    </w:p>
+    <w:p>
+      <w:pPr>
+        <w:rPr>
+          <w:lang w:val="pt-BR"/>
+        </w:rPr>
+      </w:pPr>
+      <w:r>
+        <w:rPr>
+          <w:lang w:val="pt-BR"/>
+        </w:rPr>
+        <w:lastRenderedPageBreak/>
+        <w:t>Exemplos:</w:t>
+      </w:r>
+    </w:p>
+    <w:p>
+      <w:pPr>
+        <w:rPr>
+          <w:lang w:val="pt-BR"/>
+        </w:rPr>
+      </w:pPr>
+      <w:r>
+        <w:rPr>
+          <w:lang w:val="pt-BR"/>
+        </w:rPr>
+        <w:t>java</w:t>
+      </w:r>
+    </w:p>
+    <w:p>
+      <w:pPr>
+        <w:rPr>
+          <w:lang w:val="pt-BR"/>
+        </w:rPr>
+      </w:pPr>
+    </w:p>
+    <w:p>
+      <w:pPr>
+        <w:rPr>
+          <w:lang w:val="pt-BR"/>
+        </w:rPr>
+      </w:pPr>
+      <w:r>
+        <w:rPr>
+          <w:lang w:val="pt-BR"/>
+        </w:rPr>
+        <w:t>javac</w:t>
+      </w:r>
+    </w:p>
+    <w:p>
+      <w:pPr>
+        <w:rPr>
+          <w:lang w:val="pt-BR"/>
+        </w:rPr>
+      </w:pPr>
+    </w:p>
+    <w:p>
+      <w:pPr>
+        <w:rPr>
+          <w:lang w:val="pt-BR"/>
+        </w:rPr>
+      </w:pPr>
+      <w:r>
+        <w:rPr>
+          <w:lang w:val="pt-BR"/>
+        </w:rPr>
+        <w:t>jar</w:t>
+      </w:r>
+    </w:p>
+    <w:p>
+      <w:pPr>
+        <w:rPr>
+          <w:lang w:val="pt-BR"/>
+        </w:rPr>
+      </w:pPr>
+    </w:p>
+    <w:p>
+      <w:pPr>
+        <w:rPr>
+          <w:lang w:val="pt-BR"/>
+        </w:rPr>
+      </w:pPr>
+      <w:r>
+        <w:rPr>
+          <w:lang w:val="pt-BR"/>
+        </w:rPr>
+        <w:t>javadoc</w:t>
+      </w:r>
+    </w:p>
+    <w:p>
+      <w:pPr>
+        <w:rPr>
+          <w:lang w:val="pt-BR"/>
+        </w:rPr>
+      </w:pPr>
+    </w:p>
+    <w:p>
+      <w:pPr>
+        <w:rPr>
+          <w:lang w:val="pt-BR"/>
+        </w:rPr>
+      </w:pPr>
+      <w:r>
+        <w:rPr>
+          <w:lang w:val="pt-BR"/>
+        </w:rPr>
+        <w:t>jdb</w:t>
+      </w:r>
+    </w:p>
+    <w:p>
+      <w:pPr>
+        <w:rPr>
+          <w:lang w:val="pt-BR"/>
+        </w:rPr>
+      </w:pPr>
+    </w:p>
+    <w:p>
+      <w:pPr>
+        <w:rPr>
+          <w:lang w:val="pt-BR"/>
+        </w:rPr>
+      </w:pPr>
+      <w:r>
+        <w:rPr>
+          <w:lang w:val="pt-BR"/>
+        </w:rPr>
+        <w:t>jshell</w:t>
+      </w:r>
+    </w:p>
+    <w:p>
+      <w:pPr>
+        <w:rPr>
+          <w:lang w:val="pt-BR"/>
+        </w:rPr>
+      </w:pPr>
+      <w:r>
+        <w:rPr>
+          <w:lang w:val="pt-BR"/>
+        </w:rPr>
+        <w:t>É a pasta mais utilizada durante o desenvolvimento.</w:t>
+      </w:r>
+    </w:p>
+    <w:p>
+      <w:pPr>
+        <w:rPr>
+          <w:lang w:val="pt-BR"/>
+        </w:rPr>
+      </w:pPr>
+      <w:r>
+        <w:rPr>
+          <w:lang w:val="pt-BR"/>
+        </w:rPr>
+        <w:pict w14:anchorId="70E80357">
+          <v:rect id="_x0000_i1261" style="width:0;height:1.5pt" o:hralign="center" o:hrstd="t" o:hr="t" fillcolor="#a0a0a0" stroked="f"/>
+        </w:pict>
+      </w:r>
+    </w:p>
+    <w:p>
+      <w:pPr>
+        <w:rPr>
+          <w:b/>
+          <w:bCs/>
+          <w:lang w:val="pt-BR"/>
+        </w:rPr>
+      </w:pPr>
+      <w:r>
+        <w:rPr>
+          <w:b/>
+          <w:bCs/>
+          <w:lang w:val="pt-BR"/>
+        </w:rPr>
+        <w:t>11. Principais Ferramentas do JDK</w:t>
+      </w:r>
+    </w:p>
+    <w:p>
+      <w:pPr>
+        <w:rPr>
+          <w:b/>
+          <w:bCs/>
+          <w:lang w:val="pt-BR"/>
+        </w:rPr>
+      </w:pPr>
+      <w:r>
+        <w:rPr>
+          <w:b/>
+          <w:bCs/>
+          <w:lang w:val="pt-BR"/>
+        </w:rPr>
+        <w:t>java</w:t>
+      </w:r>
+    </w:p>
+    <w:p>
+      <w:pPr>
+        <w:rPr>
+          <w:lang w:val="pt-BR"/>
+        </w:rPr>
+      </w:pPr>
+      <w:r>
+        <w:rPr>
+          <w:lang w:val="pt-BR"/>
+        </w:rPr>
+        <w:t>Executa programas.</w:t>
+      </w:r>
+    </w:p>
+    <w:p>
+      <w:pPr>
+        <w:rPr>
+          <w:lang w:val="pt-BR"/>
+        </w:rPr>
+      </w:pPr>
+      <w:r>
+        <w:rPr>
+          <w:lang w:val="pt-BR"/>
+        </w:rPr>
+        <w:t>java Programa</w:t>
+      </w:r>
+    </w:p>
+    <w:p>
+      <w:pPr>
+        <w:rPr>
+          <w:lang w:val="pt-BR"/>
+        </w:rPr>
+      </w:pPr>
+      <w:r>
+        <w:rPr>
+          <w:lang w:val="pt-BR"/>
+        </w:rPr>
+        <w:pict w14:anchorId="0FD50EE7">
+          <v:rect id="_x0000_i1262" style="width:0;height:1.5pt" o:hralign="center" o:hrstd="t" o:hr="t" fillcolor="#a0a0a0" stroked="f"/>
+        </w:pict>
+      </w:r>
+    </w:p>
+    <w:p>
+      <w:pPr>
+        <w:rPr>
+          <w:b/>
+          <w:bCs/>
+          <w:lang w:val="pt-BR"/>
+        </w:rPr>
+      </w:pPr>
+      <w:r>
+        <w:rPr>
+          <w:b/>
+          <w:bCs/>
+          <w:lang w:val="pt-BR"/>
+        </w:rPr>
+        <w:t>javac</w:t>
+      </w:r>
+    </w:p>
+    <w:p>
+      <w:pPr>
+        <w:rPr>
+          <w:lang w:val="pt-BR"/>
+        </w:rPr>
+      </w:pPr>
+      <w:r>
+        <w:rPr>
+          <w:lang w:val="pt-BR"/>
+        </w:rPr>
+        <w:t>Compila.</w:t>
+      </w:r>
+    </w:p>
+    <w:p>
+      <w:pPr>
+        <w:rPr>
+          <w:lang w:val="pt-BR"/>
+        </w:rPr>
+      </w:pPr>
+      <w:r>
+        <w:rPr>
+          <w:lang w:val="pt-BR"/>
+        </w:rPr>
+        <w:t>javac Programa.java</w:t>
+      </w:r>
+    </w:p>
+    <w:p>
+      <w:pPr>
+        <w:rPr>
+          <w:lang w:val="pt-BR"/>
+        </w:rPr>
+      </w:pPr>
+      <w:r>
+        <w:rPr>
+          <w:lang w:val="pt-BR"/>
+        </w:rPr>
+        <w:pict w14:anchorId="7BA975C7">
+          <v:rect id="_x0000_i1263" style="width:0;height:1.5pt" o:hralign="center" o:hrstd="t" o:hr="t" fillcolor="#a0a0a0" stroked="f"/>
+        </w:pict>
+      </w:r>
+    </w:p>
+    <w:p>
+      <w:pPr>
+        <w:rPr>
+          <w:b/>
+          <w:bCs/>
+          <w:lang w:val="pt-BR"/>
+        </w:rPr>
+      </w:pPr>
+      <w:r>
+        <w:rPr>
+          <w:b/>
+          <w:bCs/>
+          <w:lang w:val="pt-BR"/>
+        </w:rPr>
+        <w:t>jar</w:t>
+      </w:r>
+    </w:p>
+    <w:p>
+      <w:pPr>
+        <w:rPr>
+          <w:lang w:val="pt-BR"/>
+        </w:rPr>
+      </w:pPr>
+      <w:r>
+        <w:rPr>
+          <w:lang w:val="pt-BR"/>
+        </w:rPr>
+        <w:t>Empacota aplicações.</w:t>
+      </w:r>
+    </w:p>
+    <w:p>
+      <w:pPr>
+        <w:rPr>
+          <w:lang w:val="pt-BR"/>
+        </w:rPr>
+      </w:pPr>
+      <w:r>
+        <w:rPr>
+          <w:lang w:val="pt-BR"/>
+        </w:rPr>
+        <w:pict w14:anchorId="2F184689">
+          <v:rect id="_x0000_i1264" style="width:0;height:1.5pt" o:hralign="center" o:hrstd="t" o:hr="t" fillcolor="#a0a0a0" stroked="f"/>
+        </w:pict>
+      </w:r>
+    </w:p>
+    <w:p>
+      <w:pPr>
+        <w:rPr>
+          <w:b/>
+          <w:bCs/>
+          <w:lang w:val="pt-BR"/>
+        </w:rPr>
+      </w:pPr>
+      <w:r>
+        <w:rPr>
+          <w:b/>
+          <w:bCs/>
+          <w:lang w:val="pt-BR"/>
+        </w:rPr>
+        <w:lastRenderedPageBreak/>
+        <w:t>javadoc</w:t>
+      </w:r>
+    </w:p>
+    <w:p>
+      <w:pPr>
+        <w:rPr>
+          <w:lang w:val="pt-BR"/>
+        </w:rPr>
+      </w:pPr>
+      <w:r>
+        <w:rPr>
+          <w:lang w:val="pt-BR"/>
+        </w:rPr>
+        <w:t>Gera documentação.</w:t>
+      </w:r>
+    </w:p>
+    <w:p>
+      <w:pPr>
+        <w:rPr>
+          <w:lang w:val="pt-BR"/>
+        </w:rPr>
+      </w:pPr>
+      <w:r>
+        <w:rPr>
+          <w:lang w:val="pt-BR"/>
+        </w:rPr>
+        <w:pict w14:anchorId="5156B755">
+          <v:rect id="_x0000_i1265" style="width:0;height:1.5pt" o:hralign="center" o:hrstd="t" o:hr="t" fillcolor="#a0a0a0" stroked="f"/>
+        </w:pict>
+      </w:r>
+    </w:p>
+    <w:p>
+      <w:pPr>
+        <w:rPr>
+          <w:b/>
+          <w:bCs/>
+          <w:lang w:val="pt-BR"/>
+        </w:rPr>
+      </w:pPr>
+      <w:r>
+        <w:rPr>
+          <w:b/>
+          <w:bCs/>
+          <w:lang w:val="pt-BR"/>
+        </w:rPr>
+        <w:t>jdb</w:t>
+      </w:r>
+    </w:p>
+    <w:p>
+      <w:pPr>
+        <w:rPr>
+          <w:lang w:val="pt-BR"/>
+        </w:rPr>
+      </w:pPr>
+      <w:r>
+        <w:rPr>
+          <w:lang w:val="pt-BR"/>
+        </w:rPr>
+        <w:t>Depurador.</w:t>
+      </w:r>
+    </w:p>
+    <w:p>
+      <w:pPr>
+        <w:rPr>
+          <w:lang w:val="pt-BR"/>
+        </w:rPr>
+      </w:pPr>
+      <w:r>
+        <w:rPr>
+          <w:lang w:val="pt-BR"/>
+        </w:rPr>
+        <w:pict w14:anchorId="06C40F40">
+          <v:rect id="_x0000_i1266" style="width:0;height:1.5pt" o:hralign="center" o:hrstd="t" o:hr="t" fillcolor="#a0a0a0" stroked="f"/>
+        </w:pict>
+      </w:r>
+    </w:p>
+    <w:p>
+      <w:pPr>
+        <w:rPr>
+          <w:b/>
+          <w:bCs/>
+          <w:lang w:val="pt-BR"/>
+        </w:rPr>
+      </w:pPr>
+      <w:r>
+        <w:rPr>
+          <w:b/>
+          <w:bCs/>
+          <w:lang w:val="pt-BR"/>
+        </w:rPr>
+        <w:t>jshell</w:t>
+      </w:r>
+    </w:p>
+    <w:p>
+      <w:pPr>
+        <w:rPr>
+          <w:lang w:val="pt-BR"/>
+        </w:rPr>
+      </w:pPr>
+      <w:r>
+        <w:rPr>
+          <w:lang w:val="pt-BR"/>
+        </w:rPr>
+        <w:t>Console interativo.</w:t>
+      </w:r>
+    </w:p>
+    <w:p>
+      <w:pPr>
+        <w:rPr>
+          <w:lang w:val="pt-BR"/>
+        </w:rPr>
+      </w:pPr>
+      <w:r>
+        <w:rPr>
+          <w:lang w:val="pt-BR"/>
+        </w:rPr>
+        <w:pict w14:anchorId="2A89B5C9">
+          <v:rect id="_x0000_i1267" style="width:0;height:1.5pt" o:hralign="center" o:hrstd="t" o:hr="t" fillcolor="#a0a0a0" stroked="f"/>
+        </w:pict>
+      </w:r>
+    </w:p>
+    <w:p>
+      <w:pPr>
+        <w:rPr>
+          <w:b/>
+          <w:bCs/>
+          <w:lang w:val="pt-BR"/>
+        </w:rPr>
+      </w:pPr>
+      <w:r>
+        <w:rPr>
+          <w:b/>
+          <w:bCs/>
+          <w:lang w:val="pt-BR"/>
+        </w:rPr>
+        <w:t>12. Compilando um Programa Manualmente</w:t>
+      </w:r>
+    </w:p>
+    <w:p>
+      <w:pPr>
+        <w:rPr>
+          <w:lang w:val="pt-BR"/>
+        </w:rPr>
+      </w:pPr>
+      <w:r>
+        <w:rPr>
+          <w:lang w:val="pt-BR"/>
+        </w:rPr>
+        <w:t>Crie:</w:t>
+      </w:r>
+    </w:p>
+    <w:p>
+      <w:pPr>
+        <w:rPr>
+          <w:lang w:val="pt-BR"/>
+        </w:rPr>
+      </w:pPr>
+      <w:r>
+        <w:rPr>
+          <w:lang w:val="pt-BR"/>
+        </w:rPr>
+        <w:t>public class OlaMundo {</w:t>
+      </w:r>
+    </w:p>
+    <w:p>
+      <w:pPr>
+        <w:rPr>
+          <w:lang w:val="pt-BR"/>
+        </w:rPr>
+      </w:pPr>
+    </w:p>
+    <w:p>
+      <w:pPr>
+        <w:rPr>
+          <w:lang w:val="pt-BR"/>
+        </w:rPr>
+      </w:pPr>
+      <w:r>
+        <w:rPr>
+          <w:lang w:val="pt-BR"/>
+        </w:rPr>
+        <w:t xml:space="preserve">    public static void main(String[] args){</w:t>
+      </w:r>
+    </w:p>
+    <w:p>
+      <w:pPr>
+        <w:rPr>
+          <w:lang w:val="pt-BR"/>
+        </w:rPr>
+      </w:pPr>
+    </w:p>
+    <w:p>
+      <w:pPr>
+        <w:rPr>
+          <w:lang w:val="pt-BR"/>
+        </w:rPr>
+      </w:pPr>
+      <w:r>
+        <w:rPr>
+          <w:lang w:val="pt-BR"/>
+        </w:rPr>
+        <w:t xml:space="preserve">        System.out.println("Olá Mundo");</w:t>
+      </w:r>
+    </w:p>
+    <w:p>
+      <w:pPr>
+        <w:rPr>
+          <w:lang w:val="pt-BR"/>
+        </w:rPr>
+      </w:pPr>
+    </w:p>
+    <w:p>
+      <w:pPr>
+        <w:rPr>
+          <w:lang w:val="pt-BR"/>
+        </w:rPr>
+      </w:pPr>
+      <w:r>
+        <w:rPr>
+          <w:lang w:val="pt-BR"/>
+        </w:rPr>
+        <w:t xml:space="preserve">    }</w:t>
+      </w:r>
+    </w:p>
+    <w:p>
+      <w:pPr>
+        <w:rPr>
+          <w:lang w:val="pt-BR"/>
+        </w:rPr>
+      </w:pPr>
+    </w:p>
+    <w:p>
+      <w:pPr>
+        <w:rPr>
+          <w:lang w:val="pt-BR"/>
+        </w:rPr>
+      </w:pPr>
+      <w:r>
+        <w:rPr>
+          <w:lang w:val="pt-BR"/>
+        </w:rPr>
+        <w:t>}</w:t>
+      </w:r>
+    </w:p>
+    <w:p>
+      <w:pPr>
+        <w:rPr>
+          <w:lang w:val="pt-BR"/>
+        </w:rPr>
+      </w:pPr>
+      <w:r>
+        <w:rPr>
+          <w:lang w:val="pt-BR"/>
+        </w:rPr>
+        <w:t>Salve como:</w:t>
+      </w:r>
+    </w:p>
+    <w:p>
+      <w:pPr>
+        <w:rPr>
+          <w:lang w:val="pt-BR"/>
+        </w:rPr>
+      </w:pPr>
+      <w:r>
+        <w:rPr>
+          <w:lang w:val="pt-BR"/>
+        </w:rPr>
+        <w:t>OlaMundo.java</w:t>
+      </w:r>
+    </w:p>
+    <w:p>
+      <w:pPr>
+        <w:rPr>
+          <w:lang w:val="pt-BR"/>
+        </w:rPr>
+      </w:pPr>
+      <w:r>
+        <w:rPr>
+          <w:lang w:val="pt-BR"/>
+        </w:rPr>
+        <w:t>Compile:</w:t>
+      </w:r>
+    </w:p>
+    <w:p>
+      <w:pPr>
+        <w:rPr>
+          <w:lang w:val="pt-BR"/>
+        </w:rPr>
+      </w:pPr>
+      <w:r>
+        <w:rPr>
+          <w:lang w:val="pt-BR"/>
+        </w:rPr>
+        <w:t>javac OlaMundo.java</w:t>
+      </w:r>
+    </w:p>
+    <w:p>
+      <w:pPr>
+        <w:rPr>
+          <w:lang w:val="pt-BR"/>
+        </w:rPr>
+      </w:pPr>
+      <w:r>
+        <w:rPr>
+          <w:lang w:val="pt-BR"/>
+        </w:rPr>
+        <w:t>Será criado:</w:t>
+      </w:r>
+    </w:p>
+    <w:p>
+      <w:pPr>
+        <w:rPr>
+          <w:lang w:val="pt-BR"/>
+        </w:rPr>
+      </w:pPr>
+      <w:r>
+        <w:rPr>
+          <w:lang w:val="pt-BR"/>
+        </w:rPr>
+        <w:t>OlaMundo.class</w:t>
+      </w:r>
+    </w:p>
+    <w:p>
+      <w:pPr>
+        <w:rPr>
+          <w:lang w:val="pt-BR"/>
+        </w:rPr>
+      </w:pPr>
+      <w:r>
+        <w:rPr>
+          <w:lang w:val="pt-BR"/>
+        </w:rPr>
+        <w:lastRenderedPageBreak/>
+        <w:t>Execute:</w:t>
+      </w:r>
+    </w:p>
+    <w:p>
+      <w:pPr>
+        <w:rPr>
+          <w:lang w:val="pt-BR"/>
+        </w:rPr>
+      </w:pPr>
+      <w:r>
+        <w:rPr>
+          <w:lang w:val="pt-BR"/>
+        </w:rPr>
+        <w:t>java OlaMundo</w:t>
+      </w:r>
+    </w:p>
+    <w:p>
+      <w:pPr>
+        <w:rPr>
+          <w:lang w:val="pt-BR"/>
+        </w:rPr>
+      </w:pPr>
+      <w:r>
+        <w:rPr>
+          <w:lang w:val="pt-BR"/>
+        </w:rPr>
+        <w:t>Resultado:</w:t>
+      </w:r>
+    </w:p>
+    <w:p>
+      <w:pPr>
+        <w:rPr>
+          <w:lang w:val="pt-BR"/>
+        </w:rPr>
+      </w:pPr>
+      <w:r>
+        <w:rPr>
+          <w:lang w:val="pt-BR"/>
+        </w:rPr>
+        <w:t>Olá Mundo</w:t>
+      </w:r>
+    </w:p>
+    <w:p>
+      <w:pPr>
+        <w:rPr>
+          <w:lang w:val="pt-BR"/>
+        </w:rPr>
+      </w:pPr>
+      <w:r>
+        <w:rPr>
+          <w:lang w:val="pt-BR"/>
+        </w:rPr>
+        <w:t>Observe que, ao executar, usamos o nome da classe (OlaMundo), sem a extensão .class.</w:t>
+      </w:r>
+    </w:p>
+    <w:p>
+      <w:pPr>
+        <w:rPr>
+          <w:lang w:val="pt-BR"/>
+        </w:rPr>
+      </w:pPr>
+      <w:r>
+        <w:rPr>
+          <w:lang w:val="pt-BR"/>
+        </w:rPr>
+        <w:pict w14:anchorId="000FA7F4">
+          <v:rect id="_x0000_i1268" style="width:0;height:1.5pt" o:hralign="center" o:hrstd="t" o:hr="t" fillcolor="#a0a0a0" stroked="f"/>
+        </w:pict>
+      </w:r>
+    </w:p>
+    <w:p>
+      <w:pPr>
+        <w:rPr>
+          <w:b/>
+          <w:bCs/>
+          <w:lang w:val="pt-BR"/>
+        </w:rPr>
+      </w:pPr>
+      <w:r>
+        <w:rPr>
+          <w:b/>
+          <w:bCs/>
+          <w:lang w:val="pt-BR"/>
+        </w:rPr>
+        <w:t>13. O JShell</w:t>
+      </w:r>
+    </w:p>
+    <w:p>
+      <w:pPr>
+        <w:rPr>
+          <w:lang w:val="pt-BR"/>
+        </w:rPr>
+      </w:pPr>
+      <w:r>
+        <w:rPr>
+          <w:lang w:val="pt-BR"/>
+        </w:rPr>
+        <w:t>Desde o Java 9 existe o JShell.</w:t>
+      </w:r>
+    </w:p>
+    <w:p>
+      <w:pPr>
+        <w:rPr>
+          <w:lang w:val="pt-BR"/>
+        </w:rPr>
+      </w:pPr>
+      <w:r>
+        <w:rPr>
+          <w:lang w:val="pt-BR"/>
+        </w:rPr>
+        <w:t>Ele funciona como um terminal interativo.</w:t>
+      </w:r>
+    </w:p>
+    <w:p>
+      <w:pPr>
+        <w:rPr>
+          <w:lang w:val="pt-BR"/>
+        </w:rPr>
+      </w:pPr>
+      <w:r>
+        <w:rPr>
+          <w:lang w:val="pt-BR"/>
+        </w:rPr>
+        <w:t>Inicie:</w:t>
+      </w:r>
+    </w:p>
+    <w:p>
+      <w:pPr>
+        <w:rPr>
+          <w:lang w:val="pt-BR"/>
+        </w:rPr>
+      </w:pPr>
+      <w:r>
+        <w:rPr>
+          <w:lang w:val="pt-BR"/>
+        </w:rPr>
+        <w:t>jshell</w:t>
+      </w:r>
+    </w:p>
+    <w:p>
+      <w:pPr>
+        <w:rPr>
+          <w:lang w:val="pt-BR"/>
+        </w:rPr>
+      </w:pPr>
+      <w:r>
+        <w:rPr>
+          <w:lang w:val="pt-BR"/>
+        </w:rPr>
+        <w:t>Digite:</w:t>
+      </w:r>
+    </w:p>
+    <w:p>
+      <w:pPr>
+        <w:rPr>
+          <w:lang w:val="pt-BR"/>
+        </w:rPr>
+      </w:pPr>
+      <w:r>
+        <w:rPr>
+          <w:lang w:val="pt-BR"/>
+        </w:rPr>
+        <w:t>2 + 3</w:t>
+      </w:r>
+    </w:p>
+    <w:p>
+      <w:pPr>
+        <w:rPr>
+          <w:lang w:val="pt-BR"/>
+        </w:rPr>
+      </w:pPr>
+      <w:r>
+        <w:rPr>
+          <w:lang w:val="pt-BR"/>
+        </w:rPr>
+        <w:t>Resultado:</w:t>
+      </w:r>
+    </w:p>
+    <w:p>
+      <w:pPr>
+        <w:rPr>
+          <w:lang w:val="pt-BR"/>
+        </w:rPr>
+      </w:pPr>
+      <w:r>
+        <w:rPr>
+          <w:lang w:val="pt-BR"/>
+        </w:rPr>
+        <w:t>5</w:t>
+      </w:r>
+    </w:p>
+    <w:p>
+      <w:pPr>
+        <w:rPr>
+          <w:lang w:val="pt-BR"/>
+        </w:rPr>
+      </w:pPr>
+      <w:r>
+        <w:rPr>
+          <w:lang w:val="pt-BR"/>
+        </w:rPr>
+        <w:t>Outro exemplo:</w:t>
+      </w:r>
+    </w:p>
+    <w:p>
+      <w:pPr>
+        <w:rPr>
+          <w:lang w:val="pt-BR"/>
+        </w:rPr>
+      </w:pPr>
+      <w:r>
+        <w:rPr>
+          <w:lang w:val="pt-BR"/>
+        </w:rPr>
+        <w:t>String nome = "Allan";</w:t>
+      </w:r>
+    </w:p>
+    <w:p>
+      <w:pPr>
+        <w:rPr>
+          <w:lang w:val="pt-BR"/>
+        </w:rPr>
+      </w:pPr>
+      <w:r>
+        <w:rPr>
+          <w:lang w:val="pt-BR"/>
+        </w:rPr>
+        <w:t>Depois:</w:t>
+      </w:r>
+    </w:p>
+    <w:p>
+      <w:pPr>
+        <w:rPr>
+          <w:lang w:val="pt-BR"/>
+        </w:rPr>
+      </w:pPr>
+      <w:r>
+        <w:rPr>
+          <w:lang w:val="pt-BR"/>
+        </w:rPr>
+        <w:t>nome.toUpperCase();</w:t>
+      </w:r>
+    </w:p>
+    <w:p>
+      <w:pPr>
+        <w:rPr>
+          <w:lang w:val="pt-BR"/>
+        </w:rPr>
+      </w:pPr>
+      <w:r>
+        <w:rPr>
+          <w:lang w:val="pt-BR"/>
+        </w:rPr>
+        <w:t>Resultado:</w:t>
+      </w:r>
+    </w:p>
+    <w:p>
+      <w:pPr>
+        <w:rPr>
+          <w:lang w:val="pt-BR"/>
+        </w:rPr>
+      </w:pPr>
+      <w:r>
+        <w:rPr>
+          <w:lang w:val="pt-BR"/>
+        </w:rPr>
+        <w:t>ALLAN</w:t>
+      </w:r>
+    </w:p>
+    <w:p>
+      <w:pPr>
+        <w:rPr>
+          <w:lang w:val="pt-BR"/>
+        </w:rPr>
+      </w:pPr>
+      <w:r>
+        <w:rPr>
+          <w:lang w:val="pt-BR"/>
+        </w:rPr>
+        <w:t>O JShell é excelente para testar pequenos trechos de código sem criar arquivos.</w:t>
+      </w:r>
+    </w:p>
+    <w:p>
+      <w:pPr>
+        <w:rPr>
+          <w:lang w:val="pt-BR"/>
+        </w:rPr>
+      </w:pPr>
+      <w:r>
+        <w:rPr>
+          <w:lang w:val="pt-BR"/>
+        </w:rPr>
+        <w:pict w14:anchorId="73AAFD80">
+          <v:rect id="_x0000_i1269" style="width:0;height:1.5pt" o:hralign="center" o:hrstd="t" o:hr="t" fillcolor="#a0a0a0" stroked="f"/>
+        </w:pict>
+      </w:r>
+    </w:p>
+    <w:p>
+      <w:pPr>
+        <w:rPr>
+          <w:b/>
+          <w:bCs/>
+          <w:lang w:val="pt-BR"/>
+        </w:rPr>
+      </w:pPr>
+      <w:r>
+        <w:rPr>
+          <w:b/>
+          <w:bCs/>
+          <w:lang w:val="pt-BR"/>
+        </w:rPr>
+        <w:t>14. Instalando o Visual Studio Code</w:t>
+      </w:r>
+    </w:p>
+    <w:p>
+      <w:pPr>
+        <w:rPr>
+          <w:lang w:val="pt-BR"/>
+        </w:rPr>
+      </w:pPr>
+      <w:r>
+        <w:rPr>
+          <w:lang w:val="pt-BR"/>
+        </w:rPr>
+        <w:t>O VS Code é um dos editores mais populares para Java.</w:t>
+      </w:r>
+    </w:p>
+    <w:p>
+      <w:pPr>
+        <w:rPr>
+          <w:lang w:val="pt-BR"/>
+        </w:rPr>
+      </w:pPr>
+      <w:r>
+        <w:rPr>
+          <w:lang w:val="pt-BR"/>
+        </w:rPr>
+        <w:t>Extensões recomendadas:</w:t>
+      </w:r>
+    </w:p>
+    <w:p>
+      <w:pPr>
+        <w:numPr>
+          <w:ilvl w:val="0"/>
+          <w:numId w:val="23"/>
+        </w:numPr>
+        <w:rPr>
+          <w:lang w:val="pt-BR"/>
+        </w:rPr>
+      </w:pPr>
+      <w:r>
+        <w:rPr>
+          <w:lang w:val="pt-BR"/>
+        </w:rPr>
+        <w:lastRenderedPageBreak/>
+        <w:t xml:space="preserve">Extension Pack for Java </w:t>
+      </w:r>
+    </w:p>
+    <w:p>
+      <w:pPr>
+        <w:numPr>
+          <w:ilvl w:val="0"/>
+          <w:numId w:val="23"/>
+        </w:numPr>
+        <w:rPr>
+          <w:lang w:val="pt-BR"/>
+        </w:rPr>
+      </w:pPr>
+      <w:r>
+        <w:rPr>
+          <w:lang w:val="pt-BR"/>
+        </w:rPr>
+        <w:t xml:space="preserve">Debugger for Java </w:t>
+      </w:r>
+    </w:p>
+    <w:p>
+      <w:pPr>
+        <w:numPr>
+          <w:ilvl w:val="0"/>
+          <w:numId w:val="23"/>
+        </w:numPr>
+        <w:rPr>
+          <w:lang w:val="pt-BR"/>
+        </w:rPr>
+      </w:pPr>
+      <w:r>
+        <w:rPr>
+          <w:lang w:val="pt-BR"/>
+        </w:rPr>
+        <w:t xml:space="preserve">Test Runner for Java </w:t>
+      </w:r>
+    </w:p>
+    <w:p>
+      <w:pPr>
+        <w:numPr>
+          <w:ilvl w:val="0"/>
+          <w:numId w:val="23"/>
+        </w:numPr>
+        <w:rPr>
+          <w:lang w:val="pt-BR"/>
+        </w:rPr>
+      </w:pPr>
+      <w:r>
+        <w:rPr>
+          <w:lang w:val="pt-BR"/>
+        </w:rPr>
+        <w:t xml:space="preserve">Maven for Java </w:t>
+      </w:r>
+    </w:p>
+    <w:p>
+      <w:pPr>
+        <w:numPr>
+          <w:ilvl w:val="0"/>
+          <w:numId w:val="23"/>
+        </w:numPr>
+        <w:rPr>
+          <w:lang w:val="pt-BR"/>
+        </w:rPr>
+      </w:pPr>
+      <w:r>
+        <w:rPr>
+          <w:lang w:val="pt-BR"/>
+        </w:rPr>
+        <w:t xml:space="preserve">Language Support for Java (Red Hat) </w:t>
+      </w:r>
+    </w:p>
+    <w:p>
+      <w:pPr>
+        <w:rPr>
+          <w:lang w:val="pt-BR"/>
+        </w:rPr>
+      </w:pPr>
+      <w:r>
+        <w:rPr>
+          <w:lang w:val="pt-BR"/>
+        </w:rPr>
+        <w:t>Essas extensões oferecem recursos como autocompletar, depuração, execução de testes e integração com Maven.</w:t>
+      </w:r>
+    </w:p>
+    <w:p>
+      <w:pPr>
+        <w:rPr>
+          <w:lang w:val="pt-BR"/>
+        </w:rPr>
+      </w:pPr>
+      <w:r>
+        <w:rPr>
+          <w:lang w:val="pt-BR"/>
+        </w:rPr>
+        <w:pict w14:anchorId="01CC0ABF">
+          <v:rect id="_x0000_i1270" style="width:0;height:1.5pt" o:hralign="center" o:hrstd="t" o:hr="t" fillcolor="#a0a0a0" stroked="f"/>
+        </w:pict>
+      </w:r>
+    </w:p>
+    <w:p>
+      <w:pPr>
+        <w:rPr>
+          <w:b/>
+          <w:bCs/>
+          <w:lang w:val="pt-BR"/>
+        </w:rPr>
+      </w:pPr>
+      <w:r>
+        <w:rPr>
+          <w:b/>
+          <w:bCs/>
+          <w:lang w:val="pt-BR"/>
+        </w:rPr>
+        <w:t>15. Organização Profissional de Projetos</w:t>
+      </w:r>
+    </w:p>
+    <w:p>
+      <w:pPr>
+        <w:rPr>
+          <w:lang w:val="pt-BR"/>
+        </w:rPr>
+      </w:pPr>
+      <w:r>
+        <w:rPr>
+          <w:lang w:val="pt-BR"/>
+        </w:rPr>
+        <w:t>Uma boa organização facilita a manutenção do código.</w:t>
+      </w:r>
+    </w:p>
+    <w:p>
+      <w:pPr>
+        <w:rPr>
+          <w:lang w:val="pt-BR"/>
+        </w:rPr>
+      </w:pPr>
+      <w:r>
+        <w:rPr>
+          <w:lang w:val="pt-BR"/>
+        </w:rPr>
+        <w:t>Estrutura simples:</w:t>
+      </w:r>
+    </w:p>
+    <w:p>
+      <w:pPr>
+        <w:rPr>
+          <w:lang w:val="pt-BR"/>
+        </w:rPr>
+      </w:pPr>
+      <w:r>
+        <w:rPr>
+          <w:lang w:val="pt-BR"/>
+        </w:rPr>
+        <w:t>MeuProjeto</w:t>
+      </w:r>
+    </w:p>
+    <w:p>
+      <w:pPr>
+        <w:rPr>
+          <w:lang w:val="pt-BR"/>
+        </w:rPr>
+      </w:pPr>
+    </w:p>
+    <w:p>
+      <w:pPr>
+        <w:rPr>
+          <w:lang w:val="pt-BR"/>
+        </w:rPr>
+      </w:pPr>
+      <w:r>
+        <w:rPr>
+          <w:lang w:val="pt-BR"/>
+        </w:rPr>
+        <w:t>├── src</w:t>
+      </w:r>
+    </w:p>
+    <w:p>
+      <w:pPr>
+        <w:rPr>
+          <w:lang w:val="pt-BR"/>
+        </w:rPr>
+      </w:pPr>
+    </w:p>
+    <w:p>
+      <w:pPr>
+        <w:rPr>
+          <w:lang w:val="pt-BR"/>
+        </w:rPr>
+      </w:pPr>
+      <w:r>
+        <w:rPr>
+          <w:lang w:val="pt-BR"/>
+        </w:rPr>
+        <w:t>├── bin</w:t>
+      </w:r>
+    </w:p>
+    <w:p>
+      <w:pPr>
+        <w:rPr>
+          <w:lang w:val="pt-BR"/>
+        </w:rPr>
+      </w:pPr>
+    </w:p>
+    <w:p>
+      <w:pPr>
+        <w:rPr>
+          <w:lang w:val="pt-BR"/>
+        </w:rPr>
+      </w:pPr>
+      <w:r>
+        <w:rPr>
+          <w:lang w:val="pt-BR"/>
+        </w:rPr>
+        <w:t>├── lib</w:t>
+      </w:r>
+    </w:p>
+    <w:p>
+      <w:pPr>
+        <w:rPr>
+          <w:lang w:val="pt-BR"/>
+        </w:rPr>
+      </w:pPr>
+    </w:p>
+    <w:p>
+      <w:pPr>
+        <w:rPr>
+          <w:lang w:val="pt-BR"/>
+        </w:rPr>
+      </w:pPr>
+      <w:r>
+        <w:rPr>
+          <w:lang w:val="pt-BR"/>
+        </w:rPr>
+        <w:t>├── README.md</w:t>
+      </w:r>
+    </w:p>
+    <w:p>
+      <w:pPr>
+        <w:rPr>
+          <w:lang w:val="pt-BR"/>
+        </w:rPr>
+      </w:pPr>
+    </w:p>
+    <w:p>
+      <w:pPr>
+        <w:rPr>
+          <w:lang w:val="pt-BR"/>
+        </w:rPr>
+      </w:pPr>
+      <w:r>
+        <w:rPr>
+          <w:lang w:val="pt-BR"/>
+        </w:rPr>
+        <w:t>└── .gitignore</w:t>
+      </w:r>
+    </w:p>
+    <w:p>
+      <w:pPr>
+        <w:rPr>
+          <w:lang w:val="pt-BR"/>
+        </w:rPr>
+      </w:pPr>
+      <w:r>
+        <w:rPr>
+          <w:lang w:val="pt-BR"/>
+        </w:rPr>
+        <w:t>Em projetos modernos (Maven/Gradle), a estrutura costuma ser:</w:t>
+      </w:r>
+    </w:p>
+    <w:p>
+      <w:pPr>
+        <w:rPr>
+          <w:lang w:val="pt-BR"/>
+        </w:rPr>
+      </w:pPr>
+      <w:r>
+        <w:rPr>
+          <w:lang w:val="pt-BR"/>
+        </w:rPr>
+        <w:t>MeuProjeto</w:t>
+      </w:r>
+    </w:p>
+    <w:p>
+      <w:pPr>
+        <w:rPr>
+          <w:lang w:val="pt-BR"/>
+        </w:rPr>
+      </w:pPr>
+    </w:p>
+    <w:p>
+      <w:pPr>
+        <w:rPr>
+          <w:lang w:val="pt-BR"/>
+        </w:rPr>
+      </w:pPr>
+      <w:r>
+        <w:rPr>
+          <w:lang w:val="pt-BR"/>
+        </w:rPr>
+        <w:t>├── src</w:t>
+      </w:r>
+    </w:p>
+    <w:p>
+      <w:pPr>
+        <w:rPr>
+          <w:lang w:val="pt-BR"/>
+        </w:rPr>
+      </w:pPr>
+      <w:r>
+        <w:rPr>
+          <w:lang w:val="pt-BR"/>
+        </w:rPr>
+        <w:lastRenderedPageBreak/>
+        <w:t>│   ├── main</w:t>
+      </w:r>
+    </w:p>
+    <w:p>
+      <w:pPr>
+        <w:rPr>
+          <w:lang w:val="pt-BR"/>
+        </w:rPr>
+      </w:pPr>
+      <w:r>
+        <w:rPr>
+          <w:lang w:val="pt-BR"/>
+        </w:rPr>
+        <w:t>│   │   ├── java</w:t>
+      </w:r>
+    </w:p>
+    <w:p>
+      <w:pPr>
+        <w:rPr>
+          <w:lang w:val="pt-BR"/>
+        </w:rPr>
+      </w:pPr>
+      <w:r>
+        <w:rPr>
+          <w:lang w:val="pt-BR"/>
+        </w:rPr>
+        <w:t>│   │   └── resources</w:t>
+      </w:r>
+    </w:p>
+    <w:p>
+      <w:pPr>
+        <w:rPr>
+          <w:lang w:val="pt-BR"/>
+        </w:rPr>
+      </w:pPr>
+      <w:r>
+        <w:rPr>
+          <w:lang w:val="pt-BR"/>
+        </w:rPr>
+        <w:t>│   └── test</w:t>
+      </w:r>
+    </w:p>
+    <w:p>
+      <w:pPr>
+        <w:rPr>
+          <w:lang w:val="pt-BR"/>
+        </w:rPr>
+      </w:pPr>
+      <w:r>
+        <w:rPr>
+          <w:lang w:val="pt-BR"/>
+        </w:rPr>
+        <w:t>│       └── java</w:t>
+      </w:r>
+    </w:p>
+    <w:p>
+      <w:pPr>
+        <w:rPr>
+          <w:lang w:val="pt-BR"/>
+        </w:rPr>
+      </w:pPr>
+      <w:r>
+        <w:rPr>
+          <w:lang w:val="pt-BR"/>
+        </w:rPr>
+        <w:t>├── pom.xml (Maven)</w:t>
+      </w:r>
+    </w:p>
+    <w:p>
+      <w:pPr>
+        <w:rPr>
+          <w:lang w:val="pt-BR"/>
+        </w:rPr>
+      </w:pPr>
+      <w:r>
+        <w:rPr>
+          <w:lang w:val="pt-BR"/>
+        </w:rPr>
+        <w:t>└── README.md</w:t>
+      </w:r>
+    </w:p>
+    <w:p>
+      <w:pPr>
+        <w:rPr>
+          <w:lang w:val="pt-BR"/>
+        </w:rPr>
+      </w:pPr>
+      <w:r>
+        <w:rPr>
+          <w:lang w:val="pt-BR"/>
+        </w:rPr>
+        <w:t>Essa organização é amplamente utilizada em projetos profissionais.</w:t>
+      </w:r>
+    </w:p>
+    <w:p>
+      <w:pPr>
+        <w:rPr>
+          <w:lang w:val="pt-BR"/>
+        </w:rPr>
+      </w:pPr>
+      <w:r>
+        <w:rPr>
+          <w:lang w:val="pt-BR"/>
+        </w:rPr>
+        <w:pict w14:anchorId="0BC4EA3A">
+          <v:rect id="_x0000_i1271" style="width:0;height:1.5pt" o:hralign="center" o:hrstd="t" o:hr="t" fillcolor="#a0a0a0" stroked="f"/>
+        </w:pict>
+      </w:r>
+    </w:p>
+    <w:p>
+      <w:pPr>
+        <w:rPr>
+          <w:b/>
+          <w:bCs/>
+          <w:lang w:val="pt-BR"/>
+        </w:rPr>
+      </w:pPr>
+      <w:r>
+        <w:rPr>
+          <w:b/>
+          <w:bCs/>
+          <w:lang w:val="pt-BR"/>
+        </w:rPr>
+        <w:t>16. Erros Comuns</w:t>
+      </w:r>
+    </w:p>
+    <w:p>
+      <w:pPr>
+        <w:rPr>
+          <w:b/>
+          <w:bCs/>
+          <w:lang w:val="pt-BR"/>
+        </w:rPr>
+      </w:pPr>
+      <w:r>
+        <w:rPr>
+          <w:b/>
+          <w:bCs/>
+          <w:lang w:val="pt-BR"/>
+        </w:rPr>
+        <w:t>Erro 1</w:t>
+      </w:r>
+    </w:p>
+    <w:p>
+      <w:pPr>
+        <w:rPr>
+          <w:lang w:val="pt-BR"/>
+        </w:rPr>
+      </w:pPr>
+      <w:r>
+        <w:rPr>
+          <w:lang w:val="pt-BR"/>
+        </w:rPr>
+        <w:t>java: command not found</w:t>
+      </w:r>
+    </w:p>
+    <w:p>
+      <w:pPr>
+        <w:rPr>
+          <w:lang w:val="pt-BR"/>
+        </w:rPr>
+      </w:pPr>
+      <w:r>
+        <w:rPr>
+          <w:lang w:val="pt-BR"/>
+        </w:rPr>
+        <w:t>Causa:</w:t>
+      </w:r>
+    </w:p>
+    <w:p>
+      <w:pPr>
+        <w:rPr>
+          <w:lang w:val="pt-BR"/>
+        </w:rPr>
+      </w:pPr>
+      <w:r>
+        <w:rPr>
+          <w:lang w:val="pt-BR"/>
+        </w:rPr>
+        <w:t>Java não instalado ou PATH incorreto.</w:t>
+      </w:r>
+    </w:p>
+    <w:p>
+      <w:pPr>
+        <w:rPr>
+          <w:lang w:val="pt-BR"/>
+        </w:rPr>
+      </w:pPr>
+      <w:r>
+        <w:rPr>
+          <w:lang w:val="pt-BR"/>
+        </w:rPr>
+        <w:pict w14:anchorId="1C5A6653">
+          <v:rect id="_x0000_i1272" style="width:0;height:1.5pt" o:hralign="center" o:hrstd="t" o:hr="t" fillcolor="#a0a0a0" stroked="f"/>
+        </w:pict>
+      </w:r>
+    </w:p>
+    <w:p>
+      <w:pPr>
+        <w:rPr>
+          <w:b/>
+          <w:bCs/>
+          <w:lang w:val="pt-BR"/>
+        </w:rPr>
+      </w:pPr>
+      <w:r>
+        <w:rPr>
+          <w:b/>
+          <w:bCs/>
+          <w:lang w:val="pt-BR"/>
+        </w:rPr>
+        <w:t>Erro 2</w:t>
+      </w:r>
+    </w:p>
+    <w:p>
+      <w:pPr>
+        <w:rPr>
+          <w:lang w:val="pt-BR"/>
+        </w:rPr>
+      </w:pPr>
+      <w:r>
+        <w:rPr>
+          <w:lang w:val="pt-BR"/>
+        </w:rPr>
+        <w:t>javac: command not found</w:t>
+      </w:r>
+    </w:p>
+    <w:p>
+      <w:pPr>
+        <w:rPr>
+          <w:lang w:val="pt-BR"/>
+        </w:rPr>
+      </w:pPr>
+      <w:r>
+        <w:rPr>
+          <w:lang w:val="pt-BR"/>
+        </w:rPr>
+        <w:t>Causa:</w:t>
+      </w:r>
+    </w:p>
+    <w:p>
+      <w:pPr>
+        <w:rPr>
+          <w:lang w:val="pt-BR"/>
+        </w:rPr>
+      </w:pPr>
+      <w:r>
+        <w:rPr>
+          <w:lang w:val="pt-BR"/>
+        </w:rPr>
+        <w:t>Apenas o ambiente de execução está disponível ou o PATH não inclui o JDK.</w:t>
+      </w:r>
+    </w:p>
+    <w:p>
+      <w:pPr>
+        <w:rPr>
+          <w:lang w:val="pt-BR"/>
+        </w:rPr>
+      </w:pPr>
+      <w:r>
+        <w:rPr>
+          <w:lang w:val="pt-BR"/>
+        </w:rPr>
+        <w:pict w14:anchorId="531451E9">
+          <v:rect id="_x0000_i1273" style="width:0;height:1.5pt" o:hralign="center" o:hrstd="t" o:hr="t" fillcolor="#a0a0a0" stroked="f"/>
+        </w:pict>
+      </w:r>
+    </w:p>
+    <w:p>
+      <w:pPr>
+        <w:rPr>
+          <w:b/>
+          <w:bCs/>
+          <w:lang w:val="pt-BR"/>
+        </w:rPr>
+      </w:pPr>
+      <w:r>
+        <w:rPr>
+          <w:b/>
+          <w:bCs/>
+          <w:lang w:val="pt-BR"/>
+        </w:rPr>
+        <w:t>Erro 3</w:t>
+      </w:r>
+    </w:p>
+    <w:p>
+      <w:pPr>
+        <w:rPr>
+          <w:lang w:val="pt-BR"/>
+        </w:rPr>
+      </w:pPr>
+      <w:r>
+        <w:rPr>
+          <w:lang w:val="pt-BR"/>
+        </w:rPr>
+        <w:t>Could not find or load main class</w:t>
+      </w:r>
+    </w:p>
+    <w:p>
+      <w:pPr>
+        <w:rPr>
+          <w:lang w:val="pt-BR"/>
+        </w:rPr>
+      </w:pPr>
+      <w:r>
+        <w:rPr>
+          <w:lang w:val="pt-BR"/>
+        </w:rPr>
+        <w:t>Causa:</w:t>
+      </w:r>
+    </w:p>
+    <w:p>
+      <w:pPr>
+        <w:rPr>
+          <w:lang w:val="pt-BR"/>
+        </w:rPr>
+      </w:pPr>
+      <w:r>
+        <w:rPr>
+          <w:lang w:val="pt-BR"/>
+        </w:rPr>
+        <w:t>Nome da classe informado incorretamente, ausência do método main ou execução no diretório errado.</w:t>
+      </w:r>
+    </w:p>
+    <w:p>
+      <w:pPr>
+        <w:rPr>
+          <w:lang w:val="pt-BR"/>
+        </w:rPr>
+      </w:pPr>
+      <w:r>
+        <w:rPr>
+          <w:lang w:val="pt-BR"/>
+        </w:rPr>
+        <w:pict w14:anchorId="4D974B72">
+          <v:rect id="_x0000_i1274" style="width:0;height:1.5pt" o:hralign="center" o:hrstd="t" o:hr="t" fillcolor="#a0a0a0" stroked="f"/>
+        </w:pict>
+      </w:r>
+    </w:p>
+    <w:p>
+      <w:pPr>
+        <w:rPr>
+          <w:b/>
+          <w:bCs/>
+          <w:lang w:val="pt-BR"/>
+        </w:rPr>
+      </w:pPr>
+      <w:r>
+        <w:rPr>
+          <w:b/>
+          <w:bCs/>
+          <w:lang w:val="pt-BR"/>
+        </w:rPr>
+        <w:lastRenderedPageBreak/>
+        <w:t>17. Boas Práticas</w:t>
+      </w:r>
+    </w:p>
+    <w:p>
+      <w:pPr>
+        <w:numPr>
+          <w:ilvl w:val="0"/>
+          <w:numId w:val="24"/>
+        </w:numPr>
+        <w:rPr>
+          <w:lang w:val="pt-BR"/>
+        </w:rPr>
+      </w:pPr>
+      <w:r>
+        <w:rPr>
+          <w:lang w:val="pt-BR"/>
+        </w:rPr>
+        <w:t xml:space="preserve">Utilize versões LTS do Java. </w:t>
+      </w:r>
+    </w:p>
+    <w:p>
+      <w:pPr>
+        <w:numPr>
+          <w:ilvl w:val="0"/>
+          <w:numId w:val="24"/>
+        </w:numPr>
+        <w:rPr>
+          <w:lang w:val="pt-BR"/>
+        </w:rPr>
+      </w:pPr>
+      <w:r>
+        <w:rPr>
+          <w:lang w:val="pt-BR"/>
+        </w:rPr>
+        <w:t xml:space="preserve">Mantenha o JDK atualizado. </w:t>
+      </w:r>
+    </w:p>
+    <w:p>
+      <w:pPr>
+        <w:numPr>
+          <w:ilvl w:val="0"/>
+          <w:numId w:val="24"/>
+        </w:numPr>
+        <w:rPr>
+          <w:lang w:val="pt-BR"/>
+        </w:rPr>
+      </w:pPr>
+      <w:r>
+        <w:rPr>
+          <w:lang w:val="pt-BR"/>
+        </w:rPr>
+        <w:t xml:space="preserve">Organize seus projetos em pastas. </w:t>
+      </w:r>
+    </w:p>
+    <w:p>
+      <w:pPr>
+        <w:numPr>
+          <w:ilvl w:val="0"/>
+          <w:numId w:val="24"/>
+        </w:numPr>
+        <w:rPr>
+          <w:lang w:val="pt-BR"/>
+        </w:rPr>
+      </w:pPr>
+      <w:r>
+        <w:rPr>
+          <w:lang w:val="pt-BR"/>
+        </w:rPr>
+        <w:t xml:space="preserve">Use controle de versão (Git). </w:t>
+      </w:r>
+    </w:p>
+    <w:p>
+      <w:pPr>
+        <w:numPr>
+          <w:ilvl w:val="0"/>
+          <w:numId w:val="24"/>
+        </w:numPr>
+        <w:rPr>
+          <w:lang w:val="pt-BR"/>
+        </w:rPr>
+      </w:pPr>
+      <w:r>
+        <w:rPr>
+          <w:lang w:val="pt-BR"/>
+        </w:rPr>
+        <w:t xml:space="preserve">Escreva um README.md para cada projeto. </w:t>
+      </w:r>
+    </w:p>
+    <w:p>
+      <w:pPr>
+        <w:numPr>
+          <w:ilvl w:val="0"/>
+          <w:numId w:val="24"/>
+        </w:numPr>
+        <w:rPr>
+          <w:lang w:val="pt-BR"/>
+        </w:rPr>
+      </w:pPr>
+      <w:r>
+        <w:rPr>
+          <w:lang w:val="pt-BR"/>
+        </w:rPr>
+        <w:t xml:space="preserve">Evite misturar arquivos de código-fonte com arquivos compilados. </w:t>
+      </w:r>
+    </w:p>
+    <w:p>
+      <w:pPr>
+        <w:rPr>
+          <w:lang w:val="pt-BR"/>
+        </w:rPr>
+      </w:pPr>
+      <w:r>
+        <w:rPr>
+          <w:lang w:val="pt-BR"/>
+        </w:rPr>
+        <w:pict w14:anchorId="403636DF">
+          <v:rect id="_x0000_i1275" style="width:0;height:1.5pt" o:hralign="center" o:hrstd="t" o:hr="t" fillcolor="#a0a0a0" stroked="f"/>
+        </w:pict>
+      </w:r>
+    </w:p>
+    <w:p>
+      <w:pPr>
+        <w:rPr>
+          <w:b/>
+          <w:bCs/>
+          <w:lang w:val="pt-BR"/>
+        </w:rPr>
+      </w:pPr>
+      <w:r>
+        <w:rPr>
+          <w:b/>
+          <w:bCs/>
+          <w:lang w:val="pt-BR"/>
+        </w:rPr>
+        <w:t>Resumo do Capítulo</w:t>
+      </w:r>
+    </w:p>
+    <w:p>
+      <w:pPr>
+        <w:rPr>
+          <w:lang w:val="pt-BR"/>
+        </w:rPr>
+      </w:pPr>
+      <w:r>
+        <w:rPr>
+          <w:lang w:val="pt-BR"/>
+        </w:rPr>
+        <w:t>Neste capítulo você aprendeu:</w:t>
+      </w:r>
+    </w:p>
+    <w:p>
+      <w:pPr>
+        <w:numPr>
+          <w:ilvl w:val="0"/>
+          <w:numId w:val="25"/>
+        </w:numPr>
+        <w:rPr>
+          <w:lang w:val="pt-BR"/>
+        </w:rPr>
+      </w:pPr>
+      <w:r>
+        <w:rPr>
+          <w:lang w:val="pt-BR"/>
+        </w:rPr>
+        <w:t xml:space="preserve">A diferença entre JVM, JRE e JDK. </w:t>
+      </w:r>
+    </w:p>
+    <w:p>
+      <w:pPr>
+        <w:numPr>
+          <w:ilvl w:val="0"/>
+          <w:numId w:val="25"/>
+        </w:numPr>
+        <w:rPr>
+          <w:lang w:val="pt-BR"/>
+        </w:rPr>
+      </w:pPr>
+      <w:r>
+        <w:rPr>
+          <w:lang w:val="pt-BR"/>
+        </w:rPr>
+        <w:t xml:space="preserve">Como instalar e verificar o Java. </w:t>
+      </w:r>
+    </w:p>
+    <w:p>
+      <w:pPr>
+        <w:numPr>
+          <w:ilvl w:val="0"/>
+          <w:numId w:val="25"/>
+        </w:numPr>
+        <w:rPr>
+          <w:lang w:val="pt-BR"/>
+        </w:rPr>
+      </w:pPr>
+      <w:r>
+        <w:rPr>
+          <w:lang w:val="pt-BR"/>
+        </w:rPr>
+        <w:t xml:space="preserve">O papel das variáveis de ambiente. </w:t>
+      </w:r>
+    </w:p>
+    <w:p>
+      <w:pPr>
+        <w:numPr>
+          <w:ilvl w:val="0"/>
+          <w:numId w:val="25"/>
+        </w:numPr>
+        <w:rPr>
+          <w:lang w:val="pt-BR"/>
+        </w:rPr>
+      </w:pPr>
+      <w:r>
+        <w:rPr>
+          <w:lang w:val="pt-BR"/>
+        </w:rPr>
+        <w:t xml:space="preserve">A estrutura do JDK. </w:t>
+      </w:r>
+    </w:p>
+    <w:p>
+      <w:pPr>
+        <w:numPr>
+          <w:ilvl w:val="0"/>
+          <w:numId w:val="25"/>
+        </w:numPr>
+        <w:rPr>
+          <w:lang w:val="pt-BR"/>
+        </w:rPr>
+      </w:pPr>
+      <w:r>
+        <w:rPr>
+          <w:lang w:val="pt-BR"/>
+        </w:rPr>
+        <w:t xml:space="preserve">Como compilar e executar programas pelo terminal. </w:t>
+      </w:r>
+    </w:p>
+    <w:p>
+      <w:pPr>
+        <w:numPr>
+          <w:ilvl w:val="0"/>
+          <w:numId w:val="25"/>
+        </w:numPr>
+        <w:rPr>
+          <w:lang w:val="pt-BR"/>
+        </w:rPr>
+      </w:pPr>
+      <w:r>
+        <w:rPr>
+          <w:lang w:val="pt-BR"/>
+        </w:rPr>
+        <w:t xml:space="preserve">O uso do JShell para testes rápidos. </w:t>
+      </w:r>
+    </w:p>
+    <w:p>
+      <w:pPr>
+        <w:numPr>
+          <w:ilvl w:val="0"/>
+          <w:numId w:val="25"/>
+        </w:numPr>
+        <w:rPr>
+          <w:lang w:val="pt-BR"/>
+        </w:rPr>
+      </w:pPr>
+      <w:r>
+        <w:rPr>
+          <w:lang w:val="pt-BR"/>
+        </w:rPr>
+        <w:t xml:space="preserve">Como configurar o VS Code para Java. </w:t>
+      </w:r>
+    </w:p>
+    <w:p>
+      <w:pPr>
+        <w:numPr>
+          <w:ilvl w:val="0"/>
+          <w:numId w:val="25"/>
+        </w:numPr>
+        <w:rPr>
+          <w:lang w:val="pt-BR"/>
+        </w:rPr>
+      </w:pPr>
+      <w:r>
+        <w:rPr>
+          <w:lang w:val="pt-BR"/>
+        </w:rPr>
+        <w:t xml:space="preserve">Como organizar projetos seguindo boas práticas. </w:t>
+      </w:r>
+    </w:p>
+    <w:p>
+      <w:pPr>
+        <w:rPr>
+          <w:lang w:val="pt-BR"/>
+        </w:rPr>
+      </w:pPr>
+      <w:r>
+        <w:rPr>
+          <w:lang w:val="pt-BR"/>
+        </w:rPr>
+        <w:t>Esses conhecimentos serão utilizados ao longo de toda a apostila.</w:t>
+      </w:r>
+    </w:p>
+    <w:p>
+      <w:pPr>
+        <w:rPr>
+          <w:lang w:val="pt-BR"/>
+        </w:rPr>
+      </w:pPr>
+      <w:r>
+        <w:rPr>
+          <w:lang w:val="pt-BR"/>
+        </w:rPr>
+        <w:pict w14:anchorId="7AE3D669">
+          <v:rect id="_x0000_i1276" style="width:0;height:1.5pt" o:hralign="center" o:hrstd="t" o:hr="t" fillcolor="#a0a0a0" stroked="f"/>
+        </w:pict>
+      </w:r>
+    </w:p>
+    <w:p>
+      <w:pPr>
+        <w:rPr>
+          <w:b/>
+          <w:bCs/>
+          <w:lang w:val="pt-BR"/>
+        </w:rPr>
+      </w:pPr>
+      <w:r>
+        <w:rPr>
+          <w:b/>
+          <w:bCs/>
+          <w:lang w:val="pt-BR"/>
+        </w:rPr>
+        <w:t>Exercícios de Fixação</w:t>
+      </w:r>
+    </w:p>
+    <w:p>
+      <w:pPr>
+        <w:numPr>
+          <w:ilvl w:val="0"/>
+          <w:numId w:val="26"/>
+        </w:numPr>
+        <w:rPr>
+          <w:lang w:val="pt-BR"/>
+        </w:rPr>
+      </w:pPr>
+      <w:r>
+        <w:rPr>
+          <w:lang w:val="pt-BR"/>
+        </w:rPr>
+        <w:t xml:space="preserve">Explique a diferença entre JVM, JRE e JDK. </w:t>
+      </w:r>
+    </w:p>
+    <w:p>
+      <w:pPr>
+        <w:numPr>
+          <w:ilvl w:val="0"/>
+          <w:numId w:val="26"/>
+        </w:numPr>
+        <w:rPr>
+          <w:lang w:val="pt-BR"/>
+        </w:rPr>
+      </w:pPr>
+      <w:r>
+        <w:rPr>
+          <w:lang w:val="pt-BR"/>
+        </w:rPr>
+        <w:t xml:space="preserve">Qual é a função do compilador javac? </w:t>
+      </w:r>
+    </w:p>
+    <w:p>
+      <w:pPr>
+        <w:numPr>
+          <w:ilvl w:val="0"/>
+          <w:numId w:val="26"/>
+        </w:numPr>
+        <w:rPr>
+          <w:lang w:val="pt-BR"/>
+        </w:rPr>
+      </w:pPr>
+      <w:r>
+        <w:rPr>
+          <w:lang w:val="pt-BR"/>
+        </w:rPr>
+        <w:t xml:space="preserve">O que é bytecode e por que ele torna o Java portátil? </w:t>
+      </w:r>
+    </w:p>
+    <w:p>
+      <w:pPr>
+        <w:numPr>
+          <w:ilvl w:val="0"/>
+          <w:numId w:val="26"/>
+        </w:numPr>
+        <w:rPr>
+          <w:lang w:val="pt-BR"/>
+        </w:rPr>
+      </w:pPr>
+      <w:r>
+        <w:rPr>
+          <w:lang w:val="pt-BR"/>
+        </w:rPr>
+        <w:t xml:space="preserve">Qual comando é utilizado para executar um programa Java compilado? </w:t>
+      </w:r>
+    </w:p>
+    <w:p>
+      <w:pPr>
+        <w:numPr>
+          <w:ilvl w:val="0"/>
+          <w:numId w:val="26"/>
+        </w:numPr>
+        <w:rPr>
+          <w:lang w:val="pt-BR"/>
+        </w:rPr>
+      </w:pPr>
+      <w:r>
+        <w:rPr>
+          <w:lang w:val="pt-BR"/>
+        </w:rPr>
+        <w:t xml:space="preserve">Para que serve o JAVA_HOME? </w:t>
+      </w:r>
+    </w:p>
+    <w:p>
+      <w:pPr>
+        <w:numPr>
+          <w:ilvl w:val="0"/>
+          <w:numId w:val="26"/>
+        </w:numPr>
+        <w:rPr>
+          <w:lang w:val="pt-BR"/>
+        </w:rPr>
+      </w:pPr>
+      <w:r>
+        <w:rPr>
+          <w:lang w:val="pt-BR"/>
+        </w:rPr>
+        <w:lastRenderedPageBreak/>
+        <w:t xml:space="preserve">O que acontece se o diretório bin do JDK não estiver no PATH? </w:t>
+      </w:r>
+    </w:p>
+    <w:p>
+      <w:pPr>
+        <w:numPr>
+          <w:ilvl w:val="0"/>
+          <w:numId w:val="26"/>
+        </w:numPr>
+        <w:rPr>
+          <w:lang w:val="pt-BR"/>
+        </w:rPr>
+      </w:pPr>
+      <w:r>
+        <w:rPr>
+          <w:lang w:val="pt-BR"/>
+        </w:rPr>
+        <w:t xml:space="preserve">Qual é a vantagem do JShell? </w:t>
+      </w:r>
+    </w:p>
+    <w:p>
+      <w:pPr>
+        <w:numPr>
+          <w:ilvl w:val="0"/>
+          <w:numId w:val="26"/>
+        </w:numPr>
+        <w:rPr>
+          <w:lang w:val="pt-BR"/>
+        </w:rPr>
+      </w:pPr>
+      <w:r>
+        <w:rPr>
+          <w:lang w:val="pt-BR"/>
+        </w:rPr>
+        <w:t xml:space="preserve">Monte a estrutura de um projeto Java simples e explique a função de cada pasta. </w:t>
+      </w:r>
+    </w:p>
+    <w:p>
+      <w:pPr>
+        <w:numPr>
+          <w:ilvl w:val="0"/>
+          <w:numId w:val="26"/>
+        </w:numPr>
+        <w:rPr>
+          <w:lang w:val="pt-BR"/>
+        </w:rPr>
+      </w:pPr>
+      <w:r>
+        <w:rPr>
+          <w:lang w:val="pt-BR"/>
+        </w:rPr>
+        <w:t xml:space="preserve">Pesquise a diferença entre versões LTS e não LTS do Java. </w:t>
+      </w:r>
+    </w:p>
+    <w:p>
+      <w:pPr>
+        <w:numPr>
+          <w:ilvl w:val="0"/>
+          <w:numId w:val="26"/>
+        </w:numPr>
+        <w:rPr>
+          <w:lang w:val="pt-BR"/>
+        </w:rPr>
+      </w:pPr>
+      <w:r>
+        <w:rPr>
+          <w:lang w:val="pt-BR"/>
+        </w:rPr>
+        <w:t>Crie um programa OlaMundo.java, compile-o manualmente com javac e execute-o pelo terminal.</w:t>
       </w:r>
     </w:p>
     <w:p/>
@@ -4447,6 +9105,530 @@
     </w:lvl>
   </w:abstractNum>
   <w:abstractNum w:abstractNumId="10" w15:restartNumberingAfterBreak="0">
+    <w:nsid w:val="03A464B1"/>
+    <w:multiLevelType w:val="multilevel"/>
+    <w:tmpl w:val="4B521154"/>
+    <w:lvl w:ilvl="0">
+      <w:start w:val="1"/>
+      <w:numFmt w:val="decimal"/>
+      <w:lvlText w:val="%1."/>
+      <w:lvlJc w:val="left"/>
+      <w:pPr>
+        <w:tabs>
+          <w:tab w:val="num" w:pos="720"/>
+        </w:tabs>
+        <w:ind w:left="720" w:hanging="360"/>
+      </w:pPr>
+    </w:lvl>
+    <w:lvl w:ilvl="1" w:tentative="1">
+      <w:start w:val="1"/>
+      <w:numFmt w:val="decimal"/>
+      <w:lvlText w:val="%2."/>
+      <w:lvlJc w:val="left"/>
+      <w:pPr>
+        <w:tabs>
+          <w:tab w:val="num" w:pos="1440"/>
+        </w:tabs>
+        <w:ind w:left="1440" w:hanging="360"/>
+      </w:pPr>
+    </w:lvl>
+    <w:lvl w:ilvl="2" w:tentative="1">
+      <w:start w:val="1"/>
+      <w:numFmt w:val="decimal"/>
+      <w:lvlText w:val="%3."/>
+      <w:lvlJc w:val="left"/>
+      <w:pPr>
+        <w:tabs>
+          <w:tab w:val="num" w:pos="2160"/>
+        </w:tabs>
+        <w:ind w:left="2160" w:hanging="360"/>
+      </w:pPr>
+    </w:lvl>
+    <w:lvl w:ilvl="3" w:tentative="1">
+      <w:start w:val="1"/>
+      <w:numFmt w:val="decimal"/>
+      <w:lvlText w:val="%4."/>
+      <w:lvlJc w:val="left"/>
+      <w:pPr>
+        <w:tabs>
+          <w:tab w:val="num" w:pos="2880"/>
+        </w:tabs>
+        <w:ind w:left="2880" w:hanging="360"/>
+      </w:pPr>
+    </w:lvl>
+    <w:lvl w:ilvl="4" w:tentative="1">
+      <w:start w:val="1"/>
+      <w:numFmt w:val="decimal"/>
+      <w:lvlText w:val="%5."/>
+      <w:lvlJc w:val="left"/>
+      <w:pPr>
+        <w:tabs>
+          <w:tab w:val="num" w:pos="3600"/>
+        </w:tabs>
+        <w:ind w:left="3600" w:hanging="360"/>
+      </w:pPr>
+    </w:lvl>
+    <w:lvl w:ilvl="5" w:tentative="1">
+      <w:start w:val="1"/>
+      <w:numFmt w:val="decimal"/>
+      <w:lvlText w:val="%6."/>
+      <w:lvlJc w:val="left"/>
+      <w:pPr>
+        <w:tabs>
+          <w:tab w:val="num" w:pos="4320"/>
+        </w:tabs>
+        <w:ind w:left="4320" w:hanging="360"/>
+      </w:pPr>
+    </w:lvl>
+    <w:lvl w:ilvl="6" w:tentative="1">
+      <w:start w:val="1"/>
+      <w:numFmt w:val="decimal"/>
+      <w:lvlText w:val="%7."/>
+      <w:lvlJc w:val="left"/>
+      <w:pPr>
+        <w:tabs>
+          <w:tab w:val="num" w:pos="5040"/>
+        </w:tabs>
+        <w:ind w:left="5040" w:hanging="360"/>
+      </w:pPr>
+    </w:lvl>
+    <w:lvl w:ilvl="7" w:tentative="1">
+      <w:start w:val="1"/>
+      <w:numFmt w:val="decimal"/>
+      <w:lvlText w:val="%8."/>
+      <w:lvlJc w:val="left"/>
+      <w:pPr>
+        <w:tabs>
+          <w:tab w:val="num" w:pos="5760"/>
+        </w:tabs>
+        <w:ind w:left="5760" w:hanging="360"/>
+      </w:pPr>
+    </w:lvl>
+    <w:lvl w:ilvl="8" w:tentative="1">
+      <w:start w:val="1"/>
+      <w:numFmt w:val="decimal"/>
+      <w:lvlText w:val="%9."/>
+      <w:lvlJc w:val="left"/>
+      <w:pPr>
+        <w:tabs>
+          <w:tab w:val="num" w:pos="6480"/>
+        </w:tabs>
+        <w:ind w:left="6480" w:hanging="360"/>
+      </w:pPr>
+    </w:lvl>
+  </w:abstractNum>
+  <w:abstractNum w:abstractNumId="11" w15:restartNumberingAfterBreak="0">
+    <w:nsid w:val="182E56DF"/>
+    <w:multiLevelType w:val="multilevel"/>
+    <w:tmpl w:val="032266EA"/>
+    <w:lvl w:ilvl="0">
+      <w:start w:val="1"/>
+      <w:numFmt w:val="bullet"/>
+      <w:lvlText w:val=""/>
+      <w:lvlJc w:val="left"/>
+      <w:pPr>
+        <w:tabs>
+          <w:tab w:val="num" w:pos="720"/>
+        </w:tabs>
+        <w:ind w:left="720" w:hanging="360"/>
+      </w:pPr>
+      <w:rPr>
+        <w:rFonts w:ascii="Symbol" w:hAnsi="Symbol" w:hint="default"/>
+        <w:sz w:val="20"/>
+      </w:rPr>
+    </w:lvl>
+    <w:lvl w:ilvl="1" w:tentative="1">
+      <w:start w:val="1"/>
+      <w:numFmt w:val="bullet"/>
+      <w:lvlText w:val="o"/>
+      <w:lvlJc w:val="left"/>
+      <w:pPr>
+        <w:tabs>
+          <w:tab w:val="num" w:pos="1440"/>
+        </w:tabs>
+        <w:ind w:left="1440" w:hanging="360"/>
+      </w:pPr>
+      <w:rPr>
+        <w:rFonts w:ascii="Courier New" w:hAnsi="Courier New" w:hint="default"/>
+        <w:sz w:val="20"/>
+      </w:rPr>
+    </w:lvl>
+    <w:lvl w:ilvl="2" w:tentative="1">
+      <w:start w:val="1"/>
+      <w:numFmt w:val="bullet"/>
+      <w:lvlText w:val=""/>
+      <w:lvlJc w:val="left"/>
+      <w:pPr>
+        <w:tabs>
+          <w:tab w:val="num" w:pos="2160"/>
+        </w:tabs>
+        <w:ind w:left="2160" w:hanging="360"/>
+      </w:pPr>
+      <w:rPr>
+        <w:rFonts w:ascii="Wingdings" w:hAnsi="Wingdings" w:hint="default"/>
+        <w:sz w:val="20"/>
+      </w:rPr>
+    </w:lvl>
+    <w:lvl w:ilvl="3" w:tentative="1">
+      <w:start w:val="1"/>
+      <w:numFmt w:val="bullet"/>
+      <w:lvlText w:val=""/>
+      <w:lvlJc w:val="left"/>
+      <w:pPr>
+        <w:tabs>
+          <w:tab w:val="num" w:pos="2880"/>
+        </w:tabs>
+        <w:ind w:left="2880" w:hanging="360"/>
+      </w:pPr>
+      <w:rPr>
+        <w:rFonts w:ascii="Wingdings" w:hAnsi="Wingdings" w:hint="default"/>
+        <w:sz w:val="20"/>
+      </w:rPr>
+    </w:lvl>
+    <w:lvl w:ilvl="4" w:tentative="1">
+      <w:start w:val="1"/>
+      <w:numFmt w:val="bullet"/>
+      <w:lvlText w:val=""/>
+      <w:lvlJc w:val="left"/>
+      <w:pPr>
+        <w:tabs>
+          <w:tab w:val="num" w:pos="3600"/>
+        </w:tabs>
+        <w:ind w:left="3600" w:hanging="360"/>
+      </w:pPr>
+      <w:rPr>
+        <w:rFonts w:ascii="Wingdings" w:hAnsi="Wingdings" w:hint="default"/>
+        <w:sz w:val="20"/>
+      </w:rPr>
+    </w:lvl>
+    <w:lvl w:ilvl="5" w:tentative="1">
+      <w:start w:val="1"/>
+      <w:numFmt w:val="bullet"/>
+      <w:lvlText w:val=""/>
+      <w:lvlJc w:val="left"/>
+      <w:pPr>
+        <w:tabs>
+          <w:tab w:val="num" w:pos="4320"/>
+        </w:tabs>
+        <w:ind w:left="4320" w:hanging="360"/>
+      </w:pPr>
+      <w:rPr>
+        <w:rFonts w:ascii="Wingdings" w:hAnsi="Wingdings" w:hint="default"/>
+        <w:sz w:val="20"/>
+      </w:rPr>
+    </w:lvl>
+    <w:lvl w:ilvl="6" w:tentative="1">
+      <w:start w:val="1"/>
+      <w:numFmt w:val="bullet"/>
+      <w:lvlText w:val=""/>
+      <w:lvlJc w:val="left"/>
+      <w:pPr>
+        <w:tabs>
+          <w:tab w:val="num" w:pos="5040"/>
+        </w:tabs>
+        <w:ind w:left="5040" w:hanging="360"/>
+      </w:pPr>
+      <w:rPr>
+        <w:rFonts w:ascii="Wingdings" w:hAnsi="Wingdings" w:hint="default"/>
+        <w:sz w:val="20"/>
+      </w:rPr>
+    </w:lvl>
+    <w:lvl w:ilvl="7" w:tentative="1">
+      <w:start w:val="1"/>
+      <w:numFmt w:val="bullet"/>
+      <w:lvlText w:val=""/>
+      <w:lvlJc w:val="left"/>
+      <w:pPr>
+        <w:tabs>
+          <w:tab w:val="num" w:pos="5760"/>
+        </w:tabs>
+        <w:ind w:left="5760" w:hanging="360"/>
+      </w:pPr>
+      <w:rPr>
+        <w:rFonts w:ascii="Wingdings" w:hAnsi="Wingdings" w:hint="default"/>
+        <w:sz w:val="20"/>
+      </w:rPr>
+    </w:lvl>
+    <w:lvl w:ilvl="8" w:tentative="1">
+      <w:start w:val="1"/>
+      <w:numFmt w:val="bullet"/>
+      <w:lvlText w:val=""/>
+      <w:lvlJc w:val="left"/>
+      <w:pPr>
+        <w:tabs>
+          <w:tab w:val="num" w:pos="6480"/>
+        </w:tabs>
+        <w:ind w:left="6480" w:hanging="360"/>
+      </w:pPr>
+      <w:rPr>
+        <w:rFonts w:ascii="Wingdings" w:hAnsi="Wingdings" w:hint="default"/>
+        <w:sz w:val="20"/>
+      </w:rPr>
+    </w:lvl>
+  </w:abstractNum>
+  <w:abstractNum w:abstractNumId="12" w15:restartNumberingAfterBreak="0">
+    <w:nsid w:val="26D57DA6"/>
+    <w:multiLevelType w:val="multilevel"/>
+    <w:tmpl w:val="4BB6184C"/>
+    <w:lvl w:ilvl="0">
+      <w:start w:val="1"/>
+      <w:numFmt w:val="decimal"/>
+      <w:lvlText w:val="%1."/>
+      <w:lvlJc w:val="left"/>
+      <w:pPr>
+        <w:tabs>
+          <w:tab w:val="num" w:pos="720"/>
+        </w:tabs>
+        <w:ind w:left="720" w:hanging="360"/>
+      </w:pPr>
+    </w:lvl>
+    <w:lvl w:ilvl="1" w:tentative="1">
+      <w:start w:val="1"/>
+      <w:numFmt w:val="decimal"/>
+      <w:lvlText w:val="%2."/>
+      <w:lvlJc w:val="left"/>
+      <w:pPr>
+        <w:tabs>
+          <w:tab w:val="num" w:pos="1440"/>
+        </w:tabs>
+        <w:ind w:left="1440" w:hanging="360"/>
+      </w:pPr>
+    </w:lvl>
+    <w:lvl w:ilvl="2" w:tentative="1">
+      <w:start w:val="1"/>
+      <w:numFmt w:val="decimal"/>
+      <w:lvlText w:val="%3."/>
+      <w:lvlJc w:val="left"/>
+      <w:pPr>
+        <w:tabs>
+          <w:tab w:val="num" w:pos="2160"/>
+        </w:tabs>
+        <w:ind w:left="2160" w:hanging="360"/>
+      </w:pPr>
+    </w:lvl>
+    <w:lvl w:ilvl="3" w:tentative="1">
+      <w:start w:val="1"/>
+      <w:numFmt w:val="decimal"/>
+      <w:lvlText w:val="%4."/>
+      <w:lvlJc w:val="left"/>
+      <w:pPr>
+        <w:tabs>
+          <w:tab w:val="num" w:pos="2880"/>
+        </w:tabs>
+        <w:ind w:left="2880" w:hanging="360"/>
+      </w:pPr>
+    </w:lvl>
+    <w:lvl w:ilvl="4" w:tentative="1">
+      <w:start w:val="1"/>
+      <w:numFmt w:val="decimal"/>
+      <w:lvlText w:val="%5."/>
+      <w:lvlJc w:val="left"/>
+      <w:pPr>
+        <w:tabs>
+          <w:tab w:val="num" w:pos="3600"/>
+        </w:tabs>
+        <w:ind w:left="3600" w:hanging="360"/>
+      </w:pPr>
+    </w:lvl>
+    <w:lvl w:ilvl="5" w:tentative="1">
+      <w:start w:val="1"/>
+      <w:numFmt w:val="decimal"/>
+      <w:lvlText w:val="%6."/>
+      <w:lvlJc w:val="left"/>
+      <w:pPr>
+        <w:tabs>
+          <w:tab w:val="num" w:pos="4320"/>
+        </w:tabs>
+        <w:ind w:left="4320" w:hanging="360"/>
+      </w:pPr>
+    </w:lvl>
+    <w:lvl w:ilvl="6" w:tentative="1">
+      <w:start w:val="1"/>
+      <w:numFmt w:val="decimal"/>
+      <w:lvlText w:val="%7."/>
+      <w:lvlJc w:val="left"/>
+      <w:pPr>
+        <w:tabs>
+          <w:tab w:val="num" w:pos="5040"/>
+        </w:tabs>
+        <w:ind w:left="5040" w:hanging="360"/>
+      </w:pPr>
+    </w:lvl>
+    <w:lvl w:ilvl="7" w:tentative="1">
+      <w:start w:val="1"/>
+      <w:numFmt w:val="decimal"/>
+      <w:lvlText w:val="%8."/>
+      <w:lvlJc w:val="left"/>
+      <w:pPr>
+        <w:tabs>
+          <w:tab w:val="num" w:pos="5760"/>
+        </w:tabs>
+        <w:ind w:left="5760" w:hanging="360"/>
+      </w:pPr>
+    </w:lvl>
+    <w:lvl w:ilvl="8" w:tentative="1">
+      <w:start w:val="1"/>
+      <w:numFmt w:val="decimal"/>
+      <w:lvlText w:val="%9."/>
+      <w:lvlJc w:val="left"/>
+      <w:pPr>
+        <w:tabs>
+          <w:tab w:val="num" w:pos="6480"/>
+        </w:tabs>
+        <w:ind w:left="6480" w:hanging="360"/>
+      </w:pPr>
+    </w:lvl>
+  </w:abstractNum>
+  <w:abstractNum w:abstractNumId="13" w15:restartNumberingAfterBreak="0">
+    <w:nsid w:val="27C8693B"/>
+    <w:multiLevelType w:val="multilevel"/>
+    <w:tmpl w:val="8960D282"/>
+    <w:lvl w:ilvl="0">
+      <w:start w:val="1"/>
+      <w:numFmt w:val="bullet"/>
+      <w:lvlText w:val=""/>
+      <w:lvlJc w:val="left"/>
+      <w:pPr>
+        <w:tabs>
+          <w:tab w:val="num" w:pos="720"/>
+        </w:tabs>
+        <w:ind w:left="720" w:hanging="360"/>
+      </w:pPr>
+      <w:rPr>
+        <w:rFonts w:ascii="Symbol" w:hAnsi="Symbol" w:hint="default"/>
+        <w:sz w:val="20"/>
+      </w:rPr>
+    </w:lvl>
+    <w:lvl w:ilvl="1" w:tentative="1">
+      <w:start w:val="1"/>
+      <w:numFmt w:val="bullet"/>
+      <w:lvlText w:val="o"/>
+      <w:lvlJc w:val="left"/>
+      <w:pPr>
+        <w:tabs>
+          <w:tab w:val="num" w:pos="1440"/>
+        </w:tabs>
+        <w:ind w:left="1440" w:hanging="360"/>
+      </w:pPr>
+      <w:rPr>
+        <w:rFonts w:ascii="Courier New" w:hAnsi="Courier New" w:hint="default"/>
+        <w:sz w:val="20"/>
+      </w:rPr>
+    </w:lvl>
+    <w:lvl w:ilvl="2" w:tentative="1">
+      <w:start w:val="1"/>
+      <w:numFmt w:val="bullet"/>
+      <w:lvlText w:val=""/>
+      <w:lvlJc w:val="left"/>
+      <w:pPr>
+        <w:tabs>
+          <w:tab w:val="num" w:pos="2160"/>
+        </w:tabs>
+        <w:ind w:left="2160" w:hanging="360"/>
+      </w:pPr>
+      <w:rPr>
+        <w:rFonts w:ascii="Wingdings" w:hAnsi="Wingdings" w:hint="default"/>
+        <w:sz w:val="20"/>
+      </w:rPr>
+    </w:lvl>
+    <w:lvl w:ilvl="3" w:tentative="1">
+      <w:start w:val="1"/>
+      <w:numFmt w:val="bullet"/>
+      <w:lvlText w:val=""/>
+      <w:lvlJc w:val="left"/>
+      <w:pPr>
+        <w:tabs>
+          <w:tab w:val="num" w:pos="2880"/>
+        </w:tabs>
+        <w:ind w:left="2880" w:hanging="360"/>
+      </w:pPr>
+      <w:rPr>
+        <w:rFonts w:ascii="Wingdings" w:hAnsi="Wingdings" w:hint="default"/>
+        <w:sz w:val="20"/>
+      </w:rPr>
+    </w:lvl>
+    <w:lvl w:ilvl="4" w:tentative="1">
+      <w:start w:val="1"/>
+      <w:numFmt w:val="bullet"/>
+      <w:lvlText w:val=""/>
+      <w:lvlJc w:val="left"/>
+      <w:pPr>
+        <w:tabs>
+          <w:tab w:val="num" w:pos="3600"/>
+        </w:tabs>
+        <w:ind w:left="3600" w:hanging="360"/>
+      </w:pPr>
+      <w:rPr>
+        <w:rFonts w:ascii="Wingdings" w:hAnsi="Wingdings" w:hint="default"/>
+        <w:sz w:val="20"/>
+      </w:rPr>
+    </w:lvl>
+    <w:lvl w:ilvl="5" w:tentative="1">
+      <w:start w:val="1"/>
+      <w:numFmt w:val="bullet"/>
+      <w:lvlText w:val=""/>
+      <w:lvlJc w:val="left"/>
+      <w:pPr>
+        <w:tabs>
+          <w:tab w:val="num" w:pos="4320"/>
+        </w:tabs>
+        <w:ind w:left="4320" w:hanging="360"/>
+      </w:pPr>
+      <w:rPr>
+        <w:rFonts w:ascii="Wingdings" w:hAnsi="Wingdings" w:hint="default"/>
+        <w:sz w:val="20"/>
+      </w:rPr>
+    </w:lvl>
+    <w:lvl w:ilvl="6" w:tentative="1">
+      <w:start w:val="1"/>
+      <w:numFmt w:val="bullet"/>
+      <w:lvlText w:val=""/>
+      <w:lvlJc w:val="left"/>
+      <w:pPr>
+        <w:tabs>
+          <w:tab w:val="num" w:pos="5040"/>
+        </w:tabs>
+        <w:ind w:left="5040" w:hanging="360"/>
+      </w:pPr>
+      <w:rPr>
+        <w:rFonts w:ascii="Wingdings" w:hAnsi="Wingdings" w:hint="default"/>
+        <w:sz w:val="20"/>
+      </w:rPr>
+    </w:lvl>
+    <w:lvl w:ilvl="7" w:tentative="1">
+      <w:start w:val="1"/>
+      <w:numFmt w:val="bullet"/>
+      <w:lvlText w:val=""/>
+      <w:lvlJc w:val="left"/>
+      <w:pPr>
+        <w:tabs>
+          <w:tab w:val="num" w:pos="5760"/>
+        </w:tabs>
+        <w:ind w:left="5760" w:hanging="360"/>
+      </w:pPr>
+      <w:rPr>
+        <w:rFonts w:ascii="Wingdings" w:hAnsi="Wingdings" w:hint="default"/>
+        <w:sz w:val="20"/>
+      </w:rPr>
+    </w:lvl>
+    <w:lvl w:ilvl="8" w:tentative="1">
+      <w:start w:val="1"/>
+      <w:numFmt w:val="bullet"/>
+      <w:lvlText w:val=""/>
+      <w:lvlJc w:val="left"/>
+      <w:pPr>
+        <w:tabs>
+          <w:tab w:val="num" w:pos="6480"/>
+        </w:tabs>
+        <w:ind w:left="6480" w:hanging="360"/>
+      </w:pPr>
+      <w:rPr>
+        <w:rFonts w:ascii="Wingdings" w:hAnsi="Wingdings" w:hint="default"/>
+        <w:sz w:val="20"/>
+      </w:rPr>
+    </w:lvl>
+  </w:abstractNum>
+  <w:abstractNum w:abstractNumId="14" w15:restartNumberingAfterBreak="0">
     <w:nsid w:val="2EC73B87"/>
     <w:multiLevelType w:val="multilevel"/>
     <w:tmpl w:val="E4E02662"/>
@@ -4595,7 +9777,7 @@
       </w:rPr>
     </w:lvl>
   </w:abstractNum>
-  <w:abstractNum w:abstractNumId="11" w15:restartNumberingAfterBreak="0">
+  <w:abstractNum w:abstractNumId="15" w15:restartNumberingAfterBreak="0">
     <w:nsid w:val="38792DD1"/>
     <w:multiLevelType w:val="multilevel"/>
     <w:tmpl w:val="CBE6C332"/>
@@ -4744,7 +9926,156 @@
       </w:rPr>
     </w:lvl>
   </w:abstractNum>
-  <w:abstractNum w:abstractNumId="12" w15:restartNumberingAfterBreak="0">
+  <w:abstractNum w:abstractNumId="16" w15:restartNumberingAfterBreak="0">
+    <w:nsid w:val="3ADE0D80"/>
+    <w:multiLevelType w:val="multilevel"/>
+    <w:tmpl w:val="217603D0"/>
+    <w:lvl w:ilvl="0">
+      <w:start w:val="1"/>
+      <w:numFmt w:val="bullet"/>
+      <w:lvlText w:val=""/>
+      <w:lvlJc w:val="left"/>
+      <w:pPr>
+        <w:tabs>
+          <w:tab w:val="num" w:pos="720"/>
+        </w:tabs>
+        <w:ind w:left="720" w:hanging="360"/>
+      </w:pPr>
+      <w:rPr>
+        <w:rFonts w:ascii="Symbol" w:hAnsi="Symbol" w:hint="default"/>
+        <w:sz w:val="20"/>
+      </w:rPr>
+    </w:lvl>
+    <w:lvl w:ilvl="1" w:tentative="1">
+      <w:start w:val="1"/>
+      <w:numFmt w:val="bullet"/>
+      <w:lvlText w:val="o"/>
+      <w:lvlJc w:val="left"/>
+      <w:pPr>
+        <w:tabs>
+          <w:tab w:val="num" w:pos="1440"/>
+        </w:tabs>
+        <w:ind w:left="1440" w:hanging="360"/>
+      </w:pPr>
+      <w:rPr>
+        <w:rFonts w:ascii="Courier New" w:hAnsi="Courier New" w:hint="default"/>
+        <w:sz w:val="20"/>
+      </w:rPr>
+    </w:lvl>
+    <w:lvl w:ilvl="2" w:tentative="1">
+      <w:start w:val="1"/>
+      <w:numFmt w:val="bullet"/>
+      <w:lvlText w:val=""/>
+      <w:lvlJc w:val="left"/>
+      <w:pPr>
+        <w:tabs>
+          <w:tab w:val="num" w:pos="2160"/>
+        </w:tabs>
+        <w:ind w:left="2160" w:hanging="360"/>
+      </w:pPr>
+      <w:rPr>
+        <w:rFonts w:ascii="Wingdings" w:hAnsi="Wingdings" w:hint="default"/>
+        <w:sz w:val="20"/>
+      </w:rPr>
+    </w:lvl>
+    <w:lvl w:ilvl="3" w:tentative="1">
+      <w:start w:val="1"/>
+      <w:numFmt w:val="bullet"/>
+      <w:lvlText w:val=""/>
+      <w:lvlJc w:val="left"/>
+      <w:pPr>
+        <w:tabs>
+          <w:tab w:val="num" w:pos="2880"/>
+        </w:tabs>
+        <w:ind w:left="2880" w:hanging="360"/>
+      </w:pPr>
+      <w:rPr>
+        <w:rFonts w:ascii="Wingdings" w:hAnsi="Wingdings" w:hint="default"/>
+        <w:sz w:val="20"/>
+      </w:rPr>
+    </w:lvl>
+    <w:lvl w:ilvl="4" w:tentative="1">
+      <w:start w:val="1"/>
+      <w:numFmt w:val="bullet"/>
+      <w:lvlText w:val=""/>
+      <w:lvlJc w:val="left"/>
+      <w:pPr>
+        <w:tabs>
+          <w:tab w:val="num" w:pos="3600"/>
+        </w:tabs>
+        <w:ind w:left="3600" w:hanging="360"/>
+      </w:pPr>
+      <w:rPr>
+        <w:rFonts w:ascii="Wingdings" w:hAnsi="Wingdings" w:hint="default"/>
+        <w:sz w:val="20"/>
+      </w:rPr>
+    </w:lvl>
+    <w:lvl w:ilvl="5" w:tentative="1">
+      <w:start w:val="1"/>
+      <w:numFmt w:val="bullet"/>
+      <w:lvlText w:val=""/>
+      <w:lvlJc w:val="left"/>
+      <w:pPr>
+        <w:tabs>
+          <w:tab w:val="num" w:pos="4320"/>
+        </w:tabs>
+        <w:ind w:left="4320" w:hanging="360"/>
+      </w:pPr>
+      <w:rPr>
+        <w:rFonts w:ascii="Wingdings" w:hAnsi="Wingdings" w:hint="default"/>
+        <w:sz w:val="20"/>
+      </w:rPr>
+    </w:lvl>
+    <w:lvl w:ilvl="6" w:tentative="1">
+      <w:start w:val="1"/>
+      <w:numFmt w:val="bullet"/>
+      <w:lvlText w:val=""/>
+      <w:lvlJc w:val="left"/>
+      <w:pPr>
+        <w:tabs>
+          <w:tab w:val="num" w:pos="5040"/>
+        </w:tabs>
+        <w:ind w:left="5040" w:hanging="360"/>
+      </w:pPr>
+      <w:rPr>
+        <w:rFonts w:ascii="Wingdings" w:hAnsi="Wingdings" w:hint="default"/>
+        <w:sz w:val="20"/>
+      </w:rPr>
+    </w:lvl>
+    <w:lvl w:ilvl="7" w:tentative="1">
+      <w:start w:val="1"/>
+      <w:numFmt w:val="bullet"/>
+      <w:lvlText w:val=""/>
+      <w:lvlJc w:val="left"/>
+      <w:pPr>
+        <w:tabs>
+          <w:tab w:val="num" w:pos="5760"/>
+        </w:tabs>
+        <w:ind w:left="5760" w:hanging="360"/>
+      </w:pPr>
+      <w:rPr>
+        <w:rFonts w:ascii="Wingdings" w:hAnsi="Wingdings" w:hint="default"/>
+        <w:sz w:val="20"/>
+      </w:rPr>
+    </w:lvl>
+    <w:lvl w:ilvl="8" w:tentative="1">
+      <w:start w:val="1"/>
+      <w:numFmt w:val="bullet"/>
+      <w:lvlText w:val=""/>
+      <w:lvlJc w:val="left"/>
+      <w:pPr>
+        <w:tabs>
+          <w:tab w:val="num" w:pos="6480"/>
+        </w:tabs>
+        <w:ind w:left="6480" w:hanging="360"/>
+      </w:pPr>
+      <w:rPr>
+        <w:rFonts w:ascii="Wingdings" w:hAnsi="Wingdings" w:hint="default"/>
+        <w:sz w:val="20"/>
+      </w:rPr>
+    </w:lvl>
+  </w:abstractNum>
+  <w:abstractNum w:abstractNumId="17" w15:restartNumberingAfterBreak="0">
     <w:nsid w:val="3EF16EF1"/>
     <w:multiLevelType w:val="multilevel"/>
     <w:tmpl w:val="B2DAF452"/>
@@ -4893,7 +10224,454 @@
       </w:rPr>
     </w:lvl>
   </w:abstractNum>
-  <w:abstractNum w:abstractNumId="13" w15:restartNumberingAfterBreak="0">
+  <w:abstractNum w:abstractNumId="18" w15:restartNumberingAfterBreak="0">
+    <w:nsid w:val="53E54BA6"/>
+    <w:multiLevelType w:val="multilevel"/>
+    <w:tmpl w:val="ACDCFE96"/>
+    <w:lvl w:ilvl="0">
+      <w:start w:val="1"/>
+      <w:numFmt w:val="bullet"/>
+      <w:lvlText w:val=""/>
+      <w:lvlJc w:val="left"/>
+      <w:pPr>
+        <w:tabs>
+          <w:tab w:val="num" w:pos="720"/>
+        </w:tabs>
+        <w:ind w:left="720" w:hanging="360"/>
+      </w:pPr>
+      <w:rPr>
+        <w:rFonts w:ascii="Symbol" w:hAnsi="Symbol" w:hint="default"/>
+        <w:sz w:val="20"/>
+      </w:rPr>
+    </w:lvl>
+    <w:lvl w:ilvl="1" w:tentative="1">
+      <w:start w:val="1"/>
+      <w:numFmt w:val="bullet"/>
+      <w:lvlText w:val="o"/>
+      <w:lvlJc w:val="left"/>
+      <w:pPr>
+        <w:tabs>
+          <w:tab w:val="num" w:pos="1440"/>
+        </w:tabs>
+        <w:ind w:left="1440" w:hanging="360"/>
+      </w:pPr>
+      <w:rPr>
+        <w:rFonts w:ascii="Courier New" w:hAnsi="Courier New" w:hint="default"/>
+        <w:sz w:val="20"/>
+      </w:rPr>
+    </w:lvl>
+    <w:lvl w:ilvl="2" w:tentative="1">
+      <w:start w:val="1"/>
+      <w:numFmt w:val="bullet"/>
+      <w:lvlText w:val=""/>
+      <w:lvlJc w:val="left"/>
+      <w:pPr>
+        <w:tabs>
+          <w:tab w:val="num" w:pos="2160"/>
+        </w:tabs>
+        <w:ind w:left="2160" w:hanging="360"/>
+      </w:pPr>
+      <w:rPr>
+        <w:rFonts w:ascii="Wingdings" w:hAnsi="Wingdings" w:hint="default"/>
+        <w:sz w:val="20"/>
+      </w:rPr>
+    </w:lvl>
+    <w:lvl w:ilvl="3" w:tentative="1">
+      <w:start w:val="1"/>
+      <w:numFmt w:val="bullet"/>
+      <w:lvlText w:val=""/>
+      <w:lvlJc w:val="left"/>
+      <w:pPr>
+        <w:tabs>
+          <w:tab w:val="num" w:pos="2880"/>
+        </w:tabs>
+        <w:ind w:left="2880" w:hanging="360"/>
+      </w:pPr>
+      <w:rPr>
+        <w:rFonts w:ascii="Wingdings" w:hAnsi="Wingdings" w:hint="default"/>
+        <w:sz w:val="20"/>
+      </w:rPr>
+    </w:lvl>
+    <w:lvl w:ilvl="4" w:tentative="1">
+      <w:start w:val="1"/>
+      <w:numFmt w:val="bullet"/>
+      <w:lvlText w:val=""/>
+      <w:lvlJc w:val="left"/>
+      <w:pPr>
+        <w:tabs>
+          <w:tab w:val="num" w:pos="3600"/>
+        </w:tabs>
+        <w:ind w:left="3600" w:hanging="360"/>
+      </w:pPr>
+      <w:rPr>
+        <w:rFonts w:ascii="Wingdings" w:hAnsi="Wingdings" w:hint="default"/>
+        <w:sz w:val="20"/>
+      </w:rPr>
+    </w:lvl>
+    <w:lvl w:ilvl="5" w:tentative="1">
+      <w:start w:val="1"/>
+      <w:numFmt w:val="bullet"/>
+      <w:lvlText w:val=""/>
+      <w:lvlJc w:val="left"/>
+      <w:pPr>
+        <w:tabs>
+          <w:tab w:val="num" w:pos="4320"/>
+        </w:tabs>
+        <w:ind w:left="4320" w:hanging="360"/>
+      </w:pPr>
+      <w:rPr>
+        <w:rFonts w:ascii="Wingdings" w:hAnsi="Wingdings" w:hint="default"/>
+        <w:sz w:val="20"/>
+      </w:rPr>
+    </w:lvl>
+    <w:lvl w:ilvl="6" w:tentative="1">
+      <w:start w:val="1"/>
+      <w:numFmt w:val="bullet"/>
+      <w:lvlText w:val=""/>
+      <w:lvlJc w:val="left"/>
+      <w:pPr>
+        <w:tabs>
+          <w:tab w:val="num" w:pos="5040"/>
+        </w:tabs>
+        <w:ind w:left="5040" w:hanging="360"/>
+      </w:pPr>
+      <w:rPr>
+        <w:rFonts w:ascii="Wingdings" w:hAnsi="Wingdings" w:hint="default"/>
+        <w:sz w:val="20"/>
+      </w:rPr>
+    </w:lvl>
+    <w:lvl w:ilvl="7" w:tentative="1">
+      <w:start w:val="1"/>
+      <w:numFmt w:val="bullet"/>
+      <w:lvlText w:val=""/>
+      <w:lvlJc w:val="left"/>
+      <w:pPr>
+        <w:tabs>
+          <w:tab w:val="num" w:pos="5760"/>
+        </w:tabs>
+        <w:ind w:left="5760" w:hanging="360"/>
+      </w:pPr>
+      <w:rPr>
+        <w:rFonts w:ascii="Wingdings" w:hAnsi="Wingdings" w:hint="default"/>
+        <w:sz w:val="20"/>
+      </w:rPr>
+    </w:lvl>
+    <w:lvl w:ilvl="8" w:tentative="1">
+      <w:start w:val="1"/>
+      <w:numFmt w:val="bullet"/>
+      <w:lvlText w:val=""/>
+      <w:lvlJc w:val="left"/>
+      <w:pPr>
+        <w:tabs>
+          <w:tab w:val="num" w:pos="6480"/>
+        </w:tabs>
+        <w:ind w:left="6480" w:hanging="360"/>
+      </w:pPr>
+      <w:rPr>
+        <w:rFonts w:ascii="Wingdings" w:hAnsi="Wingdings" w:hint="default"/>
+        <w:sz w:val="20"/>
+      </w:rPr>
+    </w:lvl>
+  </w:abstractNum>
+  <w:abstractNum w:abstractNumId="19" w15:restartNumberingAfterBreak="0">
+    <w:nsid w:val="569C6E6D"/>
+    <w:multiLevelType w:val="multilevel"/>
+    <w:tmpl w:val="41BAE1D6"/>
+    <w:lvl w:ilvl="0">
+      <w:start w:val="1"/>
+      <w:numFmt w:val="bullet"/>
+      <w:lvlText w:val=""/>
+      <w:lvlJc w:val="left"/>
+      <w:pPr>
+        <w:tabs>
+          <w:tab w:val="num" w:pos="720"/>
+        </w:tabs>
+        <w:ind w:left="720" w:hanging="360"/>
+      </w:pPr>
+      <w:rPr>
+        <w:rFonts w:ascii="Symbol" w:hAnsi="Symbol" w:hint="default"/>
+        <w:sz w:val="20"/>
+      </w:rPr>
+    </w:lvl>
+    <w:lvl w:ilvl="1" w:tentative="1">
+      <w:start w:val="1"/>
+      <w:numFmt w:val="bullet"/>
+      <w:lvlText w:val="o"/>
+      <w:lvlJc w:val="left"/>
+      <w:pPr>
+        <w:tabs>
+          <w:tab w:val="num" w:pos="1440"/>
+        </w:tabs>
+        <w:ind w:left="1440" w:hanging="360"/>
+      </w:pPr>
+      <w:rPr>
+        <w:rFonts w:ascii="Courier New" w:hAnsi="Courier New" w:hint="default"/>
+        <w:sz w:val="20"/>
+      </w:rPr>
+    </w:lvl>
+    <w:lvl w:ilvl="2" w:tentative="1">
+      <w:start w:val="1"/>
+      <w:numFmt w:val="bullet"/>
+      <w:lvlText w:val=""/>
+      <w:lvlJc w:val="left"/>
+      <w:pPr>
+        <w:tabs>
+          <w:tab w:val="num" w:pos="2160"/>
+        </w:tabs>
+        <w:ind w:left="2160" w:hanging="360"/>
+      </w:pPr>
+      <w:rPr>
+        <w:rFonts w:ascii="Wingdings" w:hAnsi="Wingdings" w:hint="default"/>
+        <w:sz w:val="20"/>
+      </w:rPr>
+    </w:lvl>
+    <w:lvl w:ilvl="3" w:tentative="1">
+      <w:start w:val="1"/>
+      <w:numFmt w:val="bullet"/>
+      <w:lvlText w:val=""/>
+      <w:lvlJc w:val="left"/>
+      <w:pPr>
+        <w:tabs>
+          <w:tab w:val="num" w:pos="2880"/>
+        </w:tabs>
+        <w:ind w:left="2880" w:hanging="360"/>
+      </w:pPr>
+      <w:rPr>
+        <w:rFonts w:ascii="Wingdings" w:hAnsi="Wingdings" w:hint="default"/>
+        <w:sz w:val="20"/>
+      </w:rPr>
+    </w:lvl>
+    <w:lvl w:ilvl="4" w:tentative="1">
+      <w:start w:val="1"/>
+      <w:numFmt w:val="bullet"/>
+      <w:lvlText w:val=""/>
+      <w:lvlJc w:val="left"/>
+      <w:pPr>
+        <w:tabs>
+          <w:tab w:val="num" w:pos="3600"/>
+        </w:tabs>
+        <w:ind w:left="3600" w:hanging="360"/>
+      </w:pPr>
+      <w:rPr>
+        <w:rFonts w:ascii="Wingdings" w:hAnsi="Wingdings" w:hint="default"/>
+        <w:sz w:val="20"/>
+      </w:rPr>
+    </w:lvl>
+    <w:lvl w:ilvl="5" w:tentative="1">
+      <w:start w:val="1"/>
+      <w:numFmt w:val="bullet"/>
+      <w:lvlText w:val=""/>
+      <w:lvlJc w:val="left"/>
+      <w:pPr>
+        <w:tabs>
+          <w:tab w:val="num" w:pos="4320"/>
+        </w:tabs>
+        <w:ind w:left="4320" w:hanging="360"/>
+      </w:pPr>
+      <w:rPr>
+        <w:rFonts w:ascii="Wingdings" w:hAnsi="Wingdings" w:hint="default"/>
+        <w:sz w:val="20"/>
+      </w:rPr>
+    </w:lvl>
+    <w:lvl w:ilvl="6" w:tentative="1">
+      <w:start w:val="1"/>
+      <w:numFmt w:val="bullet"/>
+      <w:lvlText w:val=""/>
+      <w:lvlJc w:val="left"/>
+      <w:pPr>
+        <w:tabs>
+          <w:tab w:val="num" w:pos="5040"/>
+        </w:tabs>
+        <w:ind w:left="5040" w:hanging="360"/>
+      </w:pPr>
+      <w:rPr>
+        <w:rFonts w:ascii="Wingdings" w:hAnsi="Wingdings" w:hint="default"/>
+        <w:sz w:val="20"/>
+      </w:rPr>
+    </w:lvl>
+    <w:lvl w:ilvl="7" w:tentative="1">
+      <w:start w:val="1"/>
+      <w:numFmt w:val="bullet"/>
+      <w:lvlText w:val=""/>
+      <w:lvlJc w:val="left"/>
+      <w:pPr>
+        <w:tabs>
+          <w:tab w:val="num" w:pos="5760"/>
+        </w:tabs>
+        <w:ind w:left="5760" w:hanging="360"/>
+      </w:pPr>
+      <w:rPr>
+        <w:rFonts w:ascii="Wingdings" w:hAnsi="Wingdings" w:hint="default"/>
+        <w:sz w:val="20"/>
+      </w:rPr>
+    </w:lvl>
+    <w:lvl w:ilvl="8" w:tentative="1">
+      <w:start w:val="1"/>
+      <w:numFmt w:val="bullet"/>
+      <w:lvlText w:val=""/>
+      <w:lvlJc w:val="left"/>
+      <w:pPr>
+        <w:tabs>
+          <w:tab w:val="num" w:pos="6480"/>
+        </w:tabs>
+        <w:ind w:left="6480" w:hanging="360"/>
+      </w:pPr>
+      <w:rPr>
+        <w:rFonts w:ascii="Wingdings" w:hAnsi="Wingdings" w:hint="default"/>
+        <w:sz w:val="20"/>
+      </w:rPr>
+    </w:lvl>
+  </w:abstractNum>
+  <w:abstractNum w:abstractNumId="20" w15:restartNumberingAfterBreak="0">
+    <w:nsid w:val="570A7490"/>
+    <w:multiLevelType w:val="multilevel"/>
+    <w:tmpl w:val="F93E61CA"/>
+    <w:lvl w:ilvl="0">
+      <w:start w:val="1"/>
+      <w:numFmt w:val="bullet"/>
+      <w:lvlText w:val=""/>
+      <w:lvlJc w:val="left"/>
+      <w:pPr>
+        <w:tabs>
+          <w:tab w:val="num" w:pos="720"/>
+        </w:tabs>
+        <w:ind w:left="720" w:hanging="360"/>
+      </w:pPr>
+      <w:rPr>
+        <w:rFonts w:ascii="Symbol" w:hAnsi="Symbol" w:hint="default"/>
+        <w:sz w:val="20"/>
+      </w:rPr>
+    </w:lvl>
+    <w:lvl w:ilvl="1" w:tentative="1">
+      <w:start w:val="1"/>
+      <w:numFmt w:val="bullet"/>
+      <w:lvlText w:val="o"/>
+      <w:lvlJc w:val="left"/>
+      <w:pPr>
+        <w:tabs>
+          <w:tab w:val="num" w:pos="1440"/>
+        </w:tabs>
+        <w:ind w:left="1440" w:hanging="360"/>
+      </w:pPr>
+      <w:rPr>
+        <w:rFonts w:ascii="Courier New" w:hAnsi="Courier New" w:hint="default"/>
+        <w:sz w:val="20"/>
+      </w:rPr>
+    </w:lvl>
+    <w:lvl w:ilvl="2" w:tentative="1">
+      <w:start w:val="1"/>
+      <w:numFmt w:val="bullet"/>
+      <w:lvlText w:val=""/>
+      <w:lvlJc w:val="left"/>
+      <w:pPr>
+        <w:tabs>
+          <w:tab w:val="num" w:pos="2160"/>
+        </w:tabs>
+        <w:ind w:left="2160" w:hanging="360"/>
+      </w:pPr>
+      <w:rPr>
+        <w:rFonts w:ascii="Wingdings" w:hAnsi="Wingdings" w:hint="default"/>
+        <w:sz w:val="20"/>
+      </w:rPr>
+    </w:lvl>
+    <w:lvl w:ilvl="3" w:tentative="1">
+      <w:start w:val="1"/>
+      <w:numFmt w:val="bullet"/>
+      <w:lvlText w:val=""/>
+      <w:lvlJc w:val="left"/>
+      <w:pPr>
+        <w:tabs>
+          <w:tab w:val="num" w:pos="2880"/>
+        </w:tabs>
+        <w:ind w:left="2880" w:hanging="360"/>
+      </w:pPr>
+      <w:rPr>
+        <w:rFonts w:ascii="Wingdings" w:hAnsi="Wingdings" w:hint="default"/>
+        <w:sz w:val="20"/>
+      </w:rPr>
+    </w:lvl>
+    <w:lvl w:ilvl="4" w:tentative="1">
+      <w:start w:val="1"/>
+      <w:numFmt w:val="bullet"/>
+      <w:lvlText w:val=""/>
+      <w:lvlJc w:val="left"/>
+      <w:pPr>
+        <w:tabs>
+          <w:tab w:val="num" w:pos="3600"/>
+        </w:tabs>
+        <w:ind w:left="3600" w:hanging="360"/>
+      </w:pPr>
+      <w:rPr>
+        <w:rFonts w:ascii="Wingdings" w:hAnsi="Wingdings" w:hint="default"/>
+        <w:sz w:val="20"/>
+      </w:rPr>
+    </w:lvl>
+    <w:lvl w:ilvl="5" w:tentative="1">
+      <w:start w:val="1"/>
+      <w:numFmt w:val="bullet"/>
+      <w:lvlText w:val=""/>
+      <w:lvlJc w:val="left"/>
+      <w:pPr>
+        <w:tabs>
+          <w:tab w:val="num" w:pos="4320"/>
+        </w:tabs>
+        <w:ind w:left="4320" w:hanging="360"/>
+      </w:pPr>
+      <w:rPr>
+        <w:rFonts w:ascii="Wingdings" w:hAnsi="Wingdings" w:hint="default"/>
+        <w:sz w:val="20"/>
+      </w:rPr>
+    </w:lvl>
+    <w:lvl w:ilvl="6" w:tentative="1">
+      <w:start w:val="1"/>
+      <w:numFmt w:val="bullet"/>
+      <w:lvlText w:val=""/>
+      <w:lvlJc w:val="left"/>
+      <w:pPr>
+        <w:tabs>
+          <w:tab w:val="num" w:pos="5040"/>
+        </w:tabs>
+        <w:ind w:left="5040" w:hanging="360"/>
+      </w:pPr>
+      <w:rPr>
+        <w:rFonts w:ascii="Wingdings" w:hAnsi="Wingdings" w:hint="default"/>
+        <w:sz w:val="20"/>
+      </w:rPr>
+    </w:lvl>
+    <w:lvl w:ilvl="7" w:tentative="1">
+      <w:start w:val="1"/>
+      <w:numFmt w:val="bullet"/>
+      <w:lvlText w:val=""/>
+      <w:lvlJc w:val="left"/>
+      <w:pPr>
+        <w:tabs>
+          <w:tab w:val="num" w:pos="5760"/>
+        </w:tabs>
+        <w:ind w:left="5760" w:hanging="360"/>
+      </w:pPr>
+      <w:rPr>
+        <w:rFonts w:ascii="Wingdings" w:hAnsi="Wingdings" w:hint="default"/>
+        <w:sz w:val="20"/>
+      </w:rPr>
+    </w:lvl>
+    <w:lvl w:ilvl="8" w:tentative="1">
+      <w:start w:val="1"/>
+      <w:numFmt w:val="bullet"/>
+      <w:lvlText w:val=""/>
+      <w:lvlJc w:val="left"/>
+      <w:pPr>
+        <w:tabs>
+          <w:tab w:val="num" w:pos="6480"/>
+        </w:tabs>
+        <w:ind w:left="6480" w:hanging="360"/>
+      </w:pPr>
+      <w:rPr>
+        <w:rFonts w:ascii="Wingdings" w:hAnsi="Wingdings" w:hint="default"/>
+        <w:sz w:val="20"/>
+      </w:rPr>
+    </w:lvl>
+  </w:abstractNum>
+  <w:abstractNum w:abstractNumId="21" w15:restartNumberingAfterBreak="0">
     <w:nsid w:val="59B00F6C"/>
     <w:multiLevelType w:val="multilevel"/>
     <w:tmpl w:val="9CD2C620"/>
@@ -5042,7 +10820,156 @@
       </w:rPr>
     </w:lvl>
   </w:abstractNum>
-  <w:abstractNum w:abstractNumId="14" w15:restartNumberingAfterBreak="0">
+  <w:abstractNum w:abstractNumId="22" w15:restartNumberingAfterBreak="0">
+    <w:nsid w:val="5D636A46"/>
+    <w:multiLevelType w:val="multilevel"/>
+    <w:tmpl w:val="9140CE02"/>
+    <w:lvl w:ilvl="0">
+      <w:start w:val="1"/>
+      <w:numFmt w:val="bullet"/>
+      <w:lvlText w:val=""/>
+      <w:lvlJc w:val="left"/>
+      <w:pPr>
+        <w:tabs>
+          <w:tab w:val="num" w:pos="720"/>
+        </w:tabs>
+        <w:ind w:left="720" w:hanging="360"/>
+      </w:pPr>
+      <w:rPr>
+        <w:rFonts w:ascii="Symbol" w:hAnsi="Symbol" w:hint="default"/>
+        <w:sz w:val="20"/>
+      </w:rPr>
+    </w:lvl>
+    <w:lvl w:ilvl="1" w:tentative="1">
+      <w:start w:val="1"/>
+      <w:numFmt w:val="bullet"/>
+      <w:lvlText w:val="o"/>
+      <w:lvlJc w:val="left"/>
+      <w:pPr>
+        <w:tabs>
+          <w:tab w:val="num" w:pos="1440"/>
+        </w:tabs>
+        <w:ind w:left="1440" w:hanging="360"/>
+      </w:pPr>
+      <w:rPr>
+        <w:rFonts w:ascii="Courier New" w:hAnsi="Courier New" w:hint="default"/>
+        <w:sz w:val="20"/>
+      </w:rPr>
+    </w:lvl>
+    <w:lvl w:ilvl="2" w:tentative="1">
+      <w:start w:val="1"/>
+      <w:numFmt w:val="bullet"/>
+      <w:lvlText w:val=""/>
+      <w:lvlJc w:val="left"/>
+      <w:pPr>
+        <w:tabs>
+          <w:tab w:val="num" w:pos="2160"/>
+        </w:tabs>
+        <w:ind w:left="2160" w:hanging="360"/>
+      </w:pPr>
+      <w:rPr>
+        <w:rFonts w:ascii="Wingdings" w:hAnsi="Wingdings" w:hint="default"/>
+        <w:sz w:val="20"/>
+      </w:rPr>
+    </w:lvl>
+    <w:lvl w:ilvl="3" w:tentative="1">
+      <w:start w:val="1"/>
+      <w:numFmt w:val="bullet"/>
+      <w:lvlText w:val=""/>
+      <w:lvlJc w:val="left"/>
+      <w:pPr>
+        <w:tabs>
+          <w:tab w:val="num" w:pos="2880"/>
+        </w:tabs>
+        <w:ind w:left="2880" w:hanging="360"/>
+      </w:pPr>
+      <w:rPr>
+        <w:rFonts w:ascii="Wingdings" w:hAnsi="Wingdings" w:hint="default"/>
+        <w:sz w:val="20"/>
+      </w:rPr>
+    </w:lvl>
+    <w:lvl w:ilvl="4" w:tentative="1">
+      <w:start w:val="1"/>
+      <w:numFmt w:val="bullet"/>
+      <w:lvlText w:val=""/>
+      <w:lvlJc w:val="left"/>
+      <w:pPr>
+        <w:tabs>
+          <w:tab w:val="num" w:pos="3600"/>
+        </w:tabs>
+        <w:ind w:left="3600" w:hanging="360"/>
+      </w:pPr>
+      <w:rPr>
+        <w:rFonts w:ascii="Wingdings" w:hAnsi="Wingdings" w:hint="default"/>
+        <w:sz w:val="20"/>
+      </w:rPr>
+    </w:lvl>
+    <w:lvl w:ilvl="5" w:tentative="1">
+      <w:start w:val="1"/>
+      <w:numFmt w:val="bullet"/>
+      <w:lvlText w:val=""/>
+      <w:lvlJc w:val="left"/>
+      <w:pPr>
+        <w:tabs>
+          <w:tab w:val="num" w:pos="4320"/>
+        </w:tabs>
+        <w:ind w:left="4320" w:hanging="360"/>
+      </w:pPr>
+      <w:rPr>
+        <w:rFonts w:ascii="Wingdings" w:hAnsi="Wingdings" w:hint="default"/>
+        <w:sz w:val="20"/>
+      </w:rPr>
+    </w:lvl>
+    <w:lvl w:ilvl="6" w:tentative="1">
+      <w:start w:val="1"/>
+      <w:numFmt w:val="bullet"/>
+      <w:lvlText w:val=""/>
+      <w:lvlJc w:val="left"/>
+      <w:pPr>
+        <w:tabs>
+          <w:tab w:val="num" w:pos="5040"/>
+        </w:tabs>
+        <w:ind w:left="5040" w:hanging="360"/>
+      </w:pPr>
+      <w:rPr>
+        <w:rFonts w:ascii="Wingdings" w:hAnsi="Wingdings" w:hint="default"/>
+        <w:sz w:val="20"/>
+      </w:rPr>
+    </w:lvl>
+    <w:lvl w:ilvl="7" w:tentative="1">
+      <w:start w:val="1"/>
+      <w:numFmt w:val="bullet"/>
+      <w:lvlText w:val=""/>
+      <w:lvlJc w:val="left"/>
+      <w:pPr>
+        <w:tabs>
+          <w:tab w:val="num" w:pos="5760"/>
+        </w:tabs>
+        <w:ind w:left="5760" w:hanging="360"/>
+      </w:pPr>
+      <w:rPr>
+        <w:rFonts w:ascii="Wingdings" w:hAnsi="Wingdings" w:hint="default"/>
+        <w:sz w:val="20"/>
+      </w:rPr>
+    </w:lvl>
+    <w:lvl w:ilvl="8" w:tentative="1">
+      <w:start w:val="1"/>
+      <w:numFmt w:val="bullet"/>
+      <w:lvlText w:val=""/>
+      <w:lvlJc w:val="left"/>
+      <w:pPr>
+        <w:tabs>
+          <w:tab w:val="num" w:pos="6480"/>
+        </w:tabs>
+        <w:ind w:left="6480" w:hanging="360"/>
+      </w:pPr>
+      <w:rPr>
+        <w:rFonts w:ascii="Wingdings" w:hAnsi="Wingdings" w:hint="default"/>
+        <w:sz w:val="20"/>
+      </w:rPr>
+    </w:lvl>
+  </w:abstractNum>
+  <w:abstractNum w:abstractNumId="23" w15:restartNumberingAfterBreak="0">
     <w:nsid w:val="63EB73BF"/>
     <w:multiLevelType w:val="multilevel"/>
     <w:tmpl w:val="7332C25E"/>
@@ -5155,7 +11082,7 @@
       </w:pPr>
     </w:lvl>
   </w:abstractNum>
-  <w:abstractNum w:abstractNumId="15" w15:restartNumberingAfterBreak="0">
+  <w:abstractNum w:abstractNumId="24" w15:restartNumberingAfterBreak="0">
     <w:nsid w:val="6EE75857"/>
     <w:multiLevelType w:val="multilevel"/>
     <w:tmpl w:val="AD4E0194"/>
@@ -5304,7 +11231,7 @@
       </w:rPr>
     </w:lvl>
   </w:abstractNum>
-  <w:abstractNum w:abstractNumId="16" w15:restartNumberingAfterBreak="0">
+  <w:abstractNum w:abstractNumId="25" w15:restartNumberingAfterBreak="0">
     <w:nsid w:val="7320671D"/>
     <w:multiLevelType w:val="multilevel"/>
     <w:tmpl w:val="1F600B74"/>
@@ -5481,28 +11408,55 @@
     <w:abstractNumId w:val="0"/>
   </w:num>
   <w:num w:numId="10" w16cid:durableId="90047851">
-    <w:abstractNumId w:val="10"/>
+    <w:abstractNumId w:val="14"/>
   </w:num>
   <w:num w:numId="11" w16cid:durableId="1520661050">
     <w:abstractNumId w:val="9"/>
   </w:num>
   <w:num w:numId="12" w16cid:durableId="539710942">
+    <w:abstractNumId w:val="21"/>
+  </w:num>
+  <w:num w:numId="13" w16cid:durableId="1612127022">
+    <w:abstractNumId w:val="25"/>
+  </w:num>
+  <w:num w:numId="14" w16cid:durableId="1793209435">
+    <w:abstractNumId w:val="24"/>
+  </w:num>
+  <w:num w:numId="15" w16cid:durableId="1050105592">
+    <w:abstractNumId w:val="17"/>
+  </w:num>
+  <w:num w:numId="16" w16cid:durableId="1663385946">
+    <w:abstractNumId w:val="15"/>
+  </w:num>
+  <w:num w:numId="17" w16cid:durableId="161891340">
+    <w:abstractNumId w:val="23"/>
+  </w:num>
+  <w:num w:numId="18" w16cid:durableId="714045586">
+    <w:abstractNumId w:val="18"/>
+  </w:num>
+  <w:num w:numId="19" w16cid:durableId="2089839476">
+    <w:abstractNumId w:val="20"/>
+  </w:num>
+  <w:num w:numId="20" w16cid:durableId="976955102">
+    <w:abstractNumId w:val="11"/>
+  </w:num>
+  <w:num w:numId="21" w16cid:durableId="953558186">
+    <w:abstractNumId w:val="19"/>
+  </w:num>
+  <w:num w:numId="22" w16cid:durableId="1267470368">
+    <w:abstractNumId w:val="12"/>
+  </w:num>
+  <w:num w:numId="23" w16cid:durableId="1821918540">
+    <w:abstractNumId w:val="22"/>
+  </w:num>
+  <w:num w:numId="24" w16cid:durableId="619532514">
     <w:abstractNumId w:val="13"/>
   </w:num>
-  <w:num w:numId="13" w16cid:durableId="1612127022">
+  <w:num w:numId="25" w16cid:durableId="1648315666">
     <w:abstractNumId w:val="16"/>
   </w:num>
-  <w:num w:numId="14" w16cid:durableId="1793209435">
-    <w:abstractNumId w:val="15"/>
-  </w:num>
-  <w:num w:numId="15" w16cid:durableId="1050105592">
-    <w:abstractNumId w:val="12"/>
-  </w:num>
-  <w:num w:numId="16" w16cid:durableId="1663385946">
-    <w:abstractNumId w:val="11"/>
-  </w:num>
-  <w:num w:numId="17" w16cid:durableId="161891340">
-    <w:abstractNumId w:val="14"/>
+  <w:num w:numId="26" w16cid:durableId="428627395">
+    <w:abstractNumId w:val="10"/>
   </w:num>
 </w:numbering>
 </file>
